--- a/HidroSentinel_Manual_Usuario.docx
+++ b/HidroSentinel_Manual_Usuario.docx
@@ -12,7 +12,6 @@
         <w:spacing w:after="80"/>
         <w:jc w:val="center"/>
       </w:pPr>
-      <w:proofErr w:type="spellStart"/>
       <w:r>
         <w:rPr>
           <w:rFonts w:ascii="Georgia" w:eastAsia="Georgia" w:hAnsi="Georgia" w:cs="Georgia"/>
@@ -24,7 +23,6 @@
         </w:rPr>
         <w:t>HidroSentinel</w:t>
       </w:r>
-      <w:proofErr w:type="spellEnd"/>
     </w:p>
     <w:p>
       <w:pPr>
@@ -77,12 +75,6 @@
         <w:gridCol w:w="6305"/>
       </w:tblGrid>
       <w:tr>
-        <w:tblPrEx>
-          <w:tblCellMar>
-            <w:top w:w="0" w:type="dxa"/>
-            <w:bottom w:w="0" w:type="dxa"/>
-          </w:tblCellMar>
-        </w:tblPrEx>
         <w:trPr>
           <w:tblHeader/>
         </w:trPr>
@@ -136,12 +128,6 @@
         </w:tc>
       </w:tr>
       <w:tr>
-        <w:tblPrEx>
-          <w:tblCellMar>
-            <w:top w:w="0" w:type="dxa"/>
-            <w:bottom w:w="0" w:type="dxa"/>
-          </w:tblCellMar>
-        </w:tblPrEx>
         <w:tc>
           <w:tcPr>
             <w:tcW w:w="0" w:type="auto"/>
@@ -180,18 +166,12 @@
                 <w:sz w:val="21"/>
                 <w:szCs w:val="21"/>
               </w:rPr>
-              <w:t>1.0</w:t>
+              <w:t>2.0</w:t>
             </w:r>
           </w:p>
         </w:tc>
       </w:tr>
       <w:tr>
-        <w:tblPrEx>
-          <w:tblCellMar>
-            <w:top w:w="0" w:type="dxa"/>
-            <w:bottom w:w="0" w:type="dxa"/>
-          </w:tblCellMar>
-        </w:tblPrEx>
         <w:tc>
           <w:tcPr>
             <w:tcW w:w="0" w:type="auto"/>
@@ -236,12 +216,6 @@
         </w:tc>
       </w:tr>
       <w:tr>
-        <w:tblPrEx>
-          <w:tblCellMar>
-            <w:top w:w="0" w:type="dxa"/>
-            <w:bottom w:w="0" w:type="dxa"/>
-          </w:tblCellMar>
-        </w:tblPrEx>
         <w:tc>
           <w:tcPr>
             <w:tcW w:w="0" w:type="auto"/>
@@ -286,12 +260,6 @@
         </w:tc>
       </w:tr>
       <w:tr>
-        <w:tblPrEx>
-          <w:tblCellMar>
-            <w:top w:w="0" w:type="dxa"/>
-            <w:bottom w:w="0" w:type="dxa"/>
-          </w:tblCellMar>
-        </w:tblPrEx>
         <w:tc>
           <w:tcPr>
             <w:tcW w:w="0" w:type="auto"/>
@@ -338,37 +306,23 @@
     </w:tbl>
     <w:p>
       <w:pPr>
-        <w:spacing w:after="720"/>
-      </w:pPr>
-    </w:p>
-    <w:p>
-      <w:pPr>
         <w:pStyle w:val="Ttulo1"/>
+        <w:numPr>
+          <w:ilvl w:val="0"/>
+          <w:numId w:val="2"/>
+        </w:numPr>
         <w:spacing w:after="120"/>
       </w:pPr>
       <w:r>
-        <w:t>1. Introducción</w:t>
+        <w:t>Introducción</w:t>
       </w:r>
     </w:p>
     <w:p>
       <w:pPr>
         <w:spacing w:after="120"/>
       </w:pPr>
-      <w:proofErr w:type="spellStart"/>
-      <w:r>
-        <w:t>HidroSentinel</w:t>
-      </w:r>
-      <w:proofErr w:type="spellEnd"/>
-      <w:r>
-        <w:t xml:space="preserve"> es una plataforma web para el monitoreo en tiempo real de parámetros fisicoquímicos del agua mediante boyas inteligentes. Permite </w:t>
-      </w:r>
-      <w:proofErr w:type="spellStart"/>
-      <w:r>
-        <w:t>ingestar</w:t>
-      </w:r>
-      <w:proofErr w:type="spellEnd"/>
-      <w:r>
-        <w:t>, visualizar y analizar datos de sensores, y recibir alertas automáticas cuando alguna lectura supera los umbrales de riesgo configurados.</w:t>
+      <w:r>
+        <w:t>HidroSentinel es una plataforma web para el monitoreo en tiempo real de parámetros fisicoquímicos del agua mediante boyas inteligentes. Permite ingestar, visualizar y analizar datos de sensores, y recibir alertas automáticas cuando alguna lectura supera los umbrales de riesgo configurados.</w:t>
       </w:r>
     </w:p>
     <w:p>
@@ -378,6 +332,9 @@
         <w:jc w:val="center"/>
       </w:pPr>
       <w:r>
+        <w:rPr>
+          <w:noProof/>
+        </w:rPr>
         <w:lastRenderedPageBreak/>
         <w:drawing>
           <wp:inline distT="0" distB="0" distL="0" distR="0" wp14:anchorId="7326C2D0" wp14:editId="2EF649F6">
@@ -472,12 +429,6 @@
         <w:gridCol w:w="6769"/>
       </w:tblGrid>
       <w:tr>
-        <w:tblPrEx>
-          <w:tblCellMar>
-            <w:top w:w="0" w:type="dxa"/>
-            <w:bottom w:w="0" w:type="dxa"/>
-          </w:tblCellMar>
-        </w:tblPrEx>
         <w:trPr>
           <w:tblHeader/>
         </w:trPr>
@@ -531,12 +482,6 @@
         </w:tc>
       </w:tr>
       <w:tr>
-        <w:tblPrEx>
-          <w:tblCellMar>
-            <w:top w:w="0" w:type="dxa"/>
-            <w:bottom w:w="0" w:type="dxa"/>
-          </w:tblCellMar>
-        </w:tblPrEx>
         <w:tc>
           <w:tcPr>
             <w:tcW w:w="0" w:type="auto"/>
@@ -581,12 +526,6 @@
         </w:tc>
       </w:tr>
       <w:tr>
-        <w:tblPrEx>
-          <w:tblCellMar>
-            <w:top w:w="0" w:type="dxa"/>
-            <w:bottom w:w="0" w:type="dxa"/>
-          </w:tblCellMar>
-        </w:tblPrEx>
         <w:tc>
           <w:tcPr>
             <w:tcW w:w="0" w:type="auto"/>
@@ -631,12 +570,6 @@
         </w:tc>
       </w:tr>
       <w:tr>
-        <w:tblPrEx>
-          <w:tblCellMar>
-            <w:top w:w="0" w:type="dxa"/>
-            <w:bottom w:w="0" w:type="dxa"/>
-          </w:tblCellMar>
-        </w:tblPrEx>
         <w:tc>
           <w:tcPr>
             <w:tcW w:w="0" w:type="auto"/>
@@ -681,12 +614,6 @@
         </w:tc>
       </w:tr>
       <w:tr>
-        <w:tblPrEx>
-          <w:tblCellMar>
-            <w:top w:w="0" w:type="dxa"/>
-            <w:bottom w:w="0" w:type="dxa"/>
-          </w:tblCellMar>
-        </w:tblPrEx>
         <w:tc>
           <w:tcPr>
             <w:tcW w:w="0" w:type="auto"/>
@@ -731,12 +658,6 @@
         </w:tc>
       </w:tr>
       <w:tr>
-        <w:tblPrEx>
-          <w:tblCellMar>
-            <w:top w:w="0" w:type="dxa"/>
-            <w:bottom w:w="0" w:type="dxa"/>
-          </w:tblCellMar>
-        </w:tblPrEx>
         <w:tc>
           <w:tcPr>
             <w:tcW w:w="0" w:type="auto"/>
@@ -748,7 +669,6 @@
             </w:tcMar>
           </w:tcPr>
           <w:p>
-            <w:proofErr w:type="spellStart"/>
             <w:r>
               <w:rPr>
                 <w:b/>
@@ -758,7 +678,6 @@
               </w:rPr>
               <w:t>Dashboard</w:t>
             </w:r>
-            <w:proofErr w:type="spellEnd"/>
           </w:p>
         </w:tc>
         <w:tc>
@@ -783,12 +702,6 @@
         </w:tc>
       </w:tr>
       <w:tr>
-        <w:tblPrEx>
-          <w:tblCellMar>
-            <w:top w:w="0" w:type="dxa"/>
-            <w:bottom w:w="0" w:type="dxa"/>
-          </w:tblCellMar>
-        </w:tblPrEx>
         <w:tc>
           <w:tcPr>
             <w:tcW w:w="0" w:type="auto"/>
@@ -852,8 +765,18 @@
         <w:pStyle w:val="Ttulo2"/>
         <w:spacing w:before="360" w:after="80"/>
       </w:pPr>
-      <w:r>
-        <w:t>1.1 Roles del sistema</w:t>
+    </w:p>
+    <w:p>
+      <w:pPr>
+        <w:pStyle w:val="Ttulo2"/>
+        <w:numPr>
+          <w:ilvl w:val="1"/>
+          <w:numId w:val="2"/>
+        </w:numPr>
+        <w:spacing w:before="360" w:after="80"/>
+      </w:pPr>
+      <w:r>
+        <w:t>Roles del sistema</w:t>
       </w:r>
     </w:p>
     <w:p>
@@ -886,12 +809,6 @@
         <w:gridCol w:w="4664"/>
       </w:tblGrid>
       <w:tr>
-        <w:tblPrEx>
-          <w:tblCellMar>
-            <w:top w:w="0" w:type="dxa"/>
-            <w:bottom w:w="0" w:type="dxa"/>
-          </w:tblCellMar>
-        </w:tblPrEx>
         <w:trPr>
           <w:tblHeader/>
         </w:trPr>
@@ -945,12 +862,6 @@
         </w:tc>
       </w:tr>
       <w:tr>
-        <w:tblPrEx>
-          <w:tblCellMar>
-            <w:top w:w="0" w:type="dxa"/>
-            <w:bottom w:w="0" w:type="dxa"/>
-          </w:tblCellMar>
-        </w:tblPrEx>
         <w:tc>
           <w:tcPr>
             <w:tcW w:w="0" w:type="auto"/>
@@ -995,12 +906,6 @@
         </w:tc>
       </w:tr>
       <w:tr>
-        <w:tblPrEx>
-          <w:tblCellMar>
-            <w:top w:w="0" w:type="dxa"/>
-            <w:bottom w:w="0" w:type="dxa"/>
-          </w:tblCellMar>
-        </w:tblPrEx>
         <w:tc>
           <w:tcPr>
             <w:tcW w:w="0" w:type="auto"/>
@@ -1052,10 +957,6 @@
             <w:bottom w:val="none" w:sz="0" w:space="0" w:color="auto"/>
             <w:right w:val="none" w:sz="0" w:space="0" w:color="auto"/>
           </w:tblBorders>
-          <w:tblCellMar>
-            <w:top w:w="0" w:type="dxa"/>
-            <w:bottom w:w="0" w:type="dxa"/>
-          </w:tblCellMar>
         </w:tblPrEx>
         <w:trPr>
           <w:gridAfter w:val="1"/>
@@ -1107,42 +1008,310 @@
     <w:p>
       <w:pPr>
         <w:pStyle w:val="Ttulo1"/>
+        <w:numPr>
+          <w:ilvl w:val="0"/>
+          <w:numId w:val="2"/>
+        </w:numPr>
         <w:spacing w:after="120"/>
       </w:pPr>
       <w:r>
-        <w:t>2. Autenticación</w:t>
-      </w:r>
-    </w:p>
-    <w:p>
-      <w:pPr>
-        <w:spacing w:after="120"/>
-      </w:pPr>
-      <w:r>
-        <w:t>Gestión del acceso al sistema y de la contraseña personal.</w:t>
+        <w:t>Instalación y Despliegue</w:t>
       </w:r>
     </w:p>
     <w:p>
       <w:pPr>
         <w:pStyle w:val="Ttulo2"/>
+        <w:numPr>
+          <w:ilvl w:val="1"/>
+          <w:numId w:val="2"/>
+        </w:numPr>
         <w:spacing w:before="360" w:after="80"/>
       </w:pPr>
       <w:r>
         <w:lastRenderedPageBreak/>
-        <w:t>2.1 Iniciar sesión</w:t>
-      </w:r>
-    </w:p>
-    <w:p>
-      <w:pPr>
-        <w:spacing w:after="120"/>
-      </w:pPr>
-      <w:r>
-        <w:t>Roles requeridos: ADMINISTRADOR, OPERADOR</w:t>
+        <w:t>Requisitos previos</w:t>
+      </w:r>
+    </w:p>
+    <w:tbl>
+      <w:tblPr>
+        <w:tblW w:w="4334" w:type="pct"/>
+        <w:tblBorders>
+          <w:top w:val="single" w:sz="4" w:space="0" w:color="auto"/>
+          <w:left w:val="single" w:sz="4" w:space="0" w:color="auto"/>
+          <w:bottom w:val="single" w:sz="4" w:space="0" w:color="auto"/>
+          <w:right w:val="single" w:sz="4" w:space="0" w:color="auto"/>
+          <w:insideH w:val="single" w:sz="4" w:space="0" w:color="auto"/>
+          <w:insideV w:val="single" w:sz="4" w:space="0" w:color="auto"/>
+        </w:tblBorders>
+        <w:tblCellMar>
+          <w:left w:w="10" w:type="dxa"/>
+          <w:right w:w="10" w:type="dxa"/>
+        </w:tblCellMar>
+        <w:tblLook w:val="04A0" w:firstRow="1" w:lastRow="0" w:firstColumn="1" w:lastColumn="0" w:noHBand="0" w:noVBand="1"/>
+      </w:tblPr>
+      <w:tblGrid>
+        <w:gridCol w:w="5444"/>
+        <w:gridCol w:w="2121"/>
+      </w:tblGrid>
+      <w:tr>
+        <w:trPr>
+          <w:tblHeader/>
+        </w:trPr>
+        <w:tc>
+          <w:tcPr>
+            <w:tcW w:w="0" w:type="auto"/>
+            <w:shd w:val="solid" w:color="F2F6F9" w:fill="auto"/>
+            <w:tcMar>
+              <w:top w:w="60" w:type="dxa"/>
+              <w:left w:w="120" w:type="dxa"/>
+              <w:bottom w:w="60" w:type="dxa"/>
+              <w:right w:w="120" w:type="dxa"/>
+            </w:tcMar>
+          </w:tcPr>
+          <w:p>
+            <w:pPr>
+              <w:rPr>
+                <w:sz w:val="20"/>
+                <w:szCs w:val="20"/>
+              </w:rPr>
+            </w:pPr>
+            <w:r>
+              <w:rPr>
+                <w:b/>
+                <w:bCs/>
+                <w:color w:val="4A6272"/>
+                <w:sz w:val="20"/>
+                <w:szCs w:val="20"/>
+              </w:rPr>
+              <w:t>Herramienta</w:t>
+            </w:r>
+          </w:p>
+        </w:tc>
+        <w:tc>
+          <w:tcPr>
+            <w:tcW w:w="0" w:type="auto"/>
+            <w:shd w:val="solid" w:color="F2F6F9" w:fill="auto"/>
+            <w:tcMar>
+              <w:top w:w="60" w:type="dxa"/>
+              <w:left w:w="120" w:type="dxa"/>
+              <w:bottom w:w="60" w:type="dxa"/>
+              <w:right w:w="120" w:type="dxa"/>
+            </w:tcMar>
+          </w:tcPr>
+          <w:p>
+            <w:pPr>
+              <w:rPr>
+                <w:b/>
+                <w:bCs/>
+                <w:color w:val="4A6272"/>
+                <w:sz w:val="20"/>
+                <w:szCs w:val="20"/>
+              </w:rPr>
+            </w:pPr>
+            <w:r>
+              <w:rPr>
+                <w:b/>
+                <w:bCs/>
+                <w:color w:val="4A6272"/>
+                <w:sz w:val="20"/>
+                <w:szCs w:val="20"/>
+              </w:rPr>
+              <w:t>Versión recomendada</w:t>
+            </w:r>
+          </w:p>
+        </w:tc>
+      </w:tr>
+      <w:tr>
+        <w:tc>
+          <w:tcPr>
+            <w:tcW w:w="0" w:type="auto"/>
+            <w:tcMar>
+              <w:top w:w="60" w:type="dxa"/>
+              <w:left w:w="120" w:type="dxa"/>
+              <w:bottom w:w="60" w:type="dxa"/>
+              <w:right w:w="120" w:type="dxa"/>
+            </w:tcMar>
+          </w:tcPr>
+          <w:p>
+            <w:pPr>
+              <w:rPr>
+                <w:sz w:val="20"/>
+                <w:szCs w:val="20"/>
+              </w:rPr>
+            </w:pPr>
+            <w:r>
+              <w:rPr>
+                <w:rFonts w:ascii="Consolas" w:eastAsia="Consolas" w:hAnsi="Consolas" w:cs="Consolas"/>
+                <w:color w:val="1565A6"/>
+                <w:sz w:val="20"/>
+                <w:szCs w:val="20"/>
+              </w:rPr>
+              <w:t>Docker y Docker Compose</w:t>
+            </w:r>
+          </w:p>
+        </w:tc>
+        <w:tc>
+          <w:tcPr>
+            <w:tcW w:w="0" w:type="auto"/>
+            <w:tcMar>
+              <w:top w:w="60" w:type="dxa"/>
+              <w:left w:w="120" w:type="dxa"/>
+              <w:bottom w:w="60" w:type="dxa"/>
+              <w:right w:w="120" w:type="dxa"/>
+            </w:tcMar>
+          </w:tcPr>
+          <w:p>
+            <w:pPr>
+              <w:rPr>
+                <w:sz w:val="20"/>
+                <w:szCs w:val="20"/>
+              </w:rPr>
+            </w:pPr>
+            <w:r>
+              <w:rPr>
+                <w:sz w:val="20"/>
+                <w:szCs w:val="20"/>
+              </w:rPr>
+              <w:t>Última versión estable</w:t>
+            </w:r>
+          </w:p>
+        </w:tc>
+      </w:tr>
+      <w:tr>
+        <w:tc>
+          <w:tcPr>
+            <w:tcW w:w="0" w:type="auto"/>
+            <w:tcMar>
+              <w:top w:w="60" w:type="dxa"/>
+              <w:left w:w="120" w:type="dxa"/>
+              <w:bottom w:w="60" w:type="dxa"/>
+              <w:right w:w="120" w:type="dxa"/>
+            </w:tcMar>
+          </w:tcPr>
+          <w:p>
+            <w:pPr>
+              <w:rPr>
+                <w:sz w:val="20"/>
+                <w:szCs w:val="20"/>
+              </w:rPr>
+            </w:pPr>
+            <w:r>
+              <w:rPr>
+                <w:rFonts w:ascii="Consolas" w:eastAsia="Consolas" w:hAnsi="Consolas" w:cs="Consolas"/>
+                <w:color w:val="1565A6"/>
+                <w:sz w:val="20"/>
+                <w:szCs w:val="20"/>
+              </w:rPr>
+              <w:t>Git</w:t>
+            </w:r>
+          </w:p>
+        </w:tc>
+        <w:tc>
+          <w:tcPr>
+            <w:tcW w:w="0" w:type="auto"/>
+            <w:tcMar>
+              <w:top w:w="60" w:type="dxa"/>
+              <w:left w:w="120" w:type="dxa"/>
+              <w:bottom w:w="60" w:type="dxa"/>
+              <w:right w:w="120" w:type="dxa"/>
+            </w:tcMar>
+          </w:tcPr>
+          <w:p>
+            <w:pPr>
+              <w:rPr>
+                <w:sz w:val="20"/>
+                <w:szCs w:val="20"/>
+              </w:rPr>
+            </w:pPr>
+            <w:r>
+              <w:rPr>
+                <w:color w:val="000000"/>
+                <w:sz w:val="20"/>
+                <w:szCs w:val="20"/>
+              </w:rPr>
+              <w:t>Última versión estable</w:t>
+            </w:r>
+          </w:p>
+        </w:tc>
+      </w:tr>
+      <w:tr>
+        <w:tc>
+          <w:tcPr>
+            <w:tcW w:w="0" w:type="auto"/>
+            <w:tcMar>
+              <w:top w:w="60" w:type="dxa"/>
+              <w:left w:w="120" w:type="dxa"/>
+              <w:bottom w:w="60" w:type="dxa"/>
+              <w:right w:w="120" w:type="dxa"/>
+            </w:tcMar>
+          </w:tcPr>
+          <w:p>
+            <w:pPr>
+              <w:rPr>
+                <w:rFonts w:ascii="Consolas" w:eastAsia="Consolas" w:hAnsi="Consolas" w:cs="Consolas"/>
+                <w:color w:val="1565A6"/>
+                <w:sz w:val="20"/>
+                <w:szCs w:val="20"/>
+              </w:rPr>
+            </w:pPr>
+            <w:r>
+              <w:rPr>
+                <w:rFonts w:ascii="Consolas" w:eastAsia="Consolas" w:hAnsi="Consolas" w:cs="Consolas"/>
+                <w:color w:val="1565A6"/>
+                <w:sz w:val="20"/>
+                <w:szCs w:val="20"/>
+              </w:rPr>
+              <w:t>Node.js (opcional, solo para desarrollo local)</w:t>
+            </w:r>
+          </w:p>
+        </w:tc>
+        <w:tc>
+          <w:tcPr>
+            <w:tcW w:w="0" w:type="auto"/>
+            <w:tcMar>
+              <w:top w:w="60" w:type="dxa"/>
+              <w:left w:w="120" w:type="dxa"/>
+              <w:bottom w:w="60" w:type="dxa"/>
+              <w:right w:w="120" w:type="dxa"/>
+            </w:tcMar>
+          </w:tcPr>
+          <w:p>
+            <w:pPr>
+              <w:rPr>
+                <w:color w:val="000000"/>
+                <w:sz w:val="20"/>
+                <w:szCs w:val="20"/>
+              </w:rPr>
+            </w:pPr>
+            <w:r>
+              <w:rPr>
+                <w:color w:val="000000"/>
+                <w:sz w:val="20"/>
+                <w:szCs w:val="20"/>
+              </w:rPr>
+              <w:t>≥ 18</w:t>
+            </w:r>
+          </w:p>
+        </w:tc>
+      </w:tr>
+    </w:tbl>
+    <w:p>
+      <w:pPr>
+        <w:pStyle w:val="Ttulo2"/>
+        <w:numPr>
+          <w:ilvl w:val="1"/>
+          <w:numId w:val="2"/>
+        </w:numPr>
+        <w:spacing w:before="360" w:after="80"/>
+      </w:pPr>
+      <w:r>
+        <w:t>Configurar variables de entorno</w:t>
       </w:r>
     </w:p>
     <w:p>
       <w:pPr>
         <w:spacing w:after="100"/>
-        <w:ind w:left="431"/>
+        <w:ind w:left="360"/>
       </w:pPr>
       <w:r>
         <w:rPr>
@@ -1153,13 +1322,13 @@
         <w:t xml:space="preserve">1.  </w:t>
       </w:r>
       <w:r>
-        <w:t>Ingresa la URL del sistema en el navegador web. Aparecerá la pantalla de inicio de sesión.</w:t>
+        <w:t>Clona el repositorio del proyecto y ubícate en la carpeta raíz (Sistema_Sensores_2026).</w:t>
       </w:r>
     </w:p>
     <w:p>
       <w:pPr>
         <w:spacing w:after="100"/>
-        <w:ind w:left="431"/>
+        <w:ind w:left="360"/>
       </w:pPr>
       <w:r>
         <w:rPr>
@@ -1170,13 +1339,13 @@
         <w:t xml:space="preserve">2.  </w:t>
       </w:r>
       <w:r>
-        <w:t>Escribe tu correo electrónico en el campo "Correo".</w:t>
+        <w:t>Copia la plantilla de configuración: duplica .env.example como .env.</w:t>
       </w:r>
     </w:p>
     <w:p>
       <w:pPr>
         <w:spacing w:after="100"/>
-        <w:ind w:left="431"/>
+        <w:ind w:left="360"/>
       </w:pPr>
       <w:r>
         <w:rPr>
@@ -1187,6 +1356,1158 @@
         <w:t xml:space="preserve">3.  </w:t>
       </w:r>
       <w:r>
+        <w:t>Completa los valores del archivo .env: define un JWT_SECRET largo y aleatorio, un INFLUXDB_TOKEN seguro, y verifica que PG_PORT coincida con POSTGRES_PORT.</w:t>
+      </w:r>
+    </w:p>
+    <w:p>
+      <w:pPr>
+        <w:keepNext/>
+        <w:spacing w:after="40"/>
+        <w:jc w:val="center"/>
+      </w:pPr>
+      <w:r>
+        <w:rPr>
+          <w:noProof/>
+          <w:sz w:val="21"/>
+          <w:szCs w:val="21"/>
+        </w:rPr>
+        <w:drawing>
+          <wp:inline distT="0" distB="0" distL="0" distR="0" wp14:anchorId="281F313F" wp14:editId="6FE63482">
+            <wp:extent cx="3117273" cy="4099837"/>
+            <wp:effectExtent l="0" t="0" r="6985" b="0"/>
+            <wp:docPr id="302235273" name="Imagen 1"/>
+            <wp:cNvGraphicFramePr>
+              <a:graphicFrameLocks xmlns:a="http://schemas.openxmlformats.org/drawingml/2006/main" noChangeAspect="1"/>
+            </wp:cNvGraphicFramePr>
+            <a:graphic xmlns:a="http://schemas.openxmlformats.org/drawingml/2006/main">
+              <a:graphicData uri="http://schemas.openxmlformats.org/drawingml/2006/picture">
+                <pic:pic xmlns:pic="http://schemas.openxmlformats.org/drawingml/2006/picture">
+                  <pic:nvPicPr>
+                    <pic:cNvPr id="302235273" name=""/>
+                    <pic:cNvPicPr/>
+                  </pic:nvPicPr>
+                  <pic:blipFill>
+                    <a:blip r:embed="rId6"/>
+                    <a:stretch>
+                      <a:fillRect/>
+                    </a:stretch>
+                  </pic:blipFill>
+                  <pic:spPr>
+                    <a:xfrm>
+                      <a:off x="0" y="0"/>
+                      <a:ext cx="3120045" cy="4103482"/>
+                    </a:xfrm>
+                    <a:prstGeom prst="rect">
+                      <a:avLst/>
+                    </a:prstGeom>
+                  </pic:spPr>
+                </pic:pic>
+              </a:graphicData>
+            </a:graphic>
+          </wp:inline>
+        </w:drawing>
+      </w:r>
+    </w:p>
+    <w:p>
+      <w:pPr>
+        <w:pStyle w:val="Descripcin"/>
+        <w:jc w:val="center"/>
+        <w:rPr>
+          <w:sz w:val="21"/>
+          <w:szCs w:val="21"/>
+        </w:rPr>
+      </w:pPr>
+      <w:r>
+        <w:t xml:space="preserve">Ilustración </w:t>
+      </w:r>
+      <w:fldSimple w:instr=" SEQ Ilustración \* ARABIC ">
+        <w:r>
+          <w:rPr>
+            <w:noProof/>
+          </w:rPr>
+          <w:t>2</w:t>
+        </w:r>
+      </w:fldSimple>
+      <w:r>
+        <w:t xml:space="preserve"> Ejemplo de Variables de entorno</w:t>
+      </w:r>
+    </w:p>
+    <w:p>
+      <w:pPr>
+        <w:spacing w:after="40"/>
+        <w:rPr>
+          <w:sz w:val="21"/>
+          <w:szCs w:val="21"/>
+        </w:rPr>
+      </w:pPr>
+    </w:p>
+    <w:p>
+      <w:pPr>
+        <w:spacing w:after="40"/>
+        <w:rPr>
+          <w:b/>
+          <w:bCs/>
+          <w:color w:val="F59E0B"/>
+          <w:sz w:val="18"/>
+          <w:szCs w:val="18"/>
+        </w:rPr>
+      </w:pPr>
+    </w:p>
+    <w:tbl>
+      <w:tblPr>
+        <w:tblW w:w="5000" w:type="pct"/>
+        <w:tblBorders>
+          <w:top w:val="single" w:sz="12" w:space="0" w:color="F59E0B"/>
+          <w:insideH w:val="single" w:sz="4" w:space="0" w:color="auto"/>
+          <w:insideV w:val="single" w:sz="4" w:space="0" w:color="auto"/>
+        </w:tblBorders>
+        <w:tblCellMar>
+          <w:left w:w="10" w:type="dxa"/>
+          <w:right w:w="10" w:type="dxa"/>
+        </w:tblCellMar>
+        <w:tblLook w:val="04A0" w:firstRow="1" w:lastRow="0" w:firstColumn="1" w:lastColumn="0" w:noHBand="0" w:noVBand="1"/>
+      </w:tblPr>
+      <w:tblGrid>
+        <w:gridCol w:w="8728"/>
+      </w:tblGrid>
+      <w:tr>
+        <w:tc>
+          <w:tcPr>
+            <w:tcW w:w="0" w:type="auto"/>
+            <w:tcBorders>
+              <w:top w:val="single" w:sz="12" w:space="0" w:color="F59E0B"/>
+              <w:left w:val="single" w:sz="4" w:space="0" w:color="CFDBE6"/>
+              <w:bottom w:val="single" w:sz="12" w:space="0" w:color="F59E0B"/>
+              <w:right w:val="single" w:sz="4" w:space="0" w:color="CFDBE6"/>
+            </w:tcBorders>
+            <w:shd w:val="solid" w:color="FEF3C7" w:fill="auto"/>
+            <w:tcMar>
+              <w:top w:w="80" w:type="dxa"/>
+              <w:left w:w="160" w:type="dxa"/>
+              <w:bottom w:w="80" w:type="dxa"/>
+              <w:right w:w="160" w:type="dxa"/>
+            </w:tcMar>
+          </w:tcPr>
+          <w:p>
+            <w:pPr>
+              <w:spacing w:after="40"/>
+            </w:pPr>
+            <w:r>
+              <w:rPr>
+                <w:b/>
+                <w:bCs/>
+                <w:color w:val="F59E0B"/>
+                <w:sz w:val="18"/>
+                <w:szCs w:val="18"/>
+              </w:rPr>
+              <w:t>ATENCIÓN</w:t>
+            </w:r>
+          </w:p>
+          <w:p>
+            <w:r>
+              <w:rPr>
+                <w:sz w:val="21"/>
+                <w:szCs w:val="21"/>
+              </w:rPr>
+              <w:t>PG_PORT debe coincidir con POSTGRES_PORT (el puerto que el contenedor de PostgreSQL publica al host). Si estos valores no coinciden, el backend no podrá conectarse a la base de datos al arrancar.</w:t>
+            </w:r>
+          </w:p>
+        </w:tc>
+      </w:tr>
+    </w:tbl>
+    <w:p>
+      <w:pPr>
+        <w:spacing w:after="40"/>
+        <w:rPr>
+          <w:b/>
+          <w:bCs/>
+          <w:color w:val="F59E0B"/>
+          <w:sz w:val="18"/>
+          <w:szCs w:val="18"/>
+        </w:rPr>
+      </w:pPr>
+    </w:p>
+    <w:p>
+      <w:pPr>
+        <w:pStyle w:val="Ttulo2"/>
+        <w:numPr>
+          <w:ilvl w:val="1"/>
+          <w:numId w:val="2"/>
+        </w:numPr>
+        <w:spacing w:before="360" w:after="80"/>
+      </w:pPr>
+      <w:r>
+        <w:t>Levantar el sistema con Docker Compose</w:t>
+      </w:r>
+    </w:p>
+    <w:p>
+      <w:pPr>
+        <w:spacing w:after="120"/>
+      </w:pPr>
+      <w:r>
+        <w:lastRenderedPageBreak/>
+        <w:t>Desde la raíz del pr</w:t>
+      </w:r>
+      <w:r>
+        <w:t>oyecto, ejecuta:</w:t>
+      </w:r>
+    </w:p>
+    <w:p>
+      <w:pPr>
+        <w:spacing w:after="120"/>
+        <w:jc w:val="center"/>
+      </w:pPr>
+      <w:r>
+        <w:t>docker compose up -d –build</w:t>
+      </w:r>
+    </w:p>
+    <w:p>
+      <w:r>
+        <w:t>Este comando construye e inicia los cuatro servicios en el orden correcto: las bases de datos primero, el backend espera a que estén saludables, y el frontend espera al backend. En el primer arranque se crean automáticamente las bases de datos, sus tablas, y el usuario administrador inicial.</w:t>
+      </w:r>
+    </w:p>
+    <w:p>
+      <w:pPr>
+        <w:spacing w:after="120"/>
+      </w:pPr>
+      <w:r>
+        <w:t>Verifica que los cuatro contenedores estén activos:</w:t>
+      </w:r>
+    </w:p>
+    <w:p>
+      <w:pPr>
+        <w:spacing w:after="120"/>
+        <w:jc w:val="center"/>
+      </w:pPr>
+      <w:r>
+        <w:t>docker compose ps</w:t>
+      </w:r>
+    </w:p>
+    <w:p>
+      <w:pPr>
+        <w:pStyle w:val="Ttulo2"/>
+        <w:numPr>
+          <w:ilvl w:val="1"/>
+          <w:numId w:val="2"/>
+        </w:numPr>
+        <w:spacing w:before="360" w:after="80"/>
+      </w:pPr>
+      <w:r>
+        <w:t>Acceder a la aplicación</w:t>
+      </w:r>
+    </w:p>
+    <w:tbl>
+      <w:tblPr>
+        <w:tblW w:w="4334" w:type="pct"/>
+        <w:tblBorders>
+          <w:top w:val="single" w:sz="4" w:space="0" w:color="auto"/>
+          <w:left w:val="single" w:sz="4" w:space="0" w:color="auto"/>
+          <w:bottom w:val="single" w:sz="4" w:space="0" w:color="auto"/>
+          <w:right w:val="single" w:sz="4" w:space="0" w:color="auto"/>
+          <w:insideH w:val="single" w:sz="4" w:space="0" w:color="auto"/>
+          <w:insideV w:val="single" w:sz="4" w:space="0" w:color="auto"/>
+        </w:tblBorders>
+        <w:tblCellMar>
+          <w:left w:w="10" w:type="dxa"/>
+          <w:right w:w="10" w:type="dxa"/>
+        </w:tblCellMar>
+        <w:tblLook w:val="04A0" w:firstRow="1" w:lastRow="0" w:firstColumn="1" w:lastColumn="0" w:noHBand="0" w:noVBand="1"/>
+      </w:tblPr>
+      <w:tblGrid>
+        <w:gridCol w:w="4407"/>
+        <w:gridCol w:w="3158"/>
+      </w:tblGrid>
+      <w:tr>
+        <w:trPr>
+          <w:tblHeader/>
+        </w:trPr>
+        <w:tc>
+          <w:tcPr>
+            <w:tcW w:w="0" w:type="auto"/>
+            <w:shd w:val="solid" w:color="F2F6F9" w:fill="auto"/>
+            <w:tcMar>
+              <w:top w:w="60" w:type="dxa"/>
+              <w:left w:w="120" w:type="dxa"/>
+              <w:bottom w:w="60" w:type="dxa"/>
+              <w:right w:w="120" w:type="dxa"/>
+            </w:tcMar>
+          </w:tcPr>
+          <w:p>
+            <w:pPr>
+              <w:rPr>
+                <w:sz w:val="20"/>
+                <w:szCs w:val="20"/>
+              </w:rPr>
+            </w:pPr>
+            <w:r>
+              <w:rPr>
+                <w:b/>
+                <w:bCs/>
+                <w:color w:val="4A6272"/>
+                <w:sz w:val="20"/>
+                <w:szCs w:val="20"/>
+              </w:rPr>
+              <w:t>Servicio</w:t>
+            </w:r>
+          </w:p>
+        </w:tc>
+        <w:tc>
+          <w:tcPr>
+            <w:tcW w:w="0" w:type="auto"/>
+            <w:shd w:val="solid" w:color="F2F6F9" w:fill="auto"/>
+            <w:tcMar>
+              <w:top w:w="60" w:type="dxa"/>
+              <w:left w:w="120" w:type="dxa"/>
+              <w:bottom w:w="60" w:type="dxa"/>
+              <w:right w:w="120" w:type="dxa"/>
+            </w:tcMar>
+          </w:tcPr>
+          <w:p>
+            <w:pPr>
+              <w:rPr>
+                <w:b/>
+                <w:bCs/>
+                <w:color w:val="4A6272"/>
+                <w:sz w:val="20"/>
+                <w:szCs w:val="20"/>
+              </w:rPr>
+            </w:pPr>
+            <w:r>
+              <w:rPr>
+                <w:b/>
+                <w:bCs/>
+                <w:color w:val="4A6272"/>
+                <w:sz w:val="20"/>
+                <w:szCs w:val="20"/>
+              </w:rPr>
+              <w:t>URL</w:t>
+            </w:r>
+          </w:p>
+        </w:tc>
+      </w:tr>
+      <w:tr>
+        <w:tc>
+          <w:tcPr>
+            <w:tcW w:w="0" w:type="auto"/>
+            <w:tcMar>
+              <w:top w:w="60" w:type="dxa"/>
+              <w:left w:w="120" w:type="dxa"/>
+              <w:bottom w:w="60" w:type="dxa"/>
+              <w:right w:w="120" w:type="dxa"/>
+            </w:tcMar>
+          </w:tcPr>
+          <w:p>
+            <w:pPr>
+              <w:rPr>
+                <w:sz w:val="20"/>
+                <w:szCs w:val="20"/>
+              </w:rPr>
+            </w:pPr>
+            <w:r>
+              <w:rPr>
+                <w:rFonts w:ascii="Consolas" w:eastAsia="Consolas" w:hAnsi="Consolas" w:cs="Consolas"/>
+                <w:color w:val="1565A6"/>
+                <w:sz w:val="20"/>
+                <w:szCs w:val="20"/>
+              </w:rPr>
+              <w:t>Frontend (interfaz web)</w:t>
+            </w:r>
+          </w:p>
+        </w:tc>
+        <w:tc>
+          <w:tcPr>
+            <w:tcW w:w="0" w:type="auto"/>
+            <w:tcMar>
+              <w:top w:w="60" w:type="dxa"/>
+              <w:left w:w="120" w:type="dxa"/>
+              <w:bottom w:w="60" w:type="dxa"/>
+              <w:right w:w="120" w:type="dxa"/>
+            </w:tcMar>
+          </w:tcPr>
+          <w:p>
+            <w:pPr>
+              <w:rPr>
+                <w:sz w:val="20"/>
+                <w:szCs w:val="20"/>
+              </w:rPr>
+            </w:pPr>
+            <w:r>
+              <w:rPr>
+                <w:sz w:val="20"/>
+                <w:szCs w:val="20"/>
+              </w:rPr>
+              <w:t>http://localhost:8080</w:t>
+            </w:r>
+          </w:p>
+        </w:tc>
+      </w:tr>
+      <w:tr>
+        <w:tc>
+          <w:tcPr>
+            <w:tcW w:w="0" w:type="auto"/>
+            <w:tcMar>
+              <w:top w:w="60" w:type="dxa"/>
+              <w:left w:w="120" w:type="dxa"/>
+              <w:bottom w:w="60" w:type="dxa"/>
+              <w:right w:w="120" w:type="dxa"/>
+            </w:tcMar>
+          </w:tcPr>
+          <w:p>
+            <w:pPr>
+              <w:rPr>
+                <w:sz w:val="20"/>
+                <w:szCs w:val="20"/>
+              </w:rPr>
+            </w:pPr>
+            <w:r>
+              <w:rPr>
+                <w:rFonts w:ascii="Consolas" w:eastAsia="Consolas" w:hAnsi="Consolas" w:cs="Consolas"/>
+                <w:color w:val="1565A6"/>
+                <w:sz w:val="20"/>
+                <w:szCs w:val="20"/>
+              </w:rPr>
+              <w:t>Backend (API REST)</w:t>
+            </w:r>
+          </w:p>
+        </w:tc>
+        <w:tc>
+          <w:tcPr>
+            <w:tcW w:w="0" w:type="auto"/>
+            <w:tcMar>
+              <w:top w:w="60" w:type="dxa"/>
+              <w:left w:w="120" w:type="dxa"/>
+              <w:bottom w:w="60" w:type="dxa"/>
+              <w:right w:w="120" w:type="dxa"/>
+            </w:tcMar>
+          </w:tcPr>
+          <w:p>
+            <w:pPr>
+              <w:rPr>
+                <w:sz w:val="20"/>
+                <w:szCs w:val="20"/>
+              </w:rPr>
+            </w:pPr>
+            <w:r>
+              <w:rPr>
+                <w:color w:val="000000"/>
+                <w:sz w:val="20"/>
+                <w:szCs w:val="20"/>
+              </w:rPr>
+              <w:t>http://localhost:3000</w:t>
+            </w:r>
+          </w:p>
+        </w:tc>
+      </w:tr>
+    </w:tbl>
+    <w:p>
+      <w:pPr>
+        <w:spacing w:after="120"/>
+      </w:pPr>
+    </w:p>
+    <w:p>
+      <w:pPr>
+        <w:spacing w:after="120"/>
+      </w:pPr>
+      <w:r>
+        <w:t>Credenciales  del administrador inicial:</w:t>
+      </w:r>
+    </w:p>
+    <w:p>
+      <w:pPr>
+        <w:pStyle w:val="Prrafodelista"/>
+        <w:numPr>
+          <w:ilvl w:val="0"/>
+          <w:numId w:val="4"/>
+        </w:numPr>
+        <w:spacing w:after="120"/>
+      </w:pPr>
+      <w:r>
+        <w:rPr>
+          <w:b/>
+          <w:bCs/>
+        </w:rPr>
+        <w:t>Correo</w:t>
+      </w:r>
+      <w:r>
+        <w:t xml:space="preserve">: </w:t>
+      </w:r>
+      <w:hyperlink r:id="rId7" w:history="1">
+        <w:r>
+          <w:rPr>
+            <w:rStyle w:val="Hipervnculo"/>
+          </w:rPr>
+          <w:t>admin@hidrosentinel.ec</w:t>
+        </w:r>
+      </w:hyperlink>
+    </w:p>
+    <w:p>
+      <w:pPr>
+        <w:pStyle w:val="Prrafodelista"/>
+        <w:numPr>
+          <w:ilvl w:val="0"/>
+          <w:numId w:val="4"/>
+        </w:numPr>
+        <w:spacing w:after="120"/>
+      </w:pPr>
+      <w:r>
+        <w:rPr>
+          <w:b/>
+          <w:bCs/>
+        </w:rPr>
+        <w:t>Contraseña</w:t>
+      </w:r>
+      <w:r>
+        <w:t>: Admin2026!</w:t>
+      </w:r>
+    </w:p>
+    <w:tbl>
+      <w:tblPr>
+        <w:tblW w:w="5000" w:type="pct"/>
+        <w:tblBorders>
+          <w:top w:val="single" w:sz="12" w:space="0" w:color="F59E0B"/>
+          <w:insideH w:val="single" w:sz="4" w:space="0" w:color="auto"/>
+          <w:insideV w:val="single" w:sz="4" w:space="0" w:color="auto"/>
+        </w:tblBorders>
+        <w:tblCellMar>
+          <w:left w:w="10" w:type="dxa"/>
+          <w:right w:w="10" w:type="dxa"/>
+        </w:tblCellMar>
+        <w:tblLook w:val="04A0" w:firstRow="1" w:lastRow="0" w:firstColumn="1" w:lastColumn="0" w:noHBand="0" w:noVBand="1"/>
+      </w:tblPr>
+      <w:tblGrid>
+        <w:gridCol w:w="8728"/>
+      </w:tblGrid>
+      <w:tr>
+        <w:tc>
+          <w:tcPr>
+            <w:tcW w:w="0" w:type="auto"/>
+            <w:tcBorders>
+              <w:top w:val="single" w:sz="12" w:space="0" w:color="F59E0B"/>
+              <w:left w:val="single" w:sz="4" w:space="0" w:color="CFDBE6"/>
+              <w:bottom w:val="single" w:sz="12" w:space="0" w:color="F59E0B"/>
+              <w:right w:val="single" w:sz="4" w:space="0" w:color="CFDBE6"/>
+            </w:tcBorders>
+            <w:shd w:val="solid" w:color="FEF3C7" w:fill="auto"/>
+            <w:tcMar>
+              <w:top w:w="80" w:type="dxa"/>
+              <w:left w:w="160" w:type="dxa"/>
+              <w:bottom w:w="80" w:type="dxa"/>
+              <w:right w:w="160" w:type="dxa"/>
+            </w:tcMar>
+          </w:tcPr>
+          <w:p>
+            <w:pPr>
+              <w:spacing w:after="40"/>
+            </w:pPr>
+            <w:r>
+              <w:rPr>
+                <w:b/>
+                <w:bCs/>
+                <w:color w:val="F59E0B"/>
+                <w:sz w:val="18"/>
+                <w:szCs w:val="18"/>
+              </w:rPr>
+              <w:t>ATENCIÓN</w:t>
+            </w:r>
+          </w:p>
+          <w:p>
+            <w:r>
+              <w:rPr>
+                <w:sz w:val="21"/>
+                <w:szCs w:val="21"/>
+              </w:rPr>
+              <w:t xml:space="preserve">Cambia la contraseña del administrador inicial después del primer ingreso (ver sección </w:t>
+            </w:r>
+            <w:r>
+              <w:rPr>
+                <w:sz w:val="21"/>
+                <w:szCs w:val="21"/>
+              </w:rPr>
+              <w:t>3</w:t>
+            </w:r>
+            <w:r>
+              <w:rPr>
+                <w:sz w:val="21"/>
+                <w:szCs w:val="21"/>
+              </w:rPr>
+              <w:t>.2 Cambiar contraseñ</w:t>
+            </w:r>
+            <w:r>
+              <w:rPr>
+                <w:sz w:val="21"/>
+                <w:szCs w:val="21"/>
+              </w:rPr>
+              <w:t>a</w:t>
+            </w:r>
+            <w:r>
+              <w:rPr>
+                <w:sz w:val="21"/>
+                <w:szCs w:val="21"/>
+              </w:rPr>
+              <w:t>). No debe conservarse en un entorno de producción.</w:t>
+            </w:r>
+          </w:p>
+        </w:tc>
+      </w:tr>
+    </w:tbl>
+    <w:p>
+      <w:pPr>
+        <w:pStyle w:val="Ttulo2"/>
+        <w:numPr>
+          <w:ilvl w:val="1"/>
+          <w:numId w:val="2"/>
+        </w:numPr>
+        <w:spacing w:before="360" w:after="80"/>
+      </w:pPr>
+      <w:r>
+        <w:t>Comando de uso diario</w:t>
+      </w:r>
+    </w:p>
+    <w:tbl>
+      <w:tblPr>
+        <w:tblW w:w="4951" w:type="pct"/>
+        <w:tblBorders>
+          <w:top w:val="single" w:sz="4" w:space="0" w:color="auto"/>
+          <w:left w:val="single" w:sz="4" w:space="0" w:color="auto"/>
+          <w:bottom w:val="single" w:sz="4" w:space="0" w:color="auto"/>
+          <w:right w:val="single" w:sz="4" w:space="0" w:color="auto"/>
+          <w:insideH w:val="single" w:sz="4" w:space="0" w:color="auto"/>
+          <w:insideV w:val="single" w:sz="4" w:space="0" w:color="auto"/>
+        </w:tblBorders>
+        <w:tblCellMar>
+          <w:left w:w="10" w:type="dxa"/>
+          <w:right w:w="10" w:type="dxa"/>
+        </w:tblCellMar>
+        <w:tblLook w:val="04A0" w:firstRow="1" w:lastRow="0" w:firstColumn="1" w:lastColumn="0" w:noHBand="0" w:noVBand="1"/>
+      </w:tblPr>
+      <w:tblGrid>
+        <w:gridCol w:w="3115"/>
+        <w:gridCol w:w="5527"/>
+      </w:tblGrid>
+      <w:tr>
+        <w:trPr>
+          <w:tblHeader/>
+        </w:trPr>
+        <w:tc>
+          <w:tcPr>
+            <w:tcW w:w="1802" w:type="pct"/>
+            <w:shd w:val="solid" w:color="F2F6F9" w:fill="auto"/>
+            <w:tcMar>
+              <w:top w:w="60" w:type="dxa"/>
+              <w:left w:w="120" w:type="dxa"/>
+              <w:bottom w:w="60" w:type="dxa"/>
+              <w:right w:w="120" w:type="dxa"/>
+            </w:tcMar>
+          </w:tcPr>
+          <w:p>
+            <w:pPr>
+              <w:rPr>
+                <w:sz w:val="20"/>
+                <w:szCs w:val="20"/>
+              </w:rPr>
+            </w:pPr>
+            <w:r>
+              <w:rPr>
+                <w:b/>
+                <w:bCs/>
+                <w:color w:val="4A6272"/>
+                <w:sz w:val="20"/>
+                <w:szCs w:val="20"/>
+              </w:rPr>
+              <w:t>Comando</w:t>
+            </w:r>
+          </w:p>
+        </w:tc>
+        <w:tc>
+          <w:tcPr>
+            <w:tcW w:w="3198" w:type="pct"/>
+            <w:shd w:val="solid" w:color="F2F6F9" w:fill="auto"/>
+            <w:tcMar>
+              <w:top w:w="60" w:type="dxa"/>
+              <w:left w:w="120" w:type="dxa"/>
+              <w:bottom w:w="60" w:type="dxa"/>
+              <w:right w:w="120" w:type="dxa"/>
+            </w:tcMar>
+          </w:tcPr>
+          <w:p>
+            <w:pPr>
+              <w:rPr>
+                <w:b/>
+                <w:bCs/>
+                <w:color w:val="4A6272"/>
+                <w:sz w:val="20"/>
+                <w:szCs w:val="20"/>
+              </w:rPr>
+            </w:pPr>
+            <w:r>
+              <w:rPr>
+                <w:b/>
+                <w:bCs/>
+                <w:color w:val="4A6272"/>
+                <w:sz w:val="20"/>
+                <w:szCs w:val="20"/>
+              </w:rPr>
+              <w:t>Efecto</w:t>
+            </w:r>
+          </w:p>
+        </w:tc>
+      </w:tr>
+      <w:tr>
+        <w:tc>
+          <w:tcPr>
+            <w:tcW w:w="0" w:type="auto"/>
+            <w:tcMar>
+              <w:top w:w="60" w:type="dxa"/>
+              <w:left w:w="120" w:type="dxa"/>
+              <w:bottom w:w="60" w:type="dxa"/>
+              <w:right w:w="120" w:type="dxa"/>
+            </w:tcMar>
+          </w:tcPr>
+          <w:p>
+            <w:pPr>
+              <w:rPr>
+                <w:sz w:val="20"/>
+                <w:szCs w:val="20"/>
+                <w:lang w:val="en-US"/>
+              </w:rPr>
+            </w:pPr>
+            <w:r>
+              <w:rPr>
+                <w:lang w:val="en-US"/>
+              </w:rPr>
+              <w:t>docker compose up -d --build</w:t>
+            </w:r>
+          </w:p>
+        </w:tc>
+        <w:tc>
+          <w:tcPr>
+            <w:tcW w:w="3198" w:type="pct"/>
+            <w:tcMar>
+              <w:top w:w="60" w:type="dxa"/>
+              <w:left w:w="120" w:type="dxa"/>
+              <w:bottom w:w="60" w:type="dxa"/>
+              <w:right w:w="120" w:type="dxa"/>
+            </w:tcMar>
+          </w:tcPr>
+          <w:p>
+            <w:pPr>
+              <w:rPr>
+                <w:sz w:val="20"/>
+                <w:szCs w:val="20"/>
+              </w:rPr>
+            </w:pPr>
+            <w:r>
+              <w:t>Levanta el sistema (reconstruye tras cambios de código).</w:t>
+            </w:r>
+          </w:p>
+        </w:tc>
+      </w:tr>
+      <w:tr>
+        <w:tc>
+          <w:tcPr>
+            <w:tcW w:w="0" w:type="auto"/>
+            <w:tcMar>
+              <w:top w:w="60" w:type="dxa"/>
+              <w:left w:w="120" w:type="dxa"/>
+              <w:bottom w:w="60" w:type="dxa"/>
+              <w:right w:w="120" w:type="dxa"/>
+            </w:tcMar>
+          </w:tcPr>
+          <w:p>
+            <w:pPr>
+              <w:rPr>
+                <w:sz w:val="20"/>
+                <w:szCs w:val="20"/>
+              </w:rPr>
+            </w:pPr>
+            <w:r>
+              <w:t>docker compose ps</w:t>
+            </w:r>
+          </w:p>
+        </w:tc>
+        <w:tc>
+          <w:tcPr>
+            <w:tcW w:w="3198" w:type="pct"/>
+            <w:tcMar>
+              <w:top w:w="60" w:type="dxa"/>
+              <w:left w:w="120" w:type="dxa"/>
+              <w:bottom w:w="60" w:type="dxa"/>
+              <w:right w:w="120" w:type="dxa"/>
+            </w:tcMar>
+          </w:tcPr>
+          <w:p>
+            <w:pPr>
+              <w:rPr>
+                <w:sz w:val="20"/>
+                <w:szCs w:val="20"/>
+              </w:rPr>
+            </w:pPr>
+            <w:r>
+              <w:t>Muestra el estado de los contenedores.</w:t>
+            </w:r>
+          </w:p>
+        </w:tc>
+      </w:tr>
+      <w:tr>
+        <w:tc>
+          <w:tcPr>
+            <w:tcW w:w="0" w:type="auto"/>
+            <w:tcMar>
+              <w:top w:w="60" w:type="dxa"/>
+              <w:left w:w="120" w:type="dxa"/>
+              <w:bottom w:w="60" w:type="dxa"/>
+              <w:right w:w="120" w:type="dxa"/>
+            </w:tcMar>
+          </w:tcPr>
+          <w:p>
+            <w:pPr>
+              <w:rPr>
+                <w:rFonts w:ascii="Consolas" w:eastAsia="Consolas" w:hAnsi="Consolas" w:cs="Consolas"/>
+                <w:color w:val="1565A6"/>
+                <w:sz w:val="20"/>
+                <w:szCs w:val="20"/>
+                <w:lang w:val="en-US"/>
+              </w:rPr>
+            </w:pPr>
+            <w:r>
+              <w:rPr>
+                <w:lang w:val="en-US"/>
+              </w:rPr>
+              <w:t>docker compose logs -f backend</w:t>
+            </w:r>
+          </w:p>
+        </w:tc>
+        <w:tc>
+          <w:tcPr>
+            <w:tcW w:w="3198" w:type="pct"/>
+            <w:tcMar>
+              <w:top w:w="60" w:type="dxa"/>
+              <w:left w:w="120" w:type="dxa"/>
+              <w:bottom w:w="60" w:type="dxa"/>
+              <w:right w:w="120" w:type="dxa"/>
+            </w:tcMar>
+          </w:tcPr>
+          <w:p>
+            <w:pPr>
+              <w:rPr>
+                <w:color w:val="000000"/>
+                <w:sz w:val="20"/>
+                <w:szCs w:val="20"/>
+              </w:rPr>
+            </w:pPr>
+            <w:r>
+              <w:t>Muestra los logs del backend en vivo.</w:t>
+            </w:r>
+          </w:p>
+        </w:tc>
+      </w:tr>
+      <w:tr>
+        <w:tc>
+          <w:tcPr>
+            <w:tcW w:w="0" w:type="auto"/>
+            <w:tcMar>
+              <w:top w:w="60" w:type="dxa"/>
+              <w:left w:w="120" w:type="dxa"/>
+              <w:bottom w:w="60" w:type="dxa"/>
+              <w:right w:w="120" w:type="dxa"/>
+            </w:tcMar>
+          </w:tcPr>
+          <w:p>
+            <w:pPr>
+              <w:rPr>
+                <w:rFonts w:ascii="Consolas" w:eastAsia="Consolas" w:hAnsi="Consolas" w:cs="Consolas"/>
+                <w:color w:val="1565A6"/>
+                <w:sz w:val="20"/>
+                <w:szCs w:val="20"/>
+              </w:rPr>
+            </w:pPr>
+            <w:r>
+              <w:t>docker compose stop</w:t>
+            </w:r>
+          </w:p>
+        </w:tc>
+        <w:tc>
+          <w:tcPr>
+            <w:tcW w:w="3198" w:type="pct"/>
+            <w:tcMar>
+              <w:top w:w="60" w:type="dxa"/>
+              <w:left w:w="120" w:type="dxa"/>
+              <w:bottom w:w="60" w:type="dxa"/>
+              <w:right w:w="120" w:type="dxa"/>
+            </w:tcMar>
+          </w:tcPr>
+          <w:p>
+            <w:pPr>
+              <w:rPr>
+                <w:color w:val="000000"/>
+                <w:sz w:val="20"/>
+                <w:szCs w:val="20"/>
+              </w:rPr>
+            </w:pPr>
+            <w:r>
+              <w:t>Detiene los contenedores sin borrar datos.</w:t>
+            </w:r>
+          </w:p>
+        </w:tc>
+      </w:tr>
+      <w:tr>
+        <w:tc>
+          <w:tcPr>
+            <w:tcW w:w="0" w:type="auto"/>
+            <w:tcMar>
+              <w:top w:w="60" w:type="dxa"/>
+              <w:left w:w="120" w:type="dxa"/>
+              <w:bottom w:w="60" w:type="dxa"/>
+              <w:right w:w="120" w:type="dxa"/>
+            </w:tcMar>
+          </w:tcPr>
+          <w:p>
+            <w:pPr>
+              <w:rPr>
+                <w:rFonts w:ascii="Consolas" w:eastAsia="Consolas" w:hAnsi="Consolas" w:cs="Consolas"/>
+                <w:color w:val="1565A6"/>
+                <w:sz w:val="20"/>
+                <w:szCs w:val="20"/>
+              </w:rPr>
+            </w:pPr>
+            <w:r>
+              <w:t>docker compose down</w:t>
+            </w:r>
+          </w:p>
+        </w:tc>
+        <w:tc>
+          <w:tcPr>
+            <w:tcW w:w="3198" w:type="pct"/>
+            <w:tcMar>
+              <w:top w:w="60" w:type="dxa"/>
+              <w:left w:w="120" w:type="dxa"/>
+              <w:bottom w:w="60" w:type="dxa"/>
+              <w:right w:w="120" w:type="dxa"/>
+            </w:tcMar>
+          </w:tcPr>
+          <w:p>
+            <w:pPr>
+              <w:rPr>
+                <w:color w:val="000000"/>
+                <w:sz w:val="20"/>
+                <w:szCs w:val="20"/>
+              </w:rPr>
+            </w:pPr>
+            <w:r>
+              <w:t>Detiene y elimina los contenedores (conserva los datos).</w:t>
+            </w:r>
+          </w:p>
+        </w:tc>
+      </w:tr>
+      <w:tr>
+        <w:tc>
+          <w:tcPr>
+            <w:tcW w:w="0" w:type="auto"/>
+            <w:tcMar>
+              <w:top w:w="60" w:type="dxa"/>
+              <w:left w:w="120" w:type="dxa"/>
+              <w:bottom w:w="60" w:type="dxa"/>
+              <w:right w:w="120" w:type="dxa"/>
+            </w:tcMar>
+          </w:tcPr>
+          <w:p>
+            <w:pPr>
+              <w:rPr>
+                <w:rFonts w:ascii="Consolas" w:eastAsia="Consolas" w:hAnsi="Consolas" w:cs="Consolas"/>
+                <w:color w:val="1565A6"/>
+                <w:sz w:val="20"/>
+                <w:szCs w:val="20"/>
+              </w:rPr>
+            </w:pPr>
+            <w:r>
+              <w:t>docker compose down -v</w:t>
+            </w:r>
+          </w:p>
+        </w:tc>
+        <w:tc>
+          <w:tcPr>
+            <w:tcW w:w="3198" w:type="pct"/>
+            <w:tcMar>
+              <w:top w:w="60" w:type="dxa"/>
+              <w:left w:w="120" w:type="dxa"/>
+              <w:bottom w:w="60" w:type="dxa"/>
+              <w:right w:w="120" w:type="dxa"/>
+            </w:tcMar>
+          </w:tcPr>
+          <w:p>
+            <w:pPr>
+              <w:rPr>
+                <w:color w:val="000000"/>
+                <w:sz w:val="20"/>
+                <w:szCs w:val="20"/>
+              </w:rPr>
+            </w:pPr>
+            <w:r>
+              <w:t>Detiene y elimina los contenedores, borrando también los datos de las bases de datos.</w:t>
+            </w:r>
+          </w:p>
+        </w:tc>
+      </w:tr>
+    </w:tbl>
+    <w:p>
+      <w:pPr>
+        <w:pStyle w:val="Ttulo2"/>
+        <w:keepNext/>
+        <w:spacing w:before="360" w:after="80"/>
+        <w:jc w:val="center"/>
+      </w:pPr>
+      <w:r>
+        <w:rPr>
+          <w:noProof/>
+        </w:rPr>
+        <w:drawing>
+          <wp:inline distT="0" distB="0" distL="0" distR="0" wp14:anchorId="257881E2" wp14:editId="333AEEA8">
+            <wp:extent cx="5548630" cy="723900"/>
+            <wp:effectExtent l="0" t="0" r="0" b="0"/>
+            <wp:docPr id="400794895" name="Imagen 1"/>
+            <wp:cNvGraphicFramePr>
+              <a:graphicFrameLocks xmlns:a="http://schemas.openxmlformats.org/drawingml/2006/main" noChangeAspect="1"/>
+            </wp:cNvGraphicFramePr>
+            <a:graphic xmlns:a="http://schemas.openxmlformats.org/drawingml/2006/main">
+              <a:graphicData uri="http://schemas.openxmlformats.org/drawingml/2006/picture">
+                <pic:pic xmlns:pic="http://schemas.openxmlformats.org/drawingml/2006/picture">
+                  <pic:nvPicPr>
+                    <pic:cNvPr id="400794895" name=""/>
+                    <pic:cNvPicPr/>
+                  </pic:nvPicPr>
+                  <pic:blipFill>
+                    <a:blip r:embed="rId8"/>
+                    <a:stretch>
+                      <a:fillRect/>
+                    </a:stretch>
+                  </pic:blipFill>
+                  <pic:spPr>
+                    <a:xfrm>
+                      <a:off x="0" y="0"/>
+                      <a:ext cx="5548630" cy="723900"/>
+                    </a:xfrm>
+                    <a:prstGeom prst="rect">
+                      <a:avLst/>
+                    </a:prstGeom>
+                  </pic:spPr>
+                </pic:pic>
+              </a:graphicData>
+            </a:graphic>
+          </wp:inline>
+        </w:drawing>
+      </w:r>
+    </w:p>
+    <w:p>
+      <w:pPr>
+        <w:pStyle w:val="Descripcin"/>
+        <w:jc w:val="center"/>
+      </w:pPr>
+      <w:r>
+        <w:t xml:space="preserve">Ilustración </w:t>
+      </w:r>
+      <w:fldSimple w:instr=" SEQ Ilustración \* ARABIC ">
+        <w:r>
+          <w:rPr>
+            <w:noProof/>
+          </w:rPr>
+          <w:t>3</w:t>
+        </w:r>
+      </w:fldSimple>
+      <w:r>
+        <w:t xml:space="preserve"> Listado de contenedores operativos</w:t>
+      </w:r>
+    </w:p>
+    <w:p>
+      <w:pPr>
+        <w:pStyle w:val="Ttulo1"/>
+        <w:numPr>
+          <w:ilvl w:val="0"/>
+          <w:numId w:val="2"/>
+        </w:numPr>
+        <w:spacing w:after="120"/>
+      </w:pPr>
+      <w:r>
+        <w:t>Autenticación</w:t>
+      </w:r>
+    </w:p>
+    <w:p>
+      <w:pPr>
+        <w:spacing w:after="120"/>
+      </w:pPr>
+      <w:r>
+        <w:t>Gestión del acceso al sistema y de la contraseña personal.</w:t>
+      </w:r>
+    </w:p>
+    <w:p>
+      <w:pPr>
+        <w:pStyle w:val="Ttulo2"/>
+        <w:numPr>
+          <w:ilvl w:val="1"/>
+          <w:numId w:val="2"/>
+        </w:numPr>
+        <w:spacing w:before="360" w:after="80"/>
+      </w:pPr>
+      <w:r>
+        <w:lastRenderedPageBreak/>
+        <w:t>Iniciar sesión</w:t>
+      </w:r>
+    </w:p>
+    <w:p>
+      <w:pPr>
+        <w:spacing w:after="120"/>
+      </w:pPr>
+      <w:r>
+        <w:t>Roles requeridos: ADMINISTRADOR, OPERADOR</w:t>
+      </w:r>
+    </w:p>
+    <w:p>
+      <w:pPr>
+        <w:spacing w:after="100"/>
+        <w:ind w:left="431"/>
+      </w:pPr>
+      <w:r>
+        <w:rPr>
+          <w:b/>
+          <w:bCs/>
+          <w:color w:val="1565A6"/>
+        </w:rPr>
+        <w:t xml:space="preserve">1.  </w:t>
+      </w:r>
+      <w:r>
+        <w:t>Ingresa la URL del sistema en el navegador web. Aparecerá la pantalla de inicio de sesión.</w:t>
+      </w:r>
+    </w:p>
+    <w:p>
+      <w:pPr>
+        <w:spacing w:after="100"/>
+        <w:ind w:left="431"/>
+      </w:pPr>
+      <w:r>
+        <w:rPr>
+          <w:b/>
+          <w:bCs/>
+          <w:color w:val="1565A6"/>
+        </w:rPr>
+        <w:t xml:space="preserve">2.  </w:t>
+      </w:r>
+      <w:r>
+        <w:t>Escribe tu correo electrónico en el campo "Correo".</w:t>
+      </w:r>
+    </w:p>
+    <w:p>
+      <w:pPr>
+        <w:spacing w:after="100"/>
+        <w:ind w:left="431"/>
+      </w:pPr>
+      <w:r>
+        <w:rPr>
+          <w:b/>
+          <w:bCs/>
+          <w:color w:val="1565A6"/>
+        </w:rPr>
+        <w:t xml:space="preserve">3.  </w:t>
+      </w:r>
+      <w:r>
         <w:t>Escribe tu contraseña en el campo "Contraseña". Los caracteres se ocultan automáticamente.</w:t>
       </w:r>
     </w:p>
@@ -1219,6 +2540,9 @@
         <w:jc w:val="center"/>
       </w:pPr>
       <w:r>
+        <w:rPr>
+          <w:noProof/>
+        </w:rPr>
         <w:drawing>
           <wp:inline distT="0" distB="0" distL="0" distR="0" wp14:anchorId="531CDF7B" wp14:editId="15B64ED3">
             <wp:extent cx="4747671" cy="3977985"/>
@@ -1235,7 +2559,7 @@
                     <pic:cNvPicPr/>
                   </pic:nvPicPr>
                   <pic:blipFill>
-                    <a:blip r:embed="rId6"/>
+                    <a:blip r:embed="rId9"/>
                     <a:stretch>
                       <a:fillRect/>
                     </a:stretch>
@@ -1269,7 +2593,7 @@
           <w:rPr>
             <w:noProof/>
           </w:rPr>
-          <w:t>2</w:t>
+          <w:t>4</w:t>
         </w:r>
       </w:fldSimple>
       <w:r>
@@ -1299,12 +2623,6 @@
         <w:gridCol w:w="1162"/>
       </w:tblGrid>
       <w:tr>
-        <w:tblPrEx>
-          <w:tblCellMar>
-            <w:top w:w="0" w:type="dxa"/>
-            <w:bottom w:w="0" w:type="dxa"/>
-          </w:tblCellMar>
-        </w:tblPrEx>
         <w:trPr>
           <w:tblHeader/>
         </w:trPr>
@@ -1371,12 +2689,6 @@
         </w:tc>
       </w:tr>
       <w:tr>
-        <w:tblPrEx>
-          <w:tblCellMar>
-            <w:top w:w="0" w:type="dxa"/>
-            <w:bottom w:w="0" w:type="dxa"/>
-          </w:tblCellMar>
-        </w:tblPrEx>
         <w:tc>
           <w:tcPr>
             <w:tcW w:w="0" w:type="auto"/>
@@ -1443,12 +2755,6 @@
         </w:tc>
       </w:tr>
       <w:tr>
-        <w:tblPrEx>
-          <w:tblCellMar>
-            <w:top w:w="0" w:type="dxa"/>
-            <w:bottom w:w="0" w:type="dxa"/>
-          </w:tblCellMar>
-        </w:tblPrEx>
         <w:tc>
           <w:tcPr>
             <w:tcW w:w="0" w:type="auto"/>
@@ -1542,12 +2848,6 @@
         <w:gridCol w:w="5762"/>
       </w:tblGrid>
       <w:tr>
-        <w:tblPrEx>
-          <w:tblCellMar>
-            <w:top w:w="0" w:type="dxa"/>
-            <w:bottom w:w="0" w:type="dxa"/>
-          </w:tblCellMar>
-        </w:tblPrEx>
         <w:trPr>
           <w:tblHeader/>
         </w:trPr>
@@ -1601,12 +2901,6 @@
         </w:tc>
       </w:tr>
       <w:tr>
-        <w:tblPrEx>
-          <w:tblCellMar>
-            <w:top w:w="0" w:type="dxa"/>
-            <w:bottom w:w="0" w:type="dxa"/>
-          </w:tblCellMar>
-        </w:tblPrEx>
         <w:tc>
           <w:tcPr>
             <w:tcW w:w="0" w:type="auto"/>
@@ -1651,12 +2945,6 @@
         </w:tc>
       </w:tr>
       <w:tr>
-        <w:tblPrEx>
-          <w:tblCellMar>
-            <w:top w:w="0" w:type="dxa"/>
-            <w:bottom w:w="0" w:type="dxa"/>
-          </w:tblCellMar>
-        </w:tblPrEx>
         <w:tc>
           <w:tcPr>
             <w:tcW w:w="0" w:type="auto"/>
@@ -1709,10 +2997,14 @@
     <w:p>
       <w:pPr>
         <w:pStyle w:val="Ttulo2"/>
+        <w:numPr>
+          <w:ilvl w:val="1"/>
+          <w:numId w:val="2"/>
+        </w:numPr>
         <w:spacing w:before="360" w:after="80"/>
       </w:pPr>
       <w:r>
-        <w:t>2.2 Cambiar contraseña</w:t>
+        <w:t>Cambiar contraseña</w:t>
       </w:r>
     </w:p>
     <w:p>
@@ -1779,6 +3071,9 @@
         <w:jc w:val="center"/>
       </w:pPr>
       <w:r>
+        <w:rPr>
+          <w:noProof/>
+        </w:rPr>
         <w:drawing>
           <wp:inline distT="0" distB="0" distL="0" distR="0" wp14:anchorId="12D01468" wp14:editId="041CC0CF">
             <wp:extent cx="4876800" cy="2310592"/>
@@ -1795,7 +3090,7 @@
                     <pic:cNvPicPr/>
                   </pic:nvPicPr>
                   <pic:blipFill>
-                    <a:blip r:embed="rId7"/>
+                    <a:blip r:embed="rId10"/>
                     <a:stretch>
                       <a:fillRect/>
                     </a:stretch>
@@ -1829,7 +3124,7 @@
           <w:rPr>
             <w:noProof/>
           </w:rPr>
-          <w:t>3</w:t>
+          <w:t>5</w:t>
         </w:r>
       </w:fldSimple>
       <w:r>
@@ -1866,6 +3161,9 @@
         <w:jc w:val="center"/>
       </w:pPr>
       <w:r>
+        <w:rPr>
+          <w:noProof/>
+        </w:rPr>
         <w:drawing>
           <wp:inline distT="0" distB="0" distL="0" distR="0" wp14:anchorId="5570C28C" wp14:editId="033C46B0">
             <wp:extent cx="4122823" cy="3877945"/>
@@ -1882,7 +3180,7 @@
                     <pic:cNvPicPr/>
                   </pic:nvPicPr>
                   <pic:blipFill>
-                    <a:blip r:embed="rId8"/>
+                    <a:blip r:embed="rId11"/>
                     <a:stretch>
                       <a:fillRect/>
                     </a:stretch>
@@ -1916,7 +3214,7 @@
           <w:rPr>
             <w:noProof/>
           </w:rPr>
-          <w:t>4</w:t>
+          <w:t>6</w:t>
         </w:r>
       </w:fldSimple>
       <w:r>
@@ -1948,89 +3246,20 @@
     </w:p>
     <w:p>
       <w:pPr>
-        <w:spacing w:after="80"/>
-      </w:pPr>
-    </w:p>
-    <w:tbl>
-      <w:tblPr>
-        <w:tblW w:w="5000" w:type="pct"/>
-        <w:tblBorders>
-          <w:top w:val="single" w:sz="12" w:space="0" w:color="F59E0B"/>
-          <w:insideH w:val="single" w:sz="4" w:space="0" w:color="auto"/>
-          <w:insideV w:val="single" w:sz="4" w:space="0" w:color="auto"/>
-        </w:tblBorders>
-        <w:tblCellMar>
-          <w:left w:w="10" w:type="dxa"/>
-          <w:right w:w="10" w:type="dxa"/>
-        </w:tblCellMar>
-        <w:tblLook w:val="04A0" w:firstRow="1" w:lastRow="0" w:firstColumn="1" w:lastColumn="0" w:noHBand="0" w:noVBand="1"/>
-      </w:tblPr>
-      <w:tblGrid>
-        <w:gridCol w:w="8728"/>
-      </w:tblGrid>
-      <w:tr>
-        <w:tblPrEx>
-          <w:tblCellMar>
-            <w:top w:w="0" w:type="dxa"/>
-            <w:bottom w:w="0" w:type="dxa"/>
-          </w:tblCellMar>
-        </w:tblPrEx>
-        <w:tc>
-          <w:tcPr>
-            <w:tcW w:w="0" w:type="auto"/>
-            <w:tcBorders>
-              <w:top w:val="single" w:sz="12" w:space="0" w:color="F59E0B"/>
-              <w:left w:val="single" w:sz="4" w:space="0" w:color="CFDBE6"/>
-              <w:bottom w:val="single" w:sz="4" w:space="0" w:color="CFDBE6"/>
-              <w:right w:val="single" w:sz="4" w:space="0" w:color="CFDBE6"/>
-            </w:tcBorders>
-            <w:shd w:val="solid" w:color="FEF3C7" w:fill="auto"/>
-            <w:tcMar>
-              <w:top w:w="80" w:type="dxa"/>
-              <w:left w:w="160" w:type="dxa"/>
-              <w:bottom w:w="80" w:type="dxa"/>
-              <w:right w:w="160" w:type="dxa"/>
-            </w:tcMar>
-          </w:tcPr>
-          <w:p>
-            <w:pPr>
-              <w:spacing w:after="40"/>
-            </w:pPr>
-            <w:r>
-              <w:rPr>
-                <w:b/>
-                <w:bCs/>
-                <w:color w:val="F59E0B"/>
-                <w:sz w:val="18"/>
-                <w:szCs w:val="18"/>
-              </w:rPr>
-              <w:t>ATENCIÓN</w:t>
-            </w:r>
-          </w:p>
-          <w:p>
-            <w:r>
-              <w:rPr>
-                <w:sz w:val="21"/>
-                <w:szCs w:val="21"/>
-              </w:rPr>
-              <w:t>Después de cambiar la contraseña, es posible que el sistema solicite iniciar sesión nuevamente al expirar el token activo.</w:t>
-            </w:r>
-          </w:p>
-        </w:tc>
-      </w:tr>
-    </w:tbl>
-    <w:p>
-      <w:pPr>
-        <w:spacing w:after="120"/>
+        <w:spacing w:after="40"/>
       </w:pPr>
     </w:p>
     <w:p>
       <w:pPr>
         <w:pStyle w:val="Ttulo2"/>
+        <w:numPr>
+          <w:ilvl w:val="1"/>
+          <w:numId w:val="2"/>
+        </w:numPr>
         <w:spacing w:before="360" w:after="80"/>
       </w:pPr>
       <w:r>
-        <w:t>2.3 Cerrar sesión</w:t>
+        <w:t>Cerrar sesión</w:t>
       </w:r>
     </w:p>
     <w:p>
@@ -2099,6 +3328,9 @@
         <w:jc w:val="center"/>
       </w:pPr>
       <w:r>
+        <w:rPr>
+          <w:noProof/>
+        </w:rPr>
         <w:drawing>
           <wp:inline distT="0" distB="0" distL="0" distR="0" wp14:anchorId="4E7C5147" wp14:editId="1246E085">
             <wp:extent cx="1828958" cy="967824"/>
@@ -2115,7 +3347,7 @@
                     <pic:cNvPicPr/>
                   </pic:nvPicPr>
                   <pic:blipFill>
-                    <a:blip r:embed="rId9"/>
+                    <a:blip r:embed="rId12"/>
                     <a:stretch>
                       <a:fillRect/>
                     </a:stretch>
@@ -2149,7 +3381,7 @@
           <w:rPr>
             <w:noProof/>
           </w:rPr>
-          <w:t>5</w:t>
+          <w:t>7</w:t>
         </w:r>
       </w:fldSimple>
       <w:r>
@@ -2159,10 +3391,14 @@
     <w:p>
       <w:pPr>
         <w:pStyle w:val="Ttulo1"/>
+        <w:numPr>
+          <w:ilvl w:val="0"/>
+          <w:numId w:val="2"/>
+        </w:numPr>
         <w:spacing w:after="120"/>
       </w:pPr>
       <w:r>
-        <w:t>3. Gestión de usuarios</w:t>
+        <w:t>Gestión de usuarios</w:t>
       </w:r>
     </w:p>
     <w:p>
@@ -2185,6 +3421,9 @@
         <w:jc w:val="center"/>
       </w:pPr>
       <w:r>
+        <w:rPr>
+          <w:noProof/>
+        </w:rPr>
         <w:drawing>
           <wp:inline distT="0" distB="0" distL="0" distR="0" wp14:anchorId="06234A94" wp14:editId="3CE1FC84">
             <wp:extent cx="5181600" cy="2447295"/>
@@ -2201,7 +3440,7 @@
                     <pic:cNvPicPr/>
                   </pic:nvPicPr>
                   <pic:blipFill>
-                    <a:blip r:embed="rId10"/>
+                    <a:blip r:embed="rId13"/>
                     <a:stretch>
                       <a:fillRect/>
                     </a:stretch>
@@ -2235,7 +3474,7 @@
           <w:rPr>
             <w:noProof/>
           </w:rPr>
-          <w:t>6</w:t>
+          <w:t>8</w:t>
         </w:r>
       </w:fldSimple>
       <w:r>
@@ -2245,10 +3484,14 @@
     <w:p>
       <w:pPr>
         <w:pStyle w:val="Ttulo2"/>
+        <w:numPr>
+          <w:ilvl w:val="1"/>
+          <w:numId w:val="2"/>
+        </w:numPr>
         <w:spacing w:before="360" w:after="80"/>
       </w:pPr>
       <w:r>
-        <w:t>3.1 Lista de usuarios</w:t>
+        <w:t>Lista de usuarios</w:t>
       </w:r>
     </w:p>
     <w:p>
@@ -2264,29 +3507,33 @@
         <w:spacing w:after="120"/>
       </w:pPr>
       <w:r>
+        <w:t>La tabla muestra todos los usuarios registrados con nombre completo, correo, cédula y roles activos. Desde cada fila se puede editar datos, gestionar roles, cambiar contraseña o eliminar el usuario.</w:t>
+      </w:r>
+    </w:p>
+    <w:p>
+      <w:pPr>
+        <w:spacing w:after="120"/>
+      </w:pPr>
+    </w:p>
+    <w:p>
+      <w:pPr>
+        <w:pStyle w:val="Ttulo2"/>
+        <w:numPr>
+          <w:ilvl w:val="1"/>
+          <w:numId w:val="2"/>
+        </w:numPr>
+        <w:spacing w:before="360" w:after="80"/>
+      </w:pPr>
+      <w:r>
+        <w:t>Crear usuario</w:t>
+      </w:r>
+    </w:p>
+    <w:p>
+      <w:pPr>
+        <w:spacing w:after="120"/>
+      </w:pPr>
+      <w:r>
         <w:lastRenderedPageBreak/>
-        <w:t>La tabla muestra todos los usuarios registrados con nombre completo, correo, cédula y roles activos. Desde cada fila se puede editar datos, gestionar roles, cambiar contraseña o eliminar el usuario.</w:t>
-      </w:r>
-    </w:p>
-    <w:p>
-      <w:pPr>
-        <w:spacing w:after="120"/>
-      </w:pPr>
-    </w:p>
-    <w:p>
-      <w:pPr>
-        <w:pStyle w:val="Ttulo2"/>
-        <w:spacing w:before="360" w:after="80"/>
-      </w:pPr>
-      <w:r>
-        <w:t>3.2 Crear usuario</w:t>
-      </w:r>
-    </w:p>
-    <w:p>
-      <w:pPr>
-        <w:spacing w:after="120"/>
-      </w:pPr>
-      <w:r>
         <w:t>Rol requerido: ADMINISTRADOR</w:t>
       </w:r>
     </w:p>
@@ -2353,6 +3600,9 @@
         <w:jc w:val="center"/>
       </w:pPr>
       <w:r>
+        <w:rPr>
+          <w:noProof/>
+        </w:rPr>
         <w:drawing>
           <wp:inline distT="0" distB="0" distL="0" distR="0" wp14:anchorId="7347F4E7" wp14:editId="2A8B38E8">
             <wp:extent cx="3604572" cy="4846740"/>
@@ -2369,7 +3619,7 @@
                     <pic:cNvPicPr/>
                   </pic:nvPicPr>
                   <pic:blipFill>
-                    <a:blip r:embed="rId11"/>
+                    <a:blip r:embed="rId14"/>
                     <a:stretch>
                       <a:fillRect/>
                     </a:stretch>
@@ -2403,7 +3653,7 @@
           <w:rPr>
             <w:noProof/>
           </w:rPr>
-          <w:t>7</w:t>
+          <w:t>9</w:t>
         </w:r>
       </w:fldSimple>
       <w:r>
@@ -2434,12 +3684,6 @@
         <w:gridCol w:w="1084"/>
       </w:tblGrid>
       <w:tr>
-        <w:tblPrEx>
-          <w:tblCellMar>
-            <w:top w:w="0" w:type="dxa"/>
-            <w:bottom w:w="0" w:type="dxa"/>
-          </w:tblCellMar>
-        </w:tblPrEx>
         <w:trPr>
           <w:tblHeader/>
         </w:trPr>
@@ -2506,12 +3750,6 @@
         </w:tc>
       </w:tr>
       <w:tr>
-        <w:tblPrEx>
-          <w:tblCellMar>
-            <w:top w:w="0" w:type="dxa"/>
-            <w:bottom w:w="0" w:type="dxa"/>
-          </w:tblCellMar>
-        </w:tblPrEx>
         <w:tc>
           <w:tcPr>
             <w:tcW w:w="0" w:type="auto"/>
@@ -2578,12 +3816,6 @@
         </w:tc>
       </w:tr>
       <w:tr>
-        <w:tblPrEx>
-          <w:tblCellMar>
-            <w:top w:w="0" w:type="dxa"/>
-            <w:bottom w:w="0" w:type="dxa"/>
-          </w:tblCellMar>
-        </w:tblPrEx>
         <w:tc>
           <w:tcPr>
             <w:tcW w:w="0" w:type="auto"/>
@@ -2650,12 +3882,6 @@
         </w:tc>
       </w:tr>
       <w:tr>
-        <w:tblPrEx>
-          <w:tblCellMar>
-            <w:top w:w="0" w:type="dxa"/>
-            <w:bottom w:w="0" w:type="dxa"/>
-          </w:tblCellMar>
-        </w:tblPrEx>
         <w:tc>
           <w:tcPr>
             <w:tcW w:w="0" w:type="auto"/>
@@ -2674,7 +3900,6 @@
                 <w:sz w:val="20"/>
                 <w:szCs w:val="20"/>
               </w:rPr>
-              <w:lastRenderedPageBreak/>
               <w:t>Correo</w:t>
             </w:r>
           </w:p>
@@ -2723,12 +3948,6 @@
         </w:tc>
       </w:tr>
       <w:tr>
-        <w:tblPrEx>
-          <w:tblCellMar>
-            <w:top w:w="0" w:type="dxa"/>
-            <w:bottom w:w="0" w:type="dxa"/>
-          </w:tblCellMar>
-        </w:tblPrEx>
         <w:tc>
           <w:tcPr>
             <w:tcW w:w="0" w:type="auto"/>
@@ -2795,12 +4014,6 @@
         </w:tc>
       </w:tr>
       <w:tr>
-        <w:tblPrEx>
-          <w:tblCellMar>
-            <w:top w:w="0" w:type="dxa"/>
-            <w:bottom w:w="0" w:type="dxa"/>
-          </w:tblCellMar>
-        </w:tblPrEx>
         <w:tc>
           <w:tcPr>
             <w:tcW w:w="0" w:type="auto"/>
@@ -2867,12 +4080,6 @@
         </w:tc>
       </w:tr>
       <w:tr>
-        <w:tblPrEx>
-          <w:tblCellMar>
-            <w:top w:w="0" w:type="dxa"/>
-            <w:bottom w:w="0" w:type="dxa"/>
-          </w:tblCellMar>
-        </w:tblPrEx>
         <w:tc>
           <w:tcPr>
             <w:tcW w:w="0" w:type="auto"/>
@@ -2966,12 +4173,6 @@
         <w:gridCol w:w="5447"/>
       </w:tblGrid>
       <w:tr>
-        <w:tblPrEx>
-          <w:tblCellMar>
-            <w:top w:w="0" w:type="dxa"/>
-            <w:bottom w:w="0" w:type="dxa"/>
-          </w:tblCellMar>
-        </w:tblPrEx>
         <w:trPr>
           <w:tblHeader/>
         </w:trPr>
@@ -2995,6 +4196,7 @@
                 <w:sz w:val="18"/>
                 <w:szCs w:val="18"/>
               </w:rPr>
+              <w:lastRenderedPageBreak/>
               <w:t>Mensaje de error</w:t>
             </w:r>
           </w:p>
@@ -3025,12 +4227,6 @@
         </w:tc>
       </w:tr>
       <w:tr>
-        <w:tblPrEx>
-          <w:tblCellMar>
-            <w:top w:w="0" w:type="dxa"/>
-            <w:bottom w:w="0" w:type="dxa"/>
-          </w:tblCellMar>
-        </w:tblPrEx>
         <w:tc>
           <w:tcPr>
             <w:tcW w:w="0" w:type="auto"/>
@@ -3075,12 +4271,6 @@
         </w:tc>
       </w:tr>
       <w:tr>
-        <w:tblPrEx>
-          <w:tblCellMar>
-            <w:top w:w="0" w:type="dxa"/>
-            <w:bottom w:w="0" w:type="dxa"/>
-          </w:tblCellMar>
-        </w:tblPrEx>
         <w:tc>
           <w:tcPr>
             <w:tcW w:w="0" w:type="auto"/>
@@ -3125,12 +4315,6 @@
         </w:tc>
       </w:tr>
       <w:tr>
-        <w:tblPrEx>
-          <w:tblCellMar>
-            <w:top w:w="0" w:type="dxa"/>
-            <w:bottom w:w="0" w:type="dxa"/>
-          </w:tblCellMar>
-        </w:tblPrEx>
         <w:tc>
           <w:tcPr>
             <w:tcW w:w="0" w:type="auto"/>
@@ -3183,10 +4367,14 @@
     <w:p>
       <w:pPr>
         <w:pStyle w:val="Ttulo2"/>
+        <w:numPr>
+          <w:ilvl w:val="1"/>
+          <w:numId w:val="2"/>
+        </w:numPr>
         <w:spacing w:before="360" w:after="80"/>
       </w:pPr>
       <w:r>
-        <w:t>3.3 Editar datos del usuario</w:t>
+        <w:t>Editar datos del usuario</w:t>
       </w:r>
     </w:p>
     <w:p>
@@ -3255,6 +4443,9 @@
         <w:jc w:val="center"/>
       </w:pPr>
       <w:r>
+        <w:rPr>
+          <w:noProof/>
+        </w:rPr>
         <w:drawing>
           <wp:inline distT="0" distB="0" distL="0" distR="0" wp14:anchorId="034D9B3E" wp14:editId="53493D3A">
             <wp:extent cx="3604572" cy="3787468"/>
@@ -3271,7 +4462,7 @@
                     <pic:cNvPicPr/>
                   </pic:nvPicPr>
                   <pic:blipFill>
-                    <a:blip r:embed="rId12"/>
+                    <a:blip r:embed="rId15"/>
                     <a:stretch>
                       <a:fillRect/>
                     </a:stretch>
@@ -3305,7 +4496,7 @@
           <w:rPr>
             <w:noProof/>
           </w:rPr>
-          <w:t>8</w:t>
+          <w:t>10</w:t>
         </w:r>
       </w:fldSimple>
       <w:r>
@@ -3330,12 +4521,6 @@
         <w:gridCol w:w="8728"/>
       </w:tblGrid>
       <w:tr>
-        <w:tblPrEx>
-          <w:tblCellMar>
-            <w:top w:w="0" w:type="dxa"/>
-            <w:bottom w:w="0" w:type="dxa"/>
-          </w:tblCellMar>
-        </w:tblPrEx>
         <w:tc>
           <w:tcPr>
             <w:tcW w:w="0" w:type="auto"/>
@@ -3365,7 +4550,6 @@
                 <w:sz w:val="18"/>
                 <w:szCs w:val="18"/>
               </w:rPr>
-              <w:lastRenderedPageBreak/>
               <w:t>NOTA</w:t>
             </w:r>
           </w:p>
@@ -3384,10 +4568,14 @@
     <w:p>
       <w:pPr>
         <w:pStyle w:val="Ttulo2"/>
+        <w:numPr>
+          <w:ilvl w:val="1"/>
+          <w:numId w:val="2"/>
+        </w:numPr>
         <w:spacing w:before="360" w:after="80"/>
       </w:pPr>
       <w:r>
-        <w:t>3.4 Gestionar roles</w:t>
+        <w:t>Gestionar roles</w:t>
       </w:r>
     </w:p>
     <w:p>
@@ -3426,6 +4614,7 @@
           <w:bCs/>
           <w:color w:val="1565A6"/>
         </w:rPr>
+        <w:lastRenderedPageBreak/>
         <w:t xml:space="preserve">2.  </w:t>
       </w:r>
       <w:r>
@@ -3456,6 +4645,9 @@
         <w:jc w:val="center"/>
       </w:pPr>
       <w:r>
+        <w:rPr>
+          <w:noProof/>
+        </w:rPr>
         <w:drawing>
           <wp:inline distT="0" distB="0" distL="0" distR="0" wp14:anchorId="2C3B8BA4" wp14:editId="0368DB56">
             <wp:extent cx="3505504" cy="2118544"/>
@@ -3472,7 +4664,7 @@
                     <pic:cNvPicPr/>
                   </pic:nvPicPr>
                   <pic:blipFill>
-                    <a:blip r:embed="rId13"/>
+                    <a:blip r:embed="rId16"/>
                     <a:stretch>
                       <a:fillRect/>
                     </a:stretch>
@@ -3506,7 +4698,7 @@
           <w:rPr>
             <w:noProof/>
           </w:rPr>
-          <w:t>9</w:t>
+          <w:t>11</w:t>
         </w:r>
       </w:fldSimple>
       <w:r>
@@ -3531,12 +4723,6 @@
         <w:gridCol w:w="8728"/>
       </w:tblGrid>
       <w:tr>
-        <w:tblPrEx>
-          <w:tblCellMar>
-            <w:top w:w="0" w:type="dxa"/>
-            <w:bottom w:w="0" w:type="dxa"/>
-          </w:tblCellMar>
-        </w:tblPrEx>
         <w:tc>
           <w:tcPr>
             <w:tcW w:w="0" w:type="auto"/>
@@ -3589,10 +4775,14 @@
     <w:p>
       <w:pPr>
         <w:pStyle w:val="Ttulo2"/>
+        <w:numPr>
+          <w:ilvl w:val="1"/>
+          <w:numId w:val="2"/>
+        </w:numPr>
         <w:spacing w:before="360" w:after="80"/>
       </w:pPr>
       <w:r>
-        <w:t>3.5 Eliminar usuario</w:t>
+        <w:t>Eliminar usuario</w:t>
       </w:r>
     </w:p>
     <w:p>
@@ -3677,12 +4867,6 @@
         <w:gridCol w:w="8728"/>
       </w:tblGrid>
       <w:tr>
-        <w:tblPrEx>
-          <w:tblCellMar>
-            <w:top w:w="0" w:type="dxa"/>
-            <w:bottom w:w="0" w:type="dxa"/>
-          </w:tblCellMar>
-        </w:tblPrEx>
         <w:tc>
           <w:tcPr>
             <w:tcW w:w="0" w:type="auto"/>
@@ -3735,10 +4919,14 @@
     <w:p>
       <w:pPr>
         <w:pStyle w:val="Ttulo1"/>
+        <w:numPr>
+          <w:ilvl w:val="0"/>
+          <w:numId w:val="2"/>
+        </w:numPr>
         <w:spacing w:after="120"/>
       </w:pPr>
       <w:r>
-        <w:t>4. Boyas y sensores</w:t>
+        <w:t>Boyas y sensores</w:t>
       </w:r>
     </w:p>
     <w:p>
@@ -3746,7 +4934,6 @@
         <w:spacing w:after="120"/>
       </w:pPr>
       <w:r>
-        <w:lastRenderedPageBreak/>
         <w:t>Configuración de la infraestructura de medición. Las boyas representan dispositivos físicos en campo. Cada boya puede tener uno o más sensores, y cada sensor tiene una unidad de medida con umbrales de riesgo definidos.</w:t>
       </w:r>
     </w:p>
@@ -3757,6 +4944,10 @@
         <w:jc w:val="center"/>
       </w:pPr>
       <w:r>
+        <w:rPr>
+          <w:noProof/>
+        </w:rPr>
+        <w:lastRenderedPageBreak/>
         <w:drawing>
           <wp:inline distT="0" distB="0" distL="0" distR="0" wp14:anchorId="7BC4F201" wp14:editId="2F6F238F">
             <wp:extent cx="5548630" cy="1877060"/>
@@ -3773,7 +4964,7 @@
                     <pic:cNvPicPr/>
                   </pic:nvPicPr>
                   <pic:blipFill>
-                    <a:blip r:embed="rId14"/>
+                    <a:blip r:embed="rId17"/>
                     <a:stretch>
                       <a:fillRect/>
                     </a:stretch>
@@ -3807,7 +4998,7 @@
           <w:rPr>
             <w:noProof/>
           </w:rPr>
-          <w:t>10</w:t>
+          <w:t>12</w:t>
         </w:r>
       </w:fldSimple>
       <w:r>
@@ -3817,10 +5008,14 @@
     <w:p>
       <w:pPr>
         <w:pStyle w:val="Ttulo2"/>
+        <w:numPr>
+          <w:ilvl w:val="1"/>
+          <w:numId w:val="2"/>
+        </w:numPr>
         <w:spacing w:before="360" w:after="80"/>
       </w:pPr>
       <w:r>
-        <w:t>4.1 Gestionar boyas</w:t>
+        <w:t>Gestionar boyas</w:t>
       </w:r>
     </w:p>
     <w:p>
@@ -3903,6 +5098,9 @@
         <w:jc w:val="center"/>
       </w:pPr>
       <w:r>
+        <w:rPr>
+          <w:noProof/>
+        </w:rPr>
         <w:drawing>
           <wp:inline distT="0" distB="0" distL="0" distR="0" wp14:anchorId="0FAC79C3" wp14:editId="66C7E4D6">
             <wp:extent cx="4572396" cy="2522439"/>
@@ -3919,7 +5117,7 @@
                     <pic:cNvPicPr/>
                   </pic:nvPicPr>
                   <pic:blipFill>
-                    <a:blip r:embed="rId15"/>
+                    <a:blip r:embed="rId18"/>
                     <a:stretch>
                       <a:fillRect/>
                     </a:stretch>
@@ -3953,7 +5151,7 @@
           <w:rPr>
             <w:noProof/>
           </w:rPr>
-          <w:t>11</w:t>
+          <w:t>13</w:t>
         </w:r>
       </w:fldSimple>
       <w:r>
@@ -4031,7 +5229,6 @@
         <w:spacing w:before="240" w:after="60"/>
       </w:pPr>
       <w:r>
-        <w:lastRenderedPageBreak/>
         <w:t>Eliminar boya</w:t>
       </w:r>
     </w:p>
@@ -4092,12 +5289,6 @@
         <w:gridCol w:w="8728"/>
       </w:tblGrid>
       <w:tr>
-        <w:tblPrEx>
-          <w:tblCellMar>
-            <w:top w:w="0" w:type="dxa"/>
-            <w:bottom w:w="0" w:type="dxa"/>
-          </w:tblCellMar>
-        </w:tblPrEx>
         <w:tc>
           <w:tcPr>
             <w:tcW w:w="0" w:type="auto"/>
@@ -4150,10 +5341,14 @@
     <w:p>
       <w:pPr>
         <w:pStyle w:val="Ttulo2"/>
+        <w:numPr>
+          <w:ilvl w:val="1"/>
+          <w:numId w:val="2"/>
+        </w:numPr>
         <w:spacing w:before="360" w:after="80"/>
       </w:pPr>
       <w:r>
-        <w:t>4.2 Gestionar sensores</w:t>
+        <w:t>Gestionar sensores</w:t>
       </w:r>
     </w:p>
     <w:p>
@@ -4244,6 +5439,9 @@
         <w:jc w:val="center"/>
       </w:pPr>
       <w:r>
+        <w:rPr>
+          <w:noProof/>
+        </w:rPr>
         <w:drawing>
           <wp:inline distT="0" distB="0" distL="0" distR="0" wp14:anchorId="6F4A9435" wp14:editId="7B268199">
             <wp:extent cx="5227320" cy="2093799"/>
@@ -4260,7 +5458,7 @@
                     <pic:cNvPicPr/>
                   </pic:nvPicPr>
                   <pic:blipFill>
-                    <a:blip r:embed="rId16"/>
+                    <a:blip r:embed="rId19"/>
                     <a:stretch>
                       <a:fillRect/>
                     </a:stretch>
@@ -4294,7 +5492,7 @@
           <w:rPr>
             <w:noProof/>
           </w:rPr>
-          <w:t>12</w:t>
+          <w:t>14</w:t>
         </w:r>
       </w:fldSimple>
       <w:r>
@@ -4329,12 +5527,6 @@
         <w:gridCol w:w="1084"/>
       </w:tblGrid>
       <w:tr>
-        <w:tblPrEx>
-          <w:tblCellMar>
-            <w:top w:w="0" w:type="dxa"/>
-            <w:bottom w:w="0" w:type="dxa"/>
-          </w:tblCellMar>
-        </w:tblPrEx>
         <w:trPr>
           <w:tblHeader/>
         </w:trPr>
@@ -4401,12 +5593,6 @@
         </w:tc>
       </w:tr>
       <w:tr>
-        <w:tblPrEx>
-          <w:tblCellMar>
-            <w:top w:w="0" w:type="dxa"/>
-            <w:bottom w:w="0" w:type="dxa"/>
-          </w:tblCellMar>
-        </w:tblPrEx>
         <w:tc>
           <w:tcPr>
             <w:tcW w:w="0" w:type="auto"/>
@@ -4473,12 +5659,6 @@
         </w:tc>
       </w:tr>
       <w:tr>
-        <w:tblPrEx>
-          <w:tblCellMar>
-            <w:top w:w="0" w:type="dxa"/>
-            <w:bottom w:w="0" w:type="dxa"/>
-          </w:tblCellMar>
-        </w:tblPrEx>
         <w:tc>
           <w:tcPr>
             <w:tcW w:w="0" w:type="auto"/>
@@ -4545,12 +5725,6 @@
         </w:tc>
       </w:tr>
       <w:tr>
-        <w:tblPrEx>
-          <w:tblCellMar>
-            <w:top w:w="0" w:type="dxa"/>
-            <w:bottom w:w="0" w:type="dxa"/>
-          </w:tblCellMar>
-        </w:tblPrEx>
         <w:tc>
           <w:tcPr>
             <w:tcW w:w="0" w:type="auto"/>
@@ -4569,9 +5743,65 @@
                 <w:sz w:val="20"/>
                 <w:szCs w:val="20"/>
               </w:rPr>
-              <w:t xml:space="preserve">Umbral de riesgo </w:t>
-            </w:r>
-            <w:proofErr w:type="spellStart"/>
+              <w:t>Umbral de riesgo mín</w:t>
+            </w:r>
+          </w:p>
+        </w:tc>
+        <w:tc>
+          <w:tcPr>
+            <w:tcW w:w="0" w:type="auto"/>
+            <w:tcMar>
+              <w:top w:w="60" w:type="dxa"/>
+              <w:left w:w="120" w:type="dxa"/>
+              <w:bottom w:w="60" w:type="dxa"/>
+              <w:right w:w="120" w:type="dxa"/>
+            </w:tcMar>
+          </w:tcPr>
+          <w:p>
+            <w:r>
+              <w:rPr>
+                <w:color w:val="000000"/>
+                <w:sz w:val="20"/>
+                <w:szCs w:val="20"/>
+              </w:rPr>
+              <w:t>Valor mínimo seguro. Lecturas por debajo generan alerta de RIESGO.</w:t>
+            </w:r>
+          </w:p>
+        </w:tc>
+        <w:tc>
+          <w:tcPr>
+            <w:tcW w:w="0" w:type="auto"/>
+            <w:tcMar>
+              <w:top w:w="60" w:type="dxa"/>
+              <w:left w:w="120" w:type="dxa"/>
+              <w:bottom w:w="60" w:type="dxa"/>
+              <w:right w:w="120" w:type="dxa"/>
+            </w:tcMar>
+          </w:tcPr>
+          <w:p>
+            <w:r>
+              <w:rPr>
+                <w:color w:val="92400E"/>
+                <w:sz w:val="20"/>
+                <w:szCs w:val="20"/>
+              </w:rPr>
+              <w:t>Requerido</w:t>
+            </w:r>
+          </w:p>
+        </w:tc>
+      </w:tr>
+      <w:tr>
+        <w:tc>
+          <w:tcPr>
+            <w:tcW w:w="0" w:type="auto"/>
+            <w:tcMar>
+              <w:top w:w="60" w:type="dxa"/>
+              <w:left w:w="120" w:type="dxa"/>
+              <w:bottom w:w="60" w:type="dxa"/>
+              <w:right w:w="120" w:type="dxa"/>
+            </w:tcMar>
+          </w:tcPr>
+          <w:p>
             <w:r>
               <w:rPr>
                 <w:rFonts w:ascii="Consolas" w:eastAsia="Consolas" w:hAnsi="Consolas" w:cs="Consolas"/>
@@ -4579,9 +5809,8 @@
                 <w:sz w:val="20"/>
                 <w:szCs w:val="20"/>
               </w:rPr>
-              <w:t>mín</w:t>
-            </w:r>
-            <w:proofErr w:type="spellEnd"/>
+              <w:t>Umbral de riesgo máx</w:t>
+            </w:r>
           </w:p>
         </w:tc>
         <w:tc>
@@ -4601,7 +5830,7 @@
                 <w:sz w:val="20"/>
                 <w:szCs w:val="20"/>
               </w:rPr>
-              <w:t>Valor mínimo seguro. Lecturas por debajo generan alerta de RIESGO.</w:t>
+              <w:t>Valor máximo seguro. Lecturas por encima generan alerta de RIESGO. Debe ser mayor que el mínimo.</w:t>
             </w:r>
           </w:p>
         </w:tc>
@@ -4628,95 +5857,6 @@
         </w:tc>
       </w:tr>
       <w:tr>
-        <w:tblPrEx>
-          <w:tblCellMar>
-            <w:top w:w="0" w:type="dxa"/>
-            <w:bottom w:w="0" w:type="dxa"/>
-          </w:tblCellMar>
-        </w:tblPrEx>
-        <w:tc>
-          <w:tcPr>
-            <w:tcW w:w="0" w:type="auto"/>
-            <w:tcMar>
-              <w:top w:w="60" w:type="dxa"/>
-              <w:left w:w="120" w:type="dxa"/>
-              <w:bottom w:w="60" w:type="dxa"/>
-              <w:right w:w="120" w:type="dxa"/>
-            </w:tcMar>
-          </w:tcPr>
-          <w:p>
-            <w:r>
-              <w:rPr>
-                <w:rFonts w:ascii="Consolas" w:eastAsia="Consolas" w:hAnsi="Consolas" w:cs="Consolas"/>
-                <w:color w:val="1565A6"/>
-                <w:sz w:val="20"/>
-                <w:szCs w:val="20"/>
-              </w:rPr>
-              <w:t xml:space="preserve">Umbral de riesgo </w:t>
-            </w:r>
-            <w:proofErr w:type="spellStart"/>
-            <w:r>
-              <w:rPr>
-                <w:rFonts w:ascii="Consolas" w:eastAsia="Consolas" w:hAnsi="Consolas" w:cs="Consolas"/>
-                <w:color w:val="1565A6"/>
-                <w:sz w:val="20"/>
-                <w:szCs w:val="20"/>
-              </w:rPr>
-              <w:t>máx</w:t>
-            </w:r>
-            <w:proofErr w:type="spellEnd"/>
-          </w:p>
-        </w:tc>
-        <w:tc>
-          <w:tcPr>
-            <w:tcW w:w="0" w:type="auto"/>
-            <w:tcMar>
-              <w:top w:w="60" w:type="dxa"/>
-              <w:left w:w="120" w:type="dxa"/>
-              <w:bottom w:w="60" w:type="dxa"/>
-              <w:right w:w="120" w:type="dxa"/>
-            </w:tcMar>
-          </w:tcPr>
-          <w:p>
-            <w:r>
-              <w:rPr>
-                <w:color w:val="000000"/>
-                <w:sz w:val="20"/>
-                <w:szCs w:val="20"/>
-              </w:rPr>
-              <w:t>Valor máximo seguro. Lecturas por encima generan alerta de RIESGO. Debe ser mayor que el mínimo.</w:t>
-            </w:r>
-          </w:p>
-        </w:tc>
-        <w:tc>
-          <w:tcPr>
-            <w:tcW w:w="0" w:type="auto"/>
-            <w:tcMar>
-              <w:top w:w="60" w:type="dxa"/>
-              <w:left w:w="120" w:type="dxa"/>
-              <w:bottom w:w="60" w:type="dxa"/>
-              <w:right w:w="120" w:type="dxa"/>
-            </w:tcMar>
-          </w:tcPr>
-          <w:p>
-            <w:r>
-              <w:rPr>
-                <w:color w:val="92400E"/>
-                <w:sz w:val="20"/>
-                <w:szCs w:val="20"/>
-              </w:rPr>
-              <w:t>Requerido</w:t>
-            </w:r>
-          </w:p>
-        </w:tc>
-      </w:tr>
-      <w:tr>
-        <w:tblPrEx>
-          <w:tblCellMar>
-            <w:top w:w="0" w:type="dxa"/>
-            <w:bottom w:w="0" w:type="dxa"/>
-          </w:tblCellMar>
-        </w:tblPrEx>
         <w:tc>
           <w:tcPr>
             <w:tcW w:w="0" w:type="auto"/>
@@ -4797,12 +5937,6 @@
         <w:gridCol w:w="8728"/>
       </w:tblGrid>
       <w:tr>
-        <w:tblPrEx>
-          <w:tblCellMar>
-            <w:top w:w="0" w:type="dxa"/>
-            <w:bottom w:w="0" w:type="dxa"/>
-          </w:tblCellMar>
-        </w:tblPrEx>
         <w:tc>
           <w:tcPr>
             <w:tcW w:w="0" w:type="auto"/>
@@ -4841,6 +5975,7 @@
                 <w:sz w:val="21"/>
                 <w:szCs w:val="21"/>
               </w:rPr>
+              <w:lastRenderedPageBreak/>
               <w:t>El sistema busca la columna del CSV por nombre normalizado del sensor o por nomenclatura de su unidad. Si el sensor se llama "pH" o si su unidad es "pH", ambas cabeceras de CSV serán reconocidas automáticamente.</w:t>
             </w:r>
           </w:p>
@@ -4855,10 +5990,14 @@
     <w:p>
       <w:pPr>
         <w:pStyle w:val="Ttulo2"/>
+        <w:numPr>
+          <w:ilvl w:val="1"/>
+          <w:numId w:val="2"/>
+        </w:numPr>
         <w:spacing w:before="360" w:after="80"/>
       </w:pPr>
       <w:r>
-        <w:t>4.3 Unidades de medida</w:t>
+        <w:t>Unidades de medida</w:t>
       </w:r>
     </w:p>
     <w:p>
@@ -4900,12 +6039,6 @@
         <w:gridCol w:w="1084"/>
       </w:tblGrid>
       <w:tr>
-        <w:tblPrEx>
-          <w:tblCellMar>
-            <w:top w:w="0" w:type="dxa"/>
-            <w:bottom w:w="0" w:type="dxa"/>
-          </w:tblCellMar>
-        </w:tblPrEx>
         <w:trPr>
           <w:tblHeader/>
         </w:trPr>
@@ -4972,12 +6105,6 @@
         </w:tc>
       </w:tr>
       <w:tr>
-        <w:tblPrEx>
-          <w:tblCellMar>
-            <w:top w:w="0" w:type="dxa"/>
-            <w:bottom w:w="0" w:type="dxa"/>
-          </w:tblCellMar>
-        </w:tblPrEx>
         <w:tc>
           <w:tcPr>
             <w:tcW w:w="0" w:type="auto"/>
@@ -5044,12 +6171,6 @@
         </w:tc>
       </w:tr>
       <w:tr>
-        <w:tblPrEx>
-          <w:tblCellMar>
-            <w:top w:w="0" w:type="dxa"/>
-            <w:bottom w:w="0" w:type="dxa"/>
-          </w:tblCellMar>
-        </w:tblPrEx>
         <w:tc>
           <w:tcPr>
             <w:tcW w:w="0" w:type="auto"/>
@@ -5089,25 +6210,7 @@
                 <w:sz w:val="20"/>
                 <w:szCs w:val="20"/>
               </w:rPr>
-              <w:t xml:space="preserve">Símbolo abreviado (ej. pH, °C, mg/L). Se usa en alertas y como segunda clave de </w:t>
-            </w:r>
-            <w:proofErr w:type="spellStart"/>
-            <w:r>
-              <w:rPr>
-                <w:color w:val="000000"/>
-                <w:sz w:val="20"/>
-                <w:szCs w:val="20"/>
-              </w:rPr>
-              <w:t>matching</w:t>
-            </w:r>
-            <w:proofErr w:type="spellEnd"/>
-            <w:r>
-              <w:rPr>
-                <w:color w:val="000000"/>
-                <w:sz w:val="20"/>
-                <w:szCs w:val="20"/>
-              </w:rPr>
-              <w:t xml:space="preserve"> CSV.</w:t>
+              <w:t>Símbolo abreviado (ej. pH, °C, mg/L). Se usa en alertas y como segunda clave de matching CSV.</w:t>
             </w:r>
           </w:p>
         </w:tc>
@@ -5157,19 +6260,13 @@
         <w:gridCol w:w="8728"/>
       </w:tblGrid>
       <w:tr>
-        <w:tblPrEx>
-          <w:tblCellMar>
-            <w:top w:w="0" w:type="dxa"/>
-            <w:bottom w:w="0" w:type="dxa"/>
-          </w:tblCellMar>
-        </w:tblPrEx>
         <w:tc>
           <w:tcPr>
             <w:tcW w:w="0" w:type="auto"/>
             <w:tcBorders>
               <w:top w:val="single" w:sz="12" w:space="0" w:color="F59E0B"/>
               <w:left w:val="single" w:sz="4" w:space="0" w:color="CFDBE6"/>
-              <w:bottom w:val="single" w:sz="4" w:space="0" w:color="CFDBE6"/>
+              <w:bottom w:val="single" w:sz="12" w:space="0" w:color="F59E0B"/>
               <w:right w:val="single" w:sz="4" w:space="0" w:color="CFDBE6"/>
             </w:tcBorders>
             <w:shd w:val="solid" w:color="FEF3C7" w:fill="auto"/>
@@ -5209,32 +6306,235 @@
     </w:tbl>
     <w:p>
       <w:pPr>
+        <w:pStyle w:val="Ttulo2"/>
+        <w:numPr>
+          <w:ilvl w:val="1"/>
+          <w:numId w:val="2"/>
+        </w:numPr>
+        <w:spacing w:before="360" w:after="80"/>
+      </w:pPr>
+      <w:r>
+        <w:t>Indicadores (niveles cualitativos</w:t>
+      </w:r>
+      <w:r>
+        <w:t>)</w:t>
+      </w:r>
+    </w:p>
+    <w:p>
+      <w:r>
+        <w:br/>
+      </w:r>
+      <w:r>
+        <w:t>Rol requerido: ADMINISTRADOR</w:t>
+      </w:r>
+    </w:p>
+    <w:p>
+      <w:pPr>
+        <w:rPr>
+          <w:b/>
+          <w:bCs/>
+        </w:rPr>
+      </w:pPr>
+      <w:r>
+        <w:rPr>
+          <w:b/>
+          <w:bCs/>
+        </w:rPr>
+        <w:t>Agregar un nivel</w:t>
+      </w:r>
+    </w:p>
+    <w:p>
+      <w:pPr>
+        <w:pStyle w:val="Prrafodelista"/>
+        <w:numPr>
+          <w:ilvl w:val="0"/>
+          <w:numId w:val="10"/>
+        </w:numPr>
+      </w:pPr>
+      <w:r>
+        <w:t>En el detalle de la boya, junto al sensor deseado, haz clic en "Niveles".</w:t>
+      </w:r>
+    </w:p>
+    <w:p>
+      <w:pPr>
+        <w:pStyle w:val="Prrafodelista"/>
+        <w:numPr>
+          <w:ilvl w:val="0"/>
+          <w:numId w:val="10"/>
+        </w:numPr>
+      </w:pPr>
+      <w:r>
+        <w:t>Completa la etiqueta (ej. "Óptimo"), el valor "Desde" y "Hasta" del nivel, y elige un color de la paleta o uno personalizado.</w:t>
+      </w:r>
+    </w:p>
+    <w:p>
+      <w:pPr>
+        <w:pStyle w:val="Prrafodelista"/>
+        <w:numPr>
+          <w:ilvl w:val="0"/>
+          <w:numId w:val="10"/>
+        </w:numPr>
+      </w:pPr>
+      <w:r>
+        <w:t>Haz clic en "+ Agregar nivel". El nivel aparecerá de inmediato en la barra visual.</w:t>
+      </w:r>
+    </w:p>
+    <w:p/>
+    <w:p>
+      <w:pPr>
+        <w:keepNext/>
+        <w:jc w:val="center"/>
+      </w:pPr>
+      <w:r>
+        <w:rPr>
+          <w:noProof/>
+        </w:rPr>
+        <w:drawing>
+          <wp:inline distT="0" distB="0" distL="0" distR="0" wp14:anchorId="20B3D7AD" wp14:editId="772EAA55">
+            <wp:extent cx="2179535" cy="2570018"/>
+            <wp:effectExtent l="0" t="0" r="0" b="1905"/>
+            <wp:docPr id="1941454709" name="Imagen 1"/>
+            <wp:cNvGraphicFramePr>
+              <a:graphicFrameLocks xmlns:a="http://schemas.openxmlformats.org/drawingml/2006/main" noChangeAspect="1"/>
+            </wp:cNvGraphicFramePr>
+            <a:graphic xmlns:a="http://schemas.openxmlformats.org/drawingml/2006/main">
+              <a:graphicData uri="http://schemas.openxmlformats.org/drawingml/2006/picture">
+                <pic:pic xmlns:pic="http://schemas.openxmlformats.org/drawingml/2006/picture">
+                  <pic:nvPicPr>
+                    <pic:cNvPr id="1941454709" name=""/>
+                    <pic:cNvPicPr/>
+                  </pic:nvPicPr>
+                  <pic:blipFill>
+                    <a:blip r:embed="rId20"/>
+                    <a:stretch>
+                      <a:fillRect/>
+                    </a:stretch>
+                  </pic:blipFill>
+                  <pic:spPr>
+                    <a:xfrm>
+                      <a:off x="0" y="0"/>
+                      <a:ext cx="2182525" cy="2573543"/>
+                    </a:xfrm>
+                    <a:prstGeom prst="rect">
+                      <a:avLst/>
+                    </a:prstGeom>
+                  </pic:spPr>
+                </pic:pic>
+              </a:graphicData>
+            </a:graphic>
+          </wp:inline>
+        </w:drawing>
+      </w:r>
+    </w:p>
+    <w:p>
+      <w:pPr>
+        <w:pStyle w:val="Descripcin"/>
+        <w:jc w:val="center"/>
+      </w:pPr>
+      <w:r>
+        <w:t xml:space="preserve">Ilustración </w:t>
+      </w:r>
+      <w:fldSimple w:instr=" SEQ Ilustración \* ARABIC ">
+        <w:r>
+          <w:rPr>
+            <w:noProof/>
+          </w:rPr>
+          <w:t>15</w:t>
+        </w:r>
+      </w:fldSimple>
+      <w:r>
+        <w:t xml:space="preserve"> Configuración de niveles</w:t>
+      </w:r>
+    </w:p>
+    <w:tbl>
+      <w:tblPr>
+        <w:tblW w:w="5000" w:type="pct"/>
+        <w:tblBorders>
+          <w:top w:val="single" w:sz="12" w:space="0" w:color="F59E0B"/>
+          <w:insideH w:val="single" w:sz="4" w:space="0" w:color="auto"/>
+          <w:insideV w:val="single" w:sz="4" w:space="0" w:color="auto"/>
+        </w:tblBorders>
+        <w:tblCellMar>
+          <w:left w:w="10" w:type="dxa"/>
+          <w:right w:w="10" w:type="dxa"/>
+        </w:tblCellMar>
+        <w:tblLook w:val="04A0" w:firstRow="1" w:lastRow="0" w:firstColumn="1" w:lastColumn="0" w:noHBand="0" w:noVBand="1"/>
+      </w:tblPr>
+      <w:tblGrid>
+        <w:gridCol w:w="8728"/>
+      </w:tblGrid>
+      <w:tr>
+        <w:tc>
+          <w:tcPr>
+            <w:tcW w:w="0" w:type="auto"/>
+            <w:tcBorders>
+              <w:top w:val="single" w:sz="12" w:space="0" w:color="F59E0B"/>
+              <w:left w:val="single" w:sz="4" w:space="0" w:color="CFDBE6"/>
+              <w:bottom w:val="single" w:sz="12" w:space="0" w:color="F59E0B"/>
+              <w:right w:val="single" w:sz="4" w:space="0" w:color="CFDBE6"/>
+            </w:tcBorders>
+            <w:shd w:val="solid" w:color="FEF3C7" w:fill="auto"/>
+            <w:tcMar>
+              <w:top w:w="80" w:type="dxa"/>
+              <w:left w:w="160" w:type="dxa"/>
+              <w:bottom w:w="80" w:type="dxa"/>
+              <w:right w:w="160" w:type="dxa"/>
+            </w:tcMar>
+          </w:tcPr>
+          <w:p>
+            <w:pPr>
+              <w:spacing w:after="40"/>
+            </w:pPr>
+            <w:r>
+              <w:rPr>
+                <w:b/>
+                <w:bCs/>
+                <w:color w:val="F59E0B"/>
+                <w:sz w:val="18"/>
+                <w:szCs w:val="18"/>
+              </w:rPr>
+              <w:t>RESTRICCIÓN</w:t>
+            </w:r>
+          </w:p>
+          <w:p>
+            <w:pPr>
+              <w:rPr>
+                <w:sz w:val="21"/>
+                <w:szCs w:val="21"/>
+              </w:rPr>
+            </w:pPr>
+            <w:r>
+              <w:rPr>
+                <w:sz w:val="21"/>
+                <w:szCs w:val="21"/>
+              </w:rPr>
+              <w:lastRenderedPageBreak/>
+              <w:t>Cada nivel debe quedar dentro de los umbrales de riesgo del sensor [umbral mínimo, umbral máximo] y no puede solaparse con un nivel ya existente. El sistema rechaza los niveles que incumplan cualquiera de estas dos condiciones.</w:t>
+            </w:r>
+          </w:p>
+        </w:tc>
+      </w:tr>
+    </w:tbl>
+    <w:p/>
+    <w:p>
+      <w:pPr>
+        <w:pStyle w:val="Ttulo1"/>
+        <w:numPr>
+          <w:ilvl w:val="0"/>
+          <w:numId w:val="2"/>
+        </w:numPr>
         <w:spacing w:after="120"/>
       </w:pPr>
-    </w:p>
-    <w:p>
-      <w:pPr>
-        <w:pStyle w:val="Ttulo1"/>
+      <w:r>
+        <w:t>Telemetría</w:t>
+      </w:r>
+    </w:p>
+    <w:p>
+      <w:pPr>
         <w:spacing w:after="120"/>
       </w:pPr>
       <w:r>
-        <w:t>5. Telemetría</w:t>
-      </w:r>
-    </w:p>
-    <w:p>
-      <w:pPr>
-        <w:spacing w:after="120"/>
-      </w:pPr>
-      <w:r>
-        <w:t xml:space="preserve">Módulo para la carga de archivos CSV generados por el </w:t>
-      </w:r>
-      <w:proofErr w:type="spellStart"/>
-      <w:r>
-        <w:t>datalogger</w:t>
-      </w:r>
-      <w:proofErr w:type="spellEnd"/>
-      <w:r>
-        <w:t>, visualización gráfica de series temporales y análisis estadístico del período seleccionado.</w:t>
+        <w:t>Módulo para la carga de archivos CSV generados por el datalogger, visualización gráfica de series temporales y análisis estadístico del período seleccionado.</w:t>
       </w:r>
     </w:p>
     <w:p>
@@ -5249,6 +6549,9 @@
         <w:jc w:val="center"/>
       </w:pPr>
       <w:r>
+        <w:rPr>
+          <w:noProof/>
+        </w:rPr>
         <w:drawing>
           <wp:inline distT="0" distB="0" distL="0" distR="0" wp14:anchorId="0A90211E" wp14:editId="15449EC9">
             <wp:extent cx="4545059" cy="2588260"/>
@@ -5265,7 +6568,7 @@
                     <pic:cNvPicPr/>
                   </pic:nvPicPr>
                   <pic:blipFill>
-                    <a:blip r:embed="rId17"/>
+                    <a:blip r:embed="rId21"/>
                     <a:stretch>
                       <a:fillRect/>
                     </a:stretch>
@@ -5299,7 +6602,7 @@
           <w:rPr>
             <w:noProof/>
           </w:rPr>
-          <w:t>13</w:t>
+          <w:t>16</w:t>
         </w:r>
       </w:fldSimple>
       <w:r>
@@ -5309,10 +6612,14 @@
     <w:p>
       <w:pPr>
         <w:pStyle w:val="Ttulo2"/>
+        <w:numPr>
+          <w:ilvl w:val="1"/>
+          <w:numId w:val="2"/>
+        </w:numPr>
         <w:spacing w:before="360" w:after="80"/>
       </w:pPr>
       <w:r>
-        <w:t>5.1 Cargar archivo CSV</w:t>
+        <w:t>Cargar archivo CSV</w:t>
       </w:r>
     </w:p>
     <w:p>
@@ -5320,7 +6627,6 @@
         <w:spacing w:after="120"/>
       </w:pPr>
       <w:r>
-        <w:lastRenderedPageBreak/>
         <w:t>Roles requeridos: ADMINISTRADOR, OPERADOR</w:t>
       </w:r>
     </w:p>
@@ -5329,31 +6635,7 @@
         <w:spacing w:after="120"/>
       </w:pPr>
       <w:r>
-        <w:t xml:space="preserve">El archivo CSV debe tener: separador punto y coma (;), coma decimal, primera columna "Fecha" con formato </w:t>
-      </w:r>
-      <w:proofErr w:type="spellStart"/>
-      <w:r>
-        <w:t>dd</w:t>
-      </w:r>
-      <w:proofErr w:type="spellEnd"/>
-      <w:r>
-        <w:t>/mm/</w:t>
-      </w:r>
-      <w:proofErr w:type="spellStart"/>
-      <w:r>
-        <w:t>aaaa</w:t>
-      </w:r>
-      <w:proofErr w:type="spellEnd"/>
-      <w:r>
-        <w:t xml:space="preserve"> </w:t>
-      </w:r>
-      <w:proofErr w:type="spellStart"/>
-      <w:r>
-        <w:t>hh:mm</w:t>
-      </w:r>
-      <w:proofErr w:type="spellEnd"/>
-      <w:r>
-        <w:t>, y una columna por sensor.</w:t>
+        <w:t>El archivo CSV debe tener: separador punto y coma (;), coma decimal, primera columna "Fecha" con formato dd/mm/aaaa hh:mm, y una columna por sensor.</w:t>
       </w:r>
     </w:p>
     <w:p>
@@ -5404,15 +6686,7 @@
         <w:t xml:space="preserve">3.  </w:t>
       </w:r>
       <w:r>
-        <w:t xml:space="preserve">El sistema analizará automáticamente las cabeceras y mostrará el </w:t>
-      </w:r>
-      <w:proofErr w:type="spellStart"/>
-      <w:r>
-        <w:t>preview</w:t>
-      </w:r>
-      <w:proofErr w:type="spellEnd"/>
-      <w:r>
-        <w:t xml:space="preserve"> de columnas.</w:t>
+        <w:t>El sistema analizará automáticamente las cabeceras y mostrará el preview de columnas.</w:t>
       </w:r>
     </w:p>
     <w:p>
@@ -5461,6 +6735,10 @@
         <w:jc w:val="center"/>
       </w:pPr>
       <w:r>
+        <w:rPr>
+          <w:noProof/>
+        </w:rPr>
+        <w:lastRenderedPageBreak/>
         <w:drawing>
           <wp:inline distT="0" distB="0" distL="0" distR="0" wp14:anchorId="3790148B" wp14:editId="3FA43038">
             <wp:extent cx="4709160" cy="2068948"/>
@@ -5477,7 +6755,7 @@
                     <pic:cNvPicPr/>
                   </pic:nvPicPr>
                   <pic:blipFill>
-                    <a:blip r:embed="rId18"/>
+                    <a:blip r:embed="rId22"/>
                     <a:stretch>
                       <a:fillRect/>
                     </a:stretch>
@@ -5511,7 +6789,7 @@
           <w:rPr>
             <w:noProof/>
           </w:rPr>
-          <w:t>14</w:t>
+          <w:t>17</w:t>
         </w:r>
       </w:fldSimple>
       <w:r>
@@ -5542,12 +6820,6 @@
         <w:gridCol w:w="246"/>
       </w:tblGrid>
       <w:tr>
-        <w:tblPrEx>
-          <w:tblCellMar>
-            <w:top w:w="0" w:type="dxa"/>
-            <w:bottom w:w="0" w:type="dxa"/>
-          </w:tblCellMar>
-        </w:tblPrEx>
         <w:trPr>
           <w:tblHeader/>
         </w:trPr>
@@ -5614,12 +6886,6 @@
         </w:tc>
       </w:tr>
       <w:tr>
-        <w:tblPrEx>
-          <w:tblCellMar>
-            <w:top w:w="0" w:type="dxa"/>
-            <w:bottom w:w="0" w:type="dxa"/>
-          </w:tblCellMar>
-        </w:tblPrEx>
         <w:tc>
           <w:tcPr>
             <w:tcW w:w="0" w:type="auto"/>
@@ -5659,25 +6925,7 @@
                 <w:sz w:val="20"/>
                 <w:szCs w:val="20"/>
               </w:rPr>
-              <w:t>Solo se aceptan archivos .</w:t>
-            </w:r>
-            <w:proofErr w:type="spellStart"/>
-            <w:r>
-              <w:rPr>
-                <w:color w:val="000000"/>
-                <w:sz w:val="20"/>
-                <w:szCs w:val="20"/>
-              </w:rPr>
-              <w:t>csv</w:t>
-            </w:r>
-            <w:proofErr w:type="spellEnd"/>
-            <w:r>
-              <w:rPr>
-                <w:color w:val="000000"/>
-                <w:sz w:val="20"/>
-                <w:szCs w:val="20"/>
-              </w:rPr>
-              <w:t>.</w:t>
+              <w:t>Solo se aceptan archivos .csv.</w:t>
             </w:r>
           </w:p>
         </w:tc>
@@ -5695,12 +6943,6 @@
         </w:tc>
       </w:tr>
       <w:tr>
-        <w:tblPrEx>
-          <w:tblCellMar>
-            <w:top w:w="0" w:type="dxa"/>
-            <w:bottom w:w="0" w:type="dxa"/>
-          </w:tblCellMar>
-        </w:tblPrEx>
         <w:tc>
           <w:tcPr>
             <w:tcW w:w="0" w:type="auto"/>
@@ -5758,12 +7000,6 @@
         </w:tc>
       </w:tr>
       <w:tr>
-        <w:tblPrEx>
-          <w:tblCellMar>
-            <w:top w:w="0" w:type="dxa"/>
-            <w:bottom w:w="0" w:type="dxa"/>
-          </w:tblCellMar>
-        </w:tblPrEx>
         <w:tc>
           <w:tcPr>
             <w:tcW w:w="0" w:type="auto"/>
@@ -5821,12 +7057,6 @@
         </w:tc>
       </w:tr>
       <w:tr>
-        <w:tblPrEx>
-          <w:tblCellMar>
-            <w:top w:w="0" w:type="dxa"/>
-            <w:bottom w:w="0" w:type="dxa"/>
-          </w:tblCellMar>
-        </w:tblPrEx>
         <w:tc>
           <w:tcPr>
             <w:tcW w:w="0" w:type="auto"/>
@@ -5866,25 +7096,7 @@
                 <w:sz w:val="20"/>
                 <w:szCs w:val="20"/>
               </w:rPr>
-              <w:t xml:space="preserve">Celdas no numéricas o fuera de rangos plausibles se descartan automáticamente. Filas con </w:t>
-            </w:r>
-            <w:proofErr w:type="spellStart"/>
-            <w:r>
-              <w:rPr>
-                <w:color w:val="000000"/>
-                <w:sz w:val="20"/>
-                <w:szCs w:val="20"/>
-              </w:rPr>
-              <w:t>timestamp</w:t>
-            </w:r>
-            <w:proofErr w:type="spellEnd"/>
-            <w:r>
-              <w:rPr>
-                <w:color w:val="000000"/>
-                <w:sz w:val="20"/>
-                <w:szCs w:val="20"/>
-              </w:rPr>
-              <w:t xml:space="preserve"> inválido se descartan completas.</w:t>
+              <w:t>Celdas no numéricas o fuera de rangos plausibles se descartan automáticamente. Filas con timestamp inválido se descartan completas.</w:t>
             </w:r>
           </w:p>
         </w:tc>
@@ -5925,12 +7137,6 @@
         <w:gridCol w:w="8728"/>
       </w:tblGrid>
       <w:tr>
-        <w:tblPrEx>
-          <w:tblCellMar>
-            <w:top w:w="0" w:type="dxa"/>
-            <w:bottom w:w="0" w:type="dxa"/>
-          </w:tblCellMar>
-        </w:tblPrEx>
         <w:tc>
           <w:tcPr>
             <w:tcW w:w="0" w:type="auto"/>
@@ -5983,18 +7189,14 @@
     <w:p>
       <w:pPr>
         <w:pStyle w:val="Ttulo2"/>
+        <w:numPr>
+          <w:ilvl w:val="1"/>
+          <w:numId w:val="2"/>
+        </w:numPr>
         <w:spacing w:before="360" w:after="80"/>
       </w:pPr>
       <w:r>
-        <w:t xml:space="preserve">5.2 </w:t>
-      </w:r>
-      <w:proofErr w:type="spellStart"/>
-      <w:r>
-        <w:t>Preview</w:t>
-      </w:r>
-      <w:proofErr w:type="spellEnd"/>
-      <w:r>
-        <w:t xml:space="preserve"> de columnas</w:t>
+        <w:t>Preview de columnas</w:t>
       </w:r>
     </w:p>
     <w:p>
@@ -6017,7 +7219,9 @@
         <w:jc w:val="center"/>
       </w:pPr>
       <w:r>
-        <w:lastRenderedPageBreak/>
+        <w:rPr>
+          <w:noProof/>
+        </w:rPr>
         <w:drawing>
           <wp:inline distT="0" distB="0" distL="0" distR="0" wp14:anchorId="11D4C4E7" wp14:editId="3FBE9486">
             <wp:extent cx="4991100" cy="2343041"/>
@@ -6034,7 +7238,7 @@
                     <pic:cNvPicPr/>
                   </pic:nvPicPr>
                   <pic:blipFill>
-                    <a:blip r:embed="rId19"/>
+                    <a:blip r:embed="rId23"/>
                     <a:stretch>
                       <a:fillRect/>
                     </a:stretch>
@@ -6068,19 +7272,11 @@
           <w:rPr>
             <w:noProof/>
           </w:rPr>
-          <w:t>15</w:t>
+          <w:t>18</w:t>
         </w:r>
       </w:fldSimple>
       <w:r>
-        <w:t xml:space="preserve"> </w:t>
-      </w:r>
-      <w:proofErr w:type="spellStart"/>
-      <w:r>
-        <w:t>Preview</w:t>
-      </w:r>
-      <w:proofErr w:type="spellEnd"/>
-      <w:r>
-        <w:t xml:space="preserve"> de la carga de archivos</w:t>
+        <w:t xml:space="preserve"> Preview de la carga de archivos</w:t>
       </w:r>
     </w:p>
     <w:tbl>
@@ -6105,12 +7301,6 @@
         <w:gridCol w:w="6324"/>
       </w:tblGrid>
       <w:tr>
-        <w:tblPrEx>
-          <w:tblCellMar>
-            <w:top w:w="0" w:type="dxa"/>
-            <w:bottom w:w="0" w:type="dxa"/>
-          </w:tblCellMar>
-        </w:tblPrEx>
         <w:trPr>
           <w:tblHeader/>
         </w:trPr>
@@ -6134,6 +7324,7 @@
                 <w:sz w:val="20"/>
                 <w:szCs w:val="20"/>
               </w:rPr>
+              <w:lastRenderedPageBreak/>
               <w:t>Indicador</w:t>
             </w:r>
           </w:p>
@@ -6164,12 +7355,6 @@
         </w:tc>
       </w:tr>
       <w:tr>
-        <w:tblPrEx>
-          <w:tblCellMar>
-            <w:top w:w="0" w:type="dxa"/>
-            <w:bottom w:w="0" w:type="dxa"/>
-          </w:tblCellMar>
-        </w:tblPrEx>
         <w:tc>
           <w:tcPr>
             <w:tcW w:w="0" w:type="auto"/>
@@ -6214,12 +7399,6 @@
         </w:tc>
       </w:tr>
       <w:tr>
-        <w:tblPrEx>
-          <w:tblCellMar>
-            <w:top w:w="0" w:type="dxa"/>
-            <w:bottom w:w="0" w:type="dxa"/>
-          </w:tblCellMar>
-        </w:tblPrEx>
         <w:tc>
           <w:tcPr>
             <w:tcW w:w="0" w:type="auto"/>
@@ -6264,12 +7443,6 @@
         </w:tc>
       </w:tr>
       <w:tr>
-        <w:tblPrEx>
-          <w:tblCellMar>
-            <w:top w:w="0" w:type="dxa"/>
-            <w:bottom w:w="0" w:type="dxa"/>
-          </w:tblCellMar>
-        </w:tblPrEx>
         <w:tc>
           <w:tcPr>
             <w:tcW w:w="0" w:type="auto"/>
@@ -6314,12 +7487,6 @@
         </w:tc>
       </w:tr>
       <w:tr>
-        <w:tblPrEx>
-          <w:tblCellMar>
-            <w:top w:w="0" w:type="dxa"/>
-            <w:bottom w:w="0" w:type="dxa"/>
-          </w:tblCellMar>
-        </w:tblPrEx>
         <w:tc>
           <w:tcPr>
             <w:tcW w:w="0" w:type="auto"/>
@@ -6426,15 +7593,7 @@
         <w:t xml:space="preserve">3.  </w:t>
       </w:r>
       <w:r>
-        <w:t xml:space="preserve">Selecciona el sensor correspondiente. La fila cambiará a verde con el </w:t>
-      </w:r>
-      <w:proofErr w:type="spellStart"/>
-      <w:r>
-        <w:t>badge</w:t>
-      </w:r>
-      <w:proofErr w:type="spellEnd"/>
-      <w:r>
-        <w:t xml:space="preserve"> "Se cargará · manual".</w:t>
+        <w:t>Selecciona el sensor correspondiente. La fila cambiará a verde con el badge "Se cargará · manual".</w:t>
       </w:r>
     </w:p>
     <w:p>
@@ -6477,12 +7636,6 @@
         <w:gridCol w:w="8728"/>
       </w:tblGrid>
       <w:tr>
-        <w:tblPrEx>
-          <w:tblCellMar>
-            <w:top w:w="0" w:type="dxa"/>
-            <w:bottom w:w="0" w:type="dxa"/>
-          </w:tblCellMar>
-        </w:tblPrEx>
         <w:tc>
           <w:tcPr>
             <w:tcW w:w="0" w:type="auto"/>
@@ -6535,10 +7688,14 @@
     <w:p>
       <w:pPr>
         <w:pStyle w:val="Ttulo2"/>
+        <w:numPr>
+          <w:ilvl w:val="1"/>
+          <w:numId w:val="2"/>
+        </w:numPr>
         <w:spacing w:before="360" w:after="80"/>
       </w:pPr>
       <w:r>
-        <w:t>5.3 Gráficas históricas</w:t>
+        <w:t>Gráficas históricas</w:t>
       </w:r>
     </w:p>
     <w:p>
@@ -6579,12 +7736,6 @@
         <w:gridCol w:w="4816"/>
       </w:tblGrid>
       <w:tr>
-        <w:tblPrEx>
-          <w:tblCellMar>
-            <w:top w:w="0" w:type="dxa"/>
-            <w:bottom w:w="0" w:type="dxa"/>
-          </w:tblCellMar>
-        </w:tblPrEx>
         <w:trPr>
           <w:tblHeader/>
         </w:trPr>
@@ -6608,7 +7759,6 @@
                 <w:sz w:val="20"/>
                 <w:szCs w:val="20"/>
               </w:rPr>
-              <w:lastRenderedPageBreak/>
               <w:t>Rango</w:t>
             </w:r>
           </w:p>
@@ -6639,12 +7789,6 @@
         </w:tc>
       </w:tr>
       <w:tr>
-        <w:tblPrEx>
-          <w:tblCellMar>
-            <w:top w:w="0" w:type="dxa"/>
-            <w:bottom w:w="0" w:type="dxa"/>
-          </w:tblCellMar>
-        </w:tblPrEx>
         <w:tc>
           <w:tcPr>
             <w:tcW w:w="0" w:type="auto"/>
@@ -6689,12 +7833,6 @@
         </w:tc>
       </w:tr>
       <w:tr>
-        <w:tblPrEx>
-          <w:tblCellMar>
-            <w:top w:w="0" w:type="dxa"/>
-            <w:bottom w:w="0" w:type="dxa"/>
-          </w:tblCellMar>
-        </w:tblPrEx>
         <w:tc>
           <w:tcPr>
             <w:tcW w:w="0" w:type="auto"/>
@@ -6739,12 +7877,6 @@
         </w:tc>
       </w:tr>
       <w:tr>
-        <w:tblPrEx>
-          <w:tblCellMar>
-            <w:top w:w="0" w:type="dxa"/>
-            <w:bottom w:w="0" w:type="dxa"/>
-          </w:tblCellMar>
-        </w:tblPrEx>
         <w:tc>
           <w:tcPr>
             <w:tcW w:w="0" w:type="auto"/>
@@ -6874,6 +8006,10 @@
         <w:jc w:val="center"/>
       </w:pPr>
       <w:r>
+        <w:rPr>
+          <w:noProof/>
+        </w:rPr>
+        <w:lastRenderedPageBreak/>
         <w:drawing>
           <wp:inline distT="0" distB="0" distL="0" distR="0" wp14:anchorId="58D2BBBA" wp14:editId="246462A2">
             <wp:extent cx="4907280" cy="678977"/>
@@ -6890,7 +8026,7 @@
                     <pic:cNvPicPr/>
                   </pic:nvPicPr>
                   <pic:blipFill>
-                    <a:blip r:embed="rId20"/>
+                    <a:blip r:embed="rId24"/>
                     <a:stretch>
                       <a:fillRect/>
                     </a:stretch>
@@ -6924,7 +8060,7 @@
           <w:rPr>
             <w:noProof/>
           </w:rPr>
-          <w:t>16</w:t>
+          <w:t>19</w:t>
         </w:r>
       </w:fldSimple>
       <w:r>
@@ -6938,6 +8074,9 @@
         <w:jc w:val="center"/>
       </w:pPr>
       <w:r>
+        <w:rPr>
+          <w:noProof/>
+        </w:rPr>
         <w:drawing>
           <wp:inline distT="0" distB="0" distL="0" distR="0" wp14:anchorId="259AAACF" wp14:editId="34BE886C">
             <wp:extent cx="4815840" cy="2735296"/>
@@ -6954,7 +8093,7 @@
                     <pic:cNvPicPr/>
                   </pic:nvPicPr>
                   <pic:blipFill>
-                    <a:blip r:embed="rId21"/>
+                    <a:blip r:embed="rId25"/>
                     <a:stretch>
                       <a:fillRect/>
                     </a:stretch>
@@ -6988,7 +8127,7 @@
           <w:rPr>
             <w:noProof/>
           </w:rPr>
-          <w:t>17</w:t>
+          <w:t>20</w:t>
         </w:r>
       </w:fldSimple>
       <w:r>
@@ -6998,10 +8137,14 @@
     <w:p>
       <w:pPr>
         <w:pStyle w:val="Ttulo2"/>
+        <w:numPr>
+          <w:ilvl w:val="1"/>
+          <w:numId w:val="2"/>
+        </w:numPr>
         <w:spacing w:before="360" w:after="80"/>
       </w:pPr>
       <w:r>
-        <w:t>5.4 Estadísticas del período</w:t>
+        <w:t>Estadísticas del período</w:t>
       </w:r>
     </w:p>
     <w:p>
@@ -7032,7 +8175,9 @@
         <w:jc w:val="center"/>
       </w:pPr>
       <w:r>
-        <w:lastRenderedPageBreak/>
+        <w:rPr>
+          <w:noProof/>
+        </w:rPr>
         <w:drawing>
           <wp:inline distT="0" distB="0" distL="0" distR="0" wp14:anchorId="6544632B" wp14:editId="189BFAC4">
             <wp:extent cx="5173980" cy="1065823"/>
@@ -7049,7 +8194,7 @@
                     <pic:cNvPicPr/>
                   </pic:nvPicPr>
                   <pic:blipFill>
-                    <a:blip r:embed="rId22"/>
+                    <a:blip r:embed="rId26"/>
                     <a:stretch>
                       <a:fillRect/>
                     </a:stretch>
@@ -7083,7 +8228,7 @@
           <w:rPr>
             <w:noProof/>
           </w:rPr>
-          <w:t>18</w:t>
+          <w:t>21</w:t>
         </w:r>
       </w:fldSimple>
       <w:r>
@@ -7114,12 +8259,6 @@
         <w:gridCol w:w="246"/>
       </w:tblGrid>
       <w:tr>
-        <w:tblPrEx>
-          <w:tblCellMar>
-            <w:top w:w="0" w:type="dxa"/>
-            <w:bottom w:w="0" w:type="dxa"/>
-          </w:tblCellMar>
-        </w:tblPrEx>
         <w:trPr>
           <w:tblHeader/>
         </w:trPr>
@@ -7186,12 +8325,6 @@
         </w:tc>
       </w:tr>
       <w:tr>
-        <w:tblPrEx>
-          <w:tblCellMar>
-            <w:top w:w="0" w:type="dxa"/>
-            <w:bottom w:w="0" w:type="dxa"/>
-          </w:tblCellMar>
-        </w:tblPrEx>
         <w:tc>
           <w:tcPr>
             <w:tcW w:w="0" w:type="auto"/>
@@ -7249,12 +8382,6 @@
         </w:tc>
       </w:tr>
       <w:tr>
-        <w:tblPrEx>
-          <w:tblCellMar>
-            <w:top w:w="0" w:type="dxa"/>
-            <w:bottom w:w="0" w:type="dxa"/>
-          </w:tblCellMar>
-        </w:tblPrEx>
         <w:tc>
           <w:tcPr>
             <w:tcW w:w="0" w:type="auto"/>
@@ -7312,24 +8439,17 @@
         </w:tc>
       </w:tr>
       <w:tr>
-        <w:tblPrEx>
-          <w:tblCellMar>
-            <w:top w:w="0" w:type="dxa"/>
-            <w:bottom w:w="0" w:type="dxa"/>
-          </w:tblCellMar>
-        </w:tblPrEx>
-        <w:tc>
-          <w:tcPr>
-            <w:tcW w:w="0" w:type="auto"/>
-            <w:tcMar>
-              <w:top w:w="60" w:type="dxa"/>
-              <w:left w:w="120" w:type="dxa"/>
-              <w:bottom w:w="60" w:type="dxa"/>
-              <w:right w:w="120" w:type="dxa"/>
-            </w:tcMar>
-          </w:tcPr>
-          <w:p>
-            <w:proofErr w:type="spellStart"/>
+        <w:tc>
+          <w:tcPr>
+            <w:tcW w:w="0" w:type="auto"/>
+            <w:tcMar>
+              <w:top w:w="60" w:type="dxa"/>
+              <w:left w:w="120" w:type="dxa"/>
+              <w:bottom w:w="60" w:type="dxa"/>
+              <w:right w:w="120" w:type="dxa"/>
+            </w:tcMar>
+          </w:tcPr>
+          <w:p>
             <w:r>
               <w:rPr>
                 <w:rFonts w:ascii="Consolas" w:eastAsia="Consolas" w:hAnsi="Consolas" w:cs="Consolas"/>
@@ -7337,9 +8457,56 @@
                 <w:sz w:val="20"/>
                 <w:szCs w:val="20"/>
               </w:rPr>
-              <w:t>Mín</w:t>
-            </w:r>
-            <w:proofErr w:type="spellEnd"/>
+              <w:t>Mín / Máx</w:t>
+            </w:r>
+          </w:p>
+        </w:tc>
+        <w:tc>
+          <w:tcPr>
+            <w:tcW w:w="0" w:type="auto"/>
+            <w:tcMar>
+              <w:top w:w="60" w:type="dxa"/>
+              <w:left w:w="120" w:type="dxa"/>
+              <w:bottom w:w="60" w:type="dxa"/>
+              <w:right w:w="120" w:type="dxa"/>
+            </w:tcMar>
+          </w:tcPr>
+          <w:p>
+            <w:r>
+              <w:rPr>
+                <w:color w:val="000000"/>
+                <w:sz w:val="20"/>
+                <w:szCs w:val="20"/>
+              </w:rPr>
+              <w:t>Valor mínimo y máximo registrado en el período.</w:t>
+            </w:r>
+          </w:p>
+        </w:tc>
+        <w:tc>
+          <w:tcPr>
+            <w:tcW w:w="0" w:type="auto"/>
+            <w:tcMar>
+              <w:top w:w="60" w:type="dxa"/>
+              <w:left w:w="120" w:type="dxa"/>
+              <w:bottom w:w="60" w:type="dxa"/>
+              <w:right w:w="120" w:type="dxa"/>
+            </w:tcMar>
+          </w:tcPr>
+          <w:p/>
+        </w:tc>
+      </w:tr>
+      <w:tr>
+        <w:tc>
+          <w:tcPr>
+            <w:tcW w:w="0" w:type="auto"/>
+            <w:tcMar>
+              <w:top w:w="60" w:type="dxa"/>
+              <w:left w:w="120" w:type="dxa"/>
+              <w:bottom w:w="60" w:type="dxa"/>
+              <w:right w:w="120" w:type="dxa"/>
+            </w:tcMar>
+          </w:tcPr>
+          <w:p>
             <w:r>
               <w:rPr>
                 <w:rFonts w:ascii="Consolas" w:eastAsia="Consolas" w:hAnsi="Consolas" w:cs="Consolas"/>
@@ -7347,9 +8514,56 @@
                 <w:sz w:val="20"/>
                 <w:szCs w:val="20"/>
               </w:rPr>
-              <w:t xml:space="preserve"> / </w:t>
-            </w:r>
-            <w:proofErr w:type="spellStart"/>
+              <w:t>Media</w:t>
+            </w:r>
+          </w:p>
+        </w:tc>
+        <w:tc>
+          <w:tcPr>
+            <w:tcW w:w="0" w:type="auto"/>
+            <w:tcMar>
+              <w:top w:w="60" w:type="dxa"/>
+              <w:left w:w="120" w:type="dxa"/>
+              <w:bottom w:w="60" w:type="dxa"/>
+              <w:right w:w="120" w:type="dxa"/>
+            </w:tcMar>
+          </w:tcPr>
+          <w:p>
+            <w:r>
+              <w:rPr>
+                <w:color w:val="000000"/>
+                <w:sz w:val="20"/>
+                <w:szCs w:val="20"/>
+              </w:rPr>
+              <w:t>Promedio aritmético de todos los puntos del período.</w:t>
+            </w:r>
+          </w:p>
+        </w:tc>
+        <w:tc>
+          <w:tcPr>
+            <w:tcW w:w="0" w:type="auto"/>
+            <w:tcMar>
+              <w:top w:w="60" w:type="dxa"/>
+              <w:left w:w="120" w:type="dxa"/>
+              <w:bottom w:w="60" w:type="dxa"/>
+              <w:right w:w="120" w:type="dxa"/>
+            </w:tcMar>
+          </w:tcPr>
+          <w:p/>
+        </w:tc>
+      </w:tr>
+      <w:tr>
+        <w:tc>
+          <w:tcPr>
+            <w:tcW w:w="0" w:type="auto"/>
+            <w:tcMar>
+              <w:top w:w="60" w:type="dxa"/>
+              <w:left w:w="120" w:type="dxa"/>
+              <w:bottom w:w="60" w:type="dxa"/>
+              <w:right w:w="120" w:type="dxa"/>
+            </w:tcMar>
+          </w:tcPr>
+          <w:p>
             <w:r>
               <w:rPr>
                 <w:rFonts w:ascii="Consolas" w:eastAsia="Consolas" w:hAnsi="Consolas" w:cs="Consolas"/>
@@ -7357,9 +8571,9 @@
                 <w:sz w:val="20"/>
                 <w:szCs w:val="20"/>
               </w:rPr>
-              <w:t>Máx</w:t>
-            </w:r>
-            <w:proofErr w:type="spellEnd"/>
+              <w:lastRenderedPageBreak/>
+              <w:t>Mediana</w:t>
+            </w:r>
           </w:p>
         </w:tc>
         <w:tc>
@@ -7379,7 +8593,7 @@
                 <w:sz w:val="20"/>
                 <w:szCs w:val="20"/>
               </w:rPr>
-              <w:t>Valor mínimo y máximo registrado en el período.</w:t>
+              <w:t>Valor central al ordenar todos los puntos. Menos sensible a valores extremos que la media.</w:t>
             </w:r>
           </w:p>
         </w:tc>
@@ -7397,138 +8611,6 @@
         </w:tc>
       </w:tr>
       <w:tr>
-        <w:tblPrEx>
-          <w:tblCellMar>
-            <w:top w:w="0" w:type="dxa"/>
-            <w:bottom w:w="0" w:type="dxa"/>
-          </w:tblCellMar>
-        </w:tblPrEx>
-        <w:tc>
-          <w:tcPr>
-            <w:tcW w:w="0" w:type="auto"/>
-            <w:tcMar>
-              <w:top w:w="60" w:type="dxa"/>
-              <w:left w:w="120" w:type="dxa"/>
-              <w:bottom w:w="60" w:type="dxa"/>
-              <w:right w:w="120" w:type="dxa"/>
-            </w:tcMar>
-          </w:tcPr>
-          <w:p>
-            <w:r>
-              <w:rPr>
-                <w:rFonts w:ascii="Consolas" w:eastAsia="Consolas" w:hAnsi="Consolas" w:cs="Consolas"/>
-                <w:color w:val="1565A6"/>
-                <w:sz w:val="20"/>
-                <w:szCs w:val="20"/>
-              </w:rPr>
-              <w:t>Media</w:t>
-            </w:r>
-          </w:p>
-        </w:tc>
-        <w:tc>
-          <w:tcPr>
-            <w:tcW w:w="0" w:type="auto"/>
-            <w:tcMar>
-              <w:top w:w="60" w:type="dxa"/>
-              <w:left w:w="120" w:type="dxa"/>
-              <w:bottom w:w="60" w:type="dxa"/>
-              <w:right w:w="120" w:type="dxa"/>
-            </w:tcMar>
-          </w:tcPr>
-          <w:p>
-            <w:r>
-              <w:rPr>
-                <w:color w:val="000000"/>
-                <w:sz w:val="20"/>
-                <w:szCs w:val="20"/>
-              </w:rPr>
-              <w:t>Promedio aritmético de todos los puntos del período.</w:t>
-            </w:r>
-          </w:p>
-        </w:tc>
-        <w:tc>
-          <w:tcPr>
-            <w:tcW w:w="0" w:type="auto"/>
-            <w:tcMar>
-              <w:top w:w="60" w:type="dxa"/>
-              <w:left w:w="120" w:type="dxa"/>
-              <w:bottom w:w="60" w:type="dxa"/>
-              <w:right w:w="120" w:type="dxa"/>
-            </w:tcMar>
-          </w:tcPr>
-          <w:p/>
-        </w:tc>
-      </w:tr>
-      <w:tr>
-        <w:tblPrEx>
-          <w:tblCellMar>
-            <w:top w:w="0" w:type="dxa"/>
-            <w:bottom w:w="0" w:type="dxa"/>
-          </w:tblCellMar>
-        </w:tblPrEx>
-        <w:tc>
-          <w:tcPr>
-            <w:tcW w:w="0" w:type="auto"/>
-            <w:tcMar>
-              <w:top w:w="60" w:type="dxa"/>
-              <w:left w:w="120" w:type="dxa"/>
-              <w:bottom w:w="60" w:type="dxa"/>
-              <w:right w:w="120" w:type="dxa"/>
-            </w:tcMar>
-          </w:tcPr>
-          <w:p>
-            <w:r>
-              <w:rPr>
-                <w:rFonts w:ascii="Consolas" w:eastAsia="Consolas" w:hAnsi="Consolas" w:cs="Consolas"/>
-                <w:color w:val="1565A6"/>
-                <w:sz w:val="20"/>
-                <w:szCs w:val="20"/>
-              </w:rPr>
-              <w:t>Mediana</w:t>
-            </w:r>
-          </w:p>
-        </w:tc>
-        <w:tc>
-          <w:tcPr>
-            <w:tcW w:w="0" w:type="auto"/>
-            <w:tcMar>
-              <w:top w:w="60" w:type="dxa"/>
-              <w:left w:w="120" w:type="dxa"/>
-              <w:bottom w:w="60" w:type="dxa"/>
-              <w:right w:w="120" w:type="dxa"/>
-            </w:tcMar>
-          </w:tcPr>
-          <w:p>
-            <w:r>
-              <w:rPr>
-                <w:color w:val="000000"/>
-                <w:sz w:val="20"/>
-                <w:szCs w:val="20"/>
-              </w:rPr>
-              <w:t>Valor central al ordenar todos los puntos. Menos sensible a valores extremos que la media.</w:t>
-            </w:r>
-          </w:p>
-        </w:tc>
-        <w:tc>
-          <w:tcPr>
-            <w:tcW w:w="0" w:type="auto"/>
-            <w:tcMar>
-              <w:top w:w="60" w:type="dxa"/>
-              <w:left w:w="120" w:type="dxa"/>
-              <w:bottom w:w="60" w:type="dxa"/>
-              <w:right w:w="120" w:type="dxa"/>
-            </w:tcMar>
-          </w:tcPr>
-          <w:p/>
-        </w:tc>
-      </w:tr>
-      <w:tr>
-        <w:tblPrEx>
-          <w:tblCellMar>
-            <w:top w:w="0" w:type="dxa"/>
-            <w:bottom w:w="0" w:type="dxa"/>
-          </w:tblCellMar>
-        </w:tblPrEx>
         <w:tc>
           <w:tcPr>
             <w:tcW w:w="0" w:type="auto"/>
@@ -7609,12 +8691,6 @@
         <w:gridCol w:w="8728"/>
       </w:tblGrid>
       <w:tr>
-        <w:tblPrEx>
-          <w:tblCellMar>
-            <w:top w:w="0" w:type="dxa"/>
-            <w:bottom w:w="0" w:type="dxa"/>
-          </w:tblCellMar>
-        </w:tblPrEx>
         <w:tc>
           <w:tcPr>
             <w:tcW w:w="0" w:type="auto"/>
@@ -7666,11 +8742,177 @@
     </w:p>
     <w:p>
       <w:pPr>
+        <w:pStyle w:val="Ttulo2"/>
+        <w:numPr>
+          <w:ilvl w:val="1"/>
+          <w:numId w:val="2"/>
+        </w:numPr>
+        <w:spacing w:before="360" w:after="80"/>
+      </w:pPr>
+      <w:r>
+        <w:t>Notas y observaciones en las gráficas</w:t>
+      </w:r>
+    </w:p>
+    <w:p>
+      <w:pPr>
+        <w:spacing w:after="120"/>
+      </w:pPr>
+      <w:r>
+        <w:t>Roles requeridos: ADMINISTRADOR, OPERADOR</w:t>
+      </w:r>
+    </w:p>
+    <w:p>
+      <w:pPr>
+        <w:spacing w:after="120"/>
+      </w:pPr>
+      <w:r>
+        <w:t>Dentro de la gráfica detallada de un sensor (ver 6.3), puedes dejar observaciones asociadas a un punto específico de la serie, útil para registrar eventos relevantes como mantenimiento, calibración o condiciones climáticas.</w:t>
+      </w:r>
+    </w:p>
+    <w:p>
+      <w:pPr>
+        <w:pStyle w:val="Prrafodelista"/>
+        <w:numPr>
+          <w:ilvl w:val="0"/>
+          <w:numId w:val="12"/>
+        </w:numPr>
+        <w:spacing w:after="120"/>
+      </w:pPr>
+      <w:r>
+        <w:t>Abre la gráfica detallada haciendo clic en la tarjeta del sensor.</w:t>
+      </w:r>
+    </w:p>
+    <w:p>
+      <w:pPr>
+        <w:pStyle w:val="Prrafodelista"/>
+        <w:numPr>
+          <w:ilvl w:val="0"/>
+          <w:numId w:val="12"/>
+        </w:numPr>
+        <w:spacing w:after="120"/>
+      </w:pPr>
+      <w:r>
+        <w:t>Haz clic sobre el punto de la serie donde deseas dejar una observación.</w:t>
+      </w:r>
+    </w:p>
+    <w:p>
+      <w:pPr>
+        <w:pStyle w:val="Prrafodelista"/>
+        <w:numPr>
+          <w:ilvl w:val="0"/>
+          <w:numId w:val="12"/>
+        </w:numPr>
+        <w:spacing w:after="120"/>
+      </w:pPr>
+      <w:r>
+        <w:t>Escribe el texto de la nota y haz clic en "Guardar nota".</w:t>
+      </w:r>
+    </w:p>
+    <w:p>
+      <w:pPr>
+        <w:pStyle w:val="Prrafodelista"/>
+        <w:numPr>
+          <w:ilvl w:val="0"/>
+          <w:numId w:val="12"/>
+        </w:numPr>
+        <w:spacing w:after="120"/>
+      </w:pPr>
+      <w:r>
+        <w:t>Los puntos con una nota se marcan con un círculo ámbar; al pasar el cursor sobre ellos se muestra el texto guardado.</w:t>
+      </w:r>
+    </w:p>
+    <w:p>
+      <w:pPr>
+        <w:pStyle w:val="Ttulo2"/>
+        <w:numPr>
+          <w:ilvl w:val="1"/>
+          <w:numId w:val="2"/>
+        </w:numPr>
+        <w:spacing w:before="360" w:after="80"/>
+      </w:pPr>
+      <w:r>
+        <w:t>Notas y observaciones en las gráficas</w:t>
+      </w:r>
+    </w:p>
+    <w:p>
+      <w:pPr>
+        <w:spacing w:after="120"/>
+      </w:pPr>
+      <w:r>
+        <w:t>Roles requeridos: ADMINISTRADOR, OPERADOR</w:t>
+      </w:r>
+    </w:p>
+    <w:p>
+      <w:pPr>
+        <w:spacing w:after="120"/>
+      </w:pPr>
+      <w:r>
+        <w:t>Genera un archivo HTML autocontenido con las gráficas, el gauge de niveles, las estadísticas y las observaciones de todos los sensores para la boya y el rango de tiempo seleccionados.</w:t>
+      </w:r>
+    </w:p>
+    <w:p>
+      <w:pPr>
+        <w:pStyle w:val="Prrafodelista"/>
+        <w:numPr>
+          <w:ilvl w:val="0"/>
+          <w:numId w:val="14"/>
+        </w:numPr>
+        <w:spacing w:after="120"/>
+      </w:pPr>
+      <w:r>
+        <w:t>Selecciona la boya y el rango de tiempo deseados.</w:t>
+      </w:r>
+    </w:p>
+    <w:p>
+      <w:pPr>
+        <w:pStyle w:val="Prrafodelista"/>
+        <w:numPr>
+          <w:ilvl w:val="0"/>
+          <w:numId w:val="14"/>
+        </w:numPr>
+        <w:spacing w:after="120"/>
+      </w:pPr>
+      <w:r>
+        <w:t>Haz clic en "Exportar reporte", en la esquina superior derecha de los filtros.</w:t>
+      </w:r>
+    </w:p>
+    <w:p>
+      <w:pPr>
+        <w:pStyle w:val="Prrafodelista"/>
+        <w:numPr>
+          <w:ilvl w:val="0"/>
+          <w:numId w:val="14"/>
+        </w:numPr>
+        <w:spacing w:after="120"/>
+      </w:pPr>
+      <w:r>
+        <w:t>El navegador descargará un archivo con el nombre reporte_&lt;boya&gt;_&lt;fecha&gt;.html.</w:t>
+      </w:r>
+    </w:p>
+    <w:p>
+      <w:pPr>
+        <w:pStyle w:val="Prrafodelista"/>
+        <w:numPr>
+          <w:ilvl w:val="0"/>
+          <w:numId w:val="14"/>
+        </w:numPr>
+        <w:spacing w:after="120"/>
+      </w:pPr>
+      <w:r>
+        <w:t>Abre el archivo descargado; usa el botón "Imprimir / Guardar PDF" dentro del propio reporte si necesitas una versión en PDF.</w:t>
+      </w:r>
+    </w:p>
+    <w:p>
+      <w:pPr>
         <w:pStyle w:val="Ttulo1"/>
+        <w:numPr>
+          <w:ilvl w:val="0"/>
+          <w:numId w:val="2"/>
+        </w:numPr>
         <w:spacing w:after="120"/>
       </w:pPr>
       <w:r>
-        <w:t>6. Alertas</w:t>
+        <w:t>Alertas</w:t>
       </w:r>
     </w:p>
     <w:p>
@@ -7701,6 +8943,10 @@
         <w:jc w:val="center"/>
       </w:pPr>
       <w:r>
+        <w:rPr>
+          <w:noProof/>
+        </w:rPr>
+        <w:lastRenderedPageBreak/>
         <w:drawing>
           <wp:inline distT="0" distB="0" distL="0" distR="0" wp14:anchorId="7C3C6E91" wp14:editId="400B4BF5">
             <wp:extent cx="5006340" cy="1223225"/>
@@ -7717,7 +8963,7 @@
                     <pic:cNvPicPr/>
                   </pic:nvPicPr>
                   <pic:blipFill>
-                    <a:blip r:embed="rId23"/>
+                    <a:blip r:embed="rId27"/>
                     <a:stretch>
                       <a:fillRect/>
                     </a:stretch>
@@ -7751,7 +8997,7 @@
           <w:rPr>
             <w:noProof/>
           </w:rPr>
-          <w:t>19</w:t>
+          <w:t>22</w:t>
         </w:r>
       </w:fldSimple>
       <w:r>
@@ -7788,12 +9034,6 @@
         <w:gridCol w:w="7246"/>
       </w:tblGrid>
       <w:tr>
-        <w:tblPrEx>
-          <w:tblCellMar>
-            <w:top w:w="0" w:type="dxa"/>
-            <w:bottom w:w="0" w:type="dxa"/>
-          </w:tblCellMar>
-        </w:tblPrEx>
         <w:trPr>
           <w:tblHeader/>
         </w:trPr>
@@ -7817,7 +9057,6 @@
                 <w:sz w:val="20"/>
                 <w:szCs w:val="20"/>
               </w:rPr>
-              <w:lastRenderedPageBreak/>
               <w:t>Nivel</w:t>
             </w:r>
           </w:p>
@@ -7848,12 +9087,6 @@
         </w:tc>
       </w:tr>
       <w:tr>
-        <w:tblPrEx>
-          <w:tblCellMar>
-            <w:top w:w="0" w:type="dxa"/>
-            <w:bottom w:w="0" w:type="dxa"/>
-          </w:tblCellMar>
-        </w:tblPrEx>
         <w:tc>
           <w:tcPr>
             <w:tcW w:w="0" w:type="auto"/>
@@ -7892,50 +9125,12 @@
                 <w:sz w:val="21"/>
                 <w:szCs w:val="21"/>
               </w:rPr>
-              <w:t xml:space="preserve">El valor está dentro del rango [umbral </w:t>
-            </w:r>
-            <w:proofErr w:type="spellStart"/>
-            <w:r>
-              <w:rPr>
-                <w:sz w:val="21"/>
-                <w:szCs w:val="21"/>
-              </w:rPr>
-              <w:t>mín</w:t>
-            </w:r>
-            <w:proofErr w:type="spellEnd"/>
-            <w:r>
-              <w:rPr>
-                <w:sz w:val="21"/>
-                <w:szCs w:val="21"/>
-              </w:rPr>
-              <w:t xml:space="preserve">, umbral </w:t>
-            </w:r>
-            <w:proofErr w:type="spellStart"/>
-            <w:r>
-              <w:rPr>
-                <w:sz w:val="21"/>
-                <w:szCs w:val="21"/>
-              </w:rPr>
-              <w:t>máx</w:t>
-            </w:r>
-            <w:proofErr w:type="spellEnd"/>
-            <w:r>
-              <w:rPr>
-                <w:sz w:val="21"/>
-                <w:szCs w:val="21"/>
-              </w:rPr>
-              <w:t>].</w:t>
+              <w:t>El valor está dentro del rango [umbral mín, umbral máx].</w:t>
             </w:r>
           </w:p>
         </w:tc>
       </w:tr>
       <w:tr>
-        <w:tblPrEx>
-          <w:tblCellMar>
-            <w:top w:w="0" w:type="dxa"/>
-            <w:bottom w:w="0" w:type="dxa"/>
-          </w:tblCellMar>
-        </w:tblPrEx>
         <w:tc>
           <w:tcPr>
             <w:tcW w:w="0" w:type="auto"/>
@@ -8068,12 +9263,6 @@
         <w:gridCol w:w="8728"/>
       </w:tblGrid>
       <w:tr>
-        <w:tblPrEx>
-          <w:tblCellMar>
-            <w:top w:w="0" w:type="dxa"/>
-            <w:bottom w:w="0" w:type="dxa"/>
-          </w:tblCellMar>
-        </w:tblPrEx>
         <w:tc>
           <w:tcPr>
             <w:tcW w:w="0" w:type="auto"/>
@@ -8136,23 +9325,13 @@
         <w:spacing w:before="120"/>
         <w:jc w:val="center"/>
       </w:pPr>
-      <w:proofErr w:type="spellStart"/>
       <w:r>
         <w:rPr>
           <w:color w:val="4A6272"/>
           <w:sz w:val="18"/>
           <w:szCs w:val="18"/>
         </w:rPr>
-        <w:t>HidroSentinel</w:t>
-      </w:r>
-      <w:proofErr w:type="spellEnd"/>
-      <w:r>
-        <w:rPr>
-          <w:color w:val="4A6272"/>
-          <w:sz w:val="18"/>
-          <w:szCs w:val="18"/>
-        </w:rPr>
-        <w:t xml:space="preserve"> · Manual de Usuario v1.0 · Tesis TIC 2026</w:t>
+        <w:t>HidroSentinel · Manual de Usuario v1.0 · Tesis TIC 2026</w:t>
       </w:r>
     </w:p>
     <w:sectPr>
@@ -8253,11 +9432,1556 @@
       </w:pPr>
     </w:lvl>
   </w:abstractNum>
+  <w:abstractNum w:abstractNumId="1" w15:restartNumberingAfterBreak="0">
+    <w:nsid w:val="09B76531"/>
+    <w:multiLevelType w:val="multilevel"/>
+    <w:tmpl w:val="C7FC92CA"/>
+    <w:lvl w:ilvl="0">
+      <w:start w:val="2"/>
+      <w:numFmt w:val="decimal"/>
+      <w:lvlText w:val="%1"/>
+      <w:lvlJc w:val="left"/>
+      <w:pPr>
+        <w:ind w:left="384" w:hanging="384"/>
+      </w:pPr>
+      <w:rPr>
+        <w:rFonts w:hint="default"/>
+      </w:rPr>
+    </w:lvl>
+    <w:lvl w:ilvl="1">
+      <w:start w:val="1"/>
+      <w:numFmt w:val="decimal"/>
+      <w:lvlText w:val="%1.%2"/>
+      <w:lvlJc w:val="left"/>
+      <w:pPr>
+        <w:ind w:left="720" w:hanging="720"/>
+      </w:pPr>
+      <w:rPr>
+        <w:rFonts w:hint="default"/>
+      </w:rPr>
+    </w:lvl>
+    <w:lvl w:ilvl="2">
+      <w:start w:val="1"/>
+      <w:numFmt w:val="decimal"/>
+      <w:lvlText w:val="%1.%2.%3"/>
+      <w:lvlJc w:val="left"/>
+      <w:pPr>
+        <w:ind w:left="1080" w:hanging="1080"/>
+      </w:pPr>
+      <w:rPr>
+        <w:rFonts w:hint="default"/>
+      </w:rPr>
+    </w:lvl>
+    <w:lvl w:ilvl="3">
+      <w:start w:val="1"/>
+      <w:numFmt w:val="decimal"/>
+      <w:lvlText w:val="%1.%2.%3.%4"/>
+      <w:lvlJc w:val="left"/>
+      <w:pPr>
+        <w:ind w:left="1080" w:hanging="1080"/>
+      </w:pPr>
+      <w:rPr>
+        <w:rFonts w:hint="default"/>
+      </w:rPr>
+    </w:lvl>
+    <w:lvl w:ilvl="4">
+      <w:start w:val="1"/>
+      <w:numFmt w:val="decimal"/>
+      <w:lvlText w:val="%1.%2.%3.%4.%5"/>
+      <w:lvlJc w:val="left"/>
+      <w:pPr>
+        <w:ind w:left="1440" w:hanging="1440"/>
+      </w:pPr>
+      <w:rPr>
+        <w:rFonts w:hint="default"/>
+      </w:rPr>
+    </w:lvl>
+    <w:lvl w:ilvl="5">
+      <w:start w:val="1"/>
+      <w:numFmt w:val="decimal"/>
+      <w:lvlText w:val="%1.%2.%3.%4.%5.%6"/>
+      <w:lvlJc w:val="left"/>
+      <w:pPr>
+        <w:ind w:left="1800" w:hanging="1800"/>
+      </w:pPr>
+      <w:rPr>
+        <w:rFonts w:hint="default"/>
+      </w:rPr>
+    </w:lvl>
+    <w:lvl w:ilvl="6">
+      <w:start w:val="1"/>
+      <w:numFmt w:val="decimal"/>
+      <w:lvlText w:val="%1.%2.%3.%4.%5.%6.%7"/>
+      <w:lvlJc w:val="left"/>
+      <w:pPr>
+        <w:ind w:left="2160" w:hanging="2160"/>
+      </w:pPr>
+      <w:rPr>
+        <w:rFonts w:hint="default"/>
+      </w:rPr>
+    </w:lvl>
+    <w:lvl w:ilvl="7">
+      <w:start w:val="1"/>
+      <w:numFmt w:val="decimal"/>
+      <w:lvlText w:val="%1.%2.%3.%4.%5.%6.%7.%8"/>
+      <w:lvlJc w:val="left"/>
+      <w:pPr>
+        <w:ind w:left="2160" w:hanging="2160"/>
+      </w:pPr>
+      <w:rPr>
+        <w:rFonts w:hint="default"/>
+      </w:rPr>
+    </w:lvl>
+    <w:lvl w:ilvl="8">
+      <w:start w:val="1"/>
+      <w:numFmt w:val="decimal"/>
+      <w:lvlText w:val="%1.%2.%3.%4.%5.%6.%7.%8.%9"/>
+      <w:lvlJc w:val="left"/>
+      <w:pPr>
+        <w:ind w:left="2520" w:hanging="2520"/>
+      </w:pPr>
+      <w:rPr>
+        <w:rFonts w:hint="default"/>
+      </w:rPr>
+    </w:lvl>
+  </w:abstractNum>
+  <w:abstractNum w:abstractNumId="2" w15:restartNumberingAfterBreak="0">
+    <w:nsid w:val="0A267F5A"/>
+    <w:multiLevelType w:val="hybridMultilevel"/>
+    <w:tmpl w:val="D892F910"/>
+    <w:lvl w:ilvl="0" w:tplc="300A0001">
+      <w:start w:val="1"/>
+      <w:numFmt w:val="bullet"/>
+      <w:lvlText w:val=""/>
+      <w:lvlJc w:val="left"/>
+      <w:pPr>
+        <w:ind w:left="720" w:hanging="360"/>
+      </w:pPr>
+      <w:rPr>
+        <w:rFonts w:ascii="Symbol" w:hAnsi="Symbol" w:hint="default"/>
+      </w:rPr>
+    </w:lvl>
+    <w:lvl w:ilvl="1" w:tplc="300A0003" w:tentative="1">
+      <w:start w:val="1"/>
+      <w:numFmt w:val="bullet"/>
+      <w:lvlText w:val="o"/>
+      <w:lvlJc w:val="left"/>
+      <w:pPr>
+        <w:ind w:left="1440" w:hanging="360"/>
+      </w:pPr>
+      <w:rPr>
+        <w:rFonts w:ascii="Courier New" w:hAnsi="Courier New" w:cs="Courier New" w:hint="default"/>
+      </w:rPr>
+    </w:lvl>
+    <w:lvl w:ilvl="2" w:tplc="300A0005" w:tentative="1">
+      <w:start w:val="1"/>
+      <w:numFmt w:val="bullet"/>
+      <w:lvlText w:val=""/>
+      <w:lvlJc w:val="left"/>
+      <w:pPr>
+        <w:ind w:left="2160" w:hanging="360"/>
+      </w:pPr>
+      <w:rPr>
+        <w:rFonts w:ascii="Wingdings" w:hAnsi="Wingdings" w:hint="default"/>
+      </w:rPr>
+    </w:lvl>
+    <w:lvl w:ilvl="3" w:tplc="300A0001" w:tentative="1">
+      <w:start w:val="1"/>
+      <w:numFmt w:val="bullet"/>
+      <w:lvlText w:val=""/>
+      <w:lvlJc w:val="left"/>
+      <w:pPr>
+        <w:ind w:left="2880" w:hanging="360"/>
+      </w:pPr>
+      <w:rPr>
+        <w:rFonts w:ascii="Symbol" w:hAnsi="Symbol" w:hint="default"/>
+      </w:rPr>
+    </w:lvl>
+    <w:lvl w:ilvl="4" w:tplc="300A0003" w:tentative="1">
+      <w:start w:val="1"/>
+      <w:numFmt w:val="bullet"/>
+      <w:lvlText w:val="o"/>
+      <w:lvlJc w:val="left"/>
+      <w:pPr>
+        <w:ind w:left="3600" w:hanging="360"/>
+      </w:pPr>
+      <w:rPr>
+        <w:rFonts w:ascii="Courier New" w:hAnsi="Courier New" w:cs="Courier New" w:hint="default"/>
+      </w:rPr>
+    </w:lvl>
+    <w:lvl w:ilvl="5" w:tplc="300A0005" w:tentative="1">
+      <w:start w:val="1"/>
+      <w:numFmt w:val="bullet"/>
+      <w:lvlText w:val=""/>
+      <w:lvlJc w:val="left"/>
+      <w:pPr>
+        <w:ind w:left="4320" w:hanging="360"/>
+      </w:pPr>
+      <w:rPr>
+        <w:rFonts w:ascii="Wingdings" w:hAnsi="Wingdings" w:hint="default"/>
+      </w:rPr>
+    </w:lvl>
+    <w:lvl w:ilvl="6" w:tplc="300A0001" w:tentative="1">
+      <w:start w:val="1"/>
+      <w:numFmt w:val="bullet"/>
+      <w:lvlText w:val=""/>
+      <w:lvlJc w:val="left"/>
+      <w:pPr>
+        <w:ind w:left="5040" w:hanging="360"/>
+      </w:pPr>
+      <w:rPr>
+        <w:rFonts w:ascii="Symbol" w:hAnsi="Symbol" w:hint="default"/>
+      </w:rPr>
+    </w:lvl>
+    <w:lvl w:ilvl="7" w:tplc="300A0003" w:tentative="1">
+      <w:start w:val="1"/>
+      <w:numFmt w:val="bullet"/>
+      <w:lvlText w:val="o"/>
+      <w:lvlJc w:val="left"/>
+      <w:pPr>
+        <w:ind w:left="5760" w:hanging="360"/>
+      </w:pPr>
+      <w:rPr>
+        <w:rFonts w:ascii="Courier New" w:hAnsi="Courier New" w:cs="Courier New" w:hint="default"/>
+      </w:rPr>
+    </w:lvl>
+    <w:lvl w:ilvl="8" w:tplc="300A0005" w:tentative="1">
+      <w:start w:val="1"/>
+      <w:numFmt w:val="bullet"/>
+      <w:lvlText w:val=""/>
+      <w:lvlJc w:val="left"/>
+      <w:pPr>
+        <w:ind w:left="6480" w:hanging="360"/>
+      </w:pPr>
+      <w:rPr>
+        <w:rFonts w:ascii="Wingdings" w:hAnsi="Wingdings" w:hint="default"/>
+      </w:rPr>
+    </w:lvl>
+  </w:abstractNum>
+  <w:abstractNum w:abstractNumId="3" w15:restartNumberingAfterBreak="0">
+    <w:nsid w:val="0A691D52"/>
+    <w:multiLevelType w:val="multilevel"/>
+    <w:tmpl w:val="EE76A2BE"/>
+    <w:lvl w:ilvl="0">
+      <w:start w:val="2"/>
+      <w:numFmt w:val="decimal"/>
+      <w:lvlText w:val="%1"/>
+      <w:lvlJc w:val="left"/>
+      <w:pPr>
+        <w:ind w:left="420" w:hanging="420"/>
+      </w:pPr>
+      <w:rPr>
+        <w:rFonts w:hint="default"/>
+      </w:rPr>
+    </w:lvl>
+    <w:lvl w:ilvl="1">
+      <w:start w:val="2"/>
+      <w:numFmt w:val="decimal"/>
+      <w:lvlText w:val="%1.%2"/>
+      <w:lvlJc w:val="left"/>
+      <w:pPr>
+        <w:ind w:left="1080" w:hanging="720"/>
+      </w:pPr>
+      <w:rPr>
+        <w:rFonts w:hint="default"/>
+      </w:rPr>
+    </w:lvl>
+    <w:lvl w:ilvl="2">
+      <w:start w:val="1"/>
+      <w:numFmt w:val="decimal"/>
+      <w:lvlText w:val="%1.%2.%3"/>
+      <w:lvlJc w:val="left"/>
+      <w:pPr>
+        <w:ind w:left="1800" w:hanging="1080"/>
+      </w:pPr>
+      <w:rPr>
+        <w:rFonts w:hint="default"/>
+      </w:rPr>
+    </w:lvl>
+    <w:lvl w:ilvl="3">
+      <w:start w:val="1"/>
+      <w:numFmt w:val="decimal"/>
+      <w:lvlText w:val="%1.%2.%3.%4"/>
+      <w:lvlJc w:val="left"/>
+      <w:pPr>
+        <w:ind w:left="2160" w:hanging="1080"/>
+      </w:pPr>
+      <w:rPr>
+        <w:rFonts w:hint="default"/>
+      </w:rPr>
+    </w:lvl>
+    <w:lvl w:ilvl="4">
+      <w:start w:val="1"/>
+      <w:numFmt w:val="decimal"/>
+      <w:lvlText w:val="%1.%2.%3.%4.%5"/>
+      <w:lvlJc w:val="left"/>
+      <w:pPr>
+        <w:ind w:left="2880" w:hanging="1440"/>
+      </w:pPr>
+      <w:rPr>
+        <w:rFonts w:hint="default"/>
+      </w:rPr>
+    </w:lvl>
+    <w:lvl w:ilvl="5">
+      <w:start w:val="1"/>
+      <w:numFmt w:val="decimal"/>
+      <w:lvlText w:val="%1.%2.%3.%4.%5.%6"/>
+      <w:lvlJc w:val="left"/>
+      <w:pPr>
+        <w:ind w:left="3600" w:hanging="1800"/>
+      </w:pPr>
+      <w:rPr>
+        <w:rFonts w:hint="default"/>
+      </w:rPr>
+    </w:lvl>
+    <w:lvl w:ilvl="6">
+      <w:start w:val="1"/>
+      <w:numFmt w:val="decimal"/>
+      <w:lvlText w:val="%1.%2.%3.%4.%5.%6.%7"/>
+      <w:lvlJc w:val="left"/>
+      <w:pPr>
+        <w:ind w:left="4320" w:hanging="2160"/>
+      </w:pPr>
+      <w:rPr>
+        <w:rFonts w:hint="default"/>
+      </w:rPr>
+    </w:lvl>
+    <w:lvl w:ilvl="7">
+      <w:start w:val="1"/>
+      <w:numFmt w:val="decimal"/>
+      <w:lvlText w:val="%1.%2.%3.%4.%5.%6.%7.%8"/>
+      <w:lvlJc w:val="left"/>
+      <w:pPr>
+        <w:ind w:left="4680" w:hanging="2160"/>
+      </w:pPr>
+      <w:rPr>
+        <w:rFonts w:hint="default"/>
+      </w:rPr>
+    </w:lvl>
+    <w:lvl w:ilvl="8">
+      <w:start w:val="1"/>
+      <w:numFmt w:val="decimal"/>
+      <w:lvlText w:val="%1.%2.%3.%4.%5.%6.%7.%8.%9"/>
+      <w:lvlJc w:val="left"/>
+      <w:pPr>
+        <w:ind w:left="5400" w:hanging="2520"/>
+      </w:pPr>
+      <w:rPr>
+        <w:rFonts w:hint="default"/>
+      </w:rPr>
+    </w:lvl>
+  </w:abstractNum>
+  <w:abstractNum w:abstractNumId="4" w15:restartNumberingAfterBreak="0">
+    <w:nsid w:val="22607D0A"/>
+    <w:multiLevelType w:val="multilevel"/>
+    <w:tmpl w:val="5CE2C572"/>
+    <w:lvl w:ilvl="0">
+      <w:start w:val="1"/>
+      <w:numFmt w:val="decimal"/>
+      <w:lvlText w:val="%1."/>
+      <w:lvlJc w:val="left"/>
+      <w:pPr>
+        <w:ind w:left="1080" w:hanging="720"/>
+      </w:pPr>
+      <w:rPr>
+        <w:rFonts w:hint="default"/>
+      </w:rPr>
+    </w:lvl>
+    <w:lvl w:ilvl="1">
+      <w:start w:val="1"/>
+      <w:numFmt w:val="decimal"/>
+      <w:isLgl/>
+      <w:lvlText w:val="%1.%2."/>
+      <w:lvlJc w:val="left"/>
+      <w:pPr>
+        <w:ind w:left="1080" w:hanging="720"/>
+      </w:pPr>
+      <w:rPr>
+        <w:rFonts w:hint="default"/>
+      </w:rPr>
+    </w:lvl>
+    <w:lvl w:ilvl="2">
+      <w:start w:val="1"/>
+      <w:numFmt w:val="decimal"/>
+      <w:isLgl/>
+      <w:lvlText w:val="%1.%2.%3."/>
+      <w:lvlJc w:val="left"/>
+      <w:pPr>
+        <w:ind w:left="1440" w:hanging="1080"/>
+      </w:pPr>
+      <w:rPr>
+        <w:rFonts w:hint="default"/>
+      </w:rPr>
+    </w:lvl>
+    <w:lvl w:ilvl="3">
+      <w:start w:val="1"/>
+      <w:numFmt w:val="decimal"/>
+      <w:isLgl/>
+      <w:lvlText w:val="%1.%2.%3.%4."/>
+      <w:lvlJc w:val="left"/>
+      <w:pPr>
+        <w:ind w:left="1800" w:hanging="1440"/>
+      </w:pPr>
+      <w:rPr>
+        <w:rFonts w:hint="default"/>
+      </w:rPr>
+    </w:lvl>
+    <w:lvl w:ilvl="4">
+      <w:start w:val="1"/>
+      <w:numFmt w:val="decimal"/>
+      <w:isLgl/>
+      <w:lvlText w:val="%1.%2.%3.%4.%5."/>
+      <w:lvlJc w:val="left"/>
+      <w:pPr>
+        <w:ind w:left="1800" w:hanging="1440"/>
+      </w:pPr>
+      <w:rPr>
+        <w:rFonts w:hint="default"/>
+      </w:rPr>
+    </w:lvl>
+    <w:lvl w:ilvl="5">
+      <w:start w:val="1"/>
+      <w:numFmt w:val="decimal"/>
+      <w:isLgl/>
+      <w:lvlText w:val="%1.%2.%3.%4.%5.%6."/>
+      <w:lvlJc w:val="left"/>
+      <w:pPr>
+        <w:ind w:left="2160" w:hanging="1800"/>
+      </w:pPr>
+      <w:rPr>
+        <w:rFonts w:hint="default"/>
+      </w:rPr>
+    </w:lvl>
+    <w:lvl w:ilvl="6">
+      <w:start w:val="1"/>
+      <w:numFmt w:val="decimal"/>
+      <w:isLgl/>
+      <w:lvlText w:val="%1.%2.%3.%4.%5.%6.%7."/>
+      <w:lvlJc w:val="left"/>
+      <w:pPr>
+        <w:ind w:left="2520" w:hanging="2160"/>
+      </w:pPr>
+      <w:rPr>
+        <w:rFonts w:hint="default"/>
+      </w:rPr>
+    </w:lvl>
+    <w:lvl w:ilvl="7">
+      <w:start w:val="1"/>
+      <w:numFmt w:val="decimal"/>
+      <w:isLgl/>
+      <w:lvlText w:val="%1.%2.%3.%4.%5.%6.%7.%8."/>
+      <w:lvlJc w:val="left"/>
+      <w:pPr>
+        <w:ind w:left="2880" w:hanging="2520"/>
+      </w:pPr>
+      <w:rPr>
+        <w:rFonts w:hint="default"/>
+      </w:rPr>
+    </w:lvl>
+    <w:lvl w:ilvl="8">
+      <w:start w:val="1"/>
+      <w:numFmt w:val="decimal"/>
+      <w:isLgl/>
+      <w:lvlText w:val="%1.%2.%3.%4.%5.%6.%7.%8.%9."/>
+      <w:lvlJc w:val="left"/>
+      <w:pPr>
+        <w:ind w:left="2880" w:hanging="2520"/>
+      </w:pPr>
+      <w:rPr>
+        <w:rFonts w:hint="default"/>
+      </w:rPr>
+    </w:lvl>
+  </w:abstractNum>
+  <w:abstractNum w:abstractNumId="5" w15:restartNumberingAfterBreak="0">
+    <w:nsid w:val="22F0052F"/>
+    <w:multiLevelType w:val="multilevel"/>
+    <w:tmpl w:val="5CE2C572"/>
+    <w:lvl w:ilvl="0">
+      <w:start w:val="1"/>
+      <w:numFmt w:val="decimal"/>
+      <w:lvlText w:val="%1."/>
+      <w:lvlJc w:val="left"/>
+      <w:pPr>
+        <w:ind w:left="1080" w:hanging="720"/>
+      </w:pPr>
+      <w:rPr>
+        <w:rFonts w:hint="default"/>
+      </w:rPr>
+    </w:lvl>
+    <w:lvl w:ilvl="1">
+      <w:start w:val="1"/>
+      <w:numFmt w:val="decimal"/>
+      <w:isLgl/>
+      <w:lvlText w:val="%1.%2."/>
+      <w:lvlJc w:val="left"/>
+      <w:pPr>
+        <w:ind w:left="1080" w:hanging="720"/>
+      </w:pPr>
+      <w:rPr>
+        <w:rFonts w:hint="default"/>
+      </w:rPr>
+    </w:lvl>
+    <w:lvl w:ilvl="2">
+      <w:start w:val="1"/>
+      <w:numFmt w:val="decimal"/>
+      <w:isLgl/>
+      <w:lvlText w:val="%1.%2.%3."/>
+      <w:lvlJc w:val="left"/>
+      <w:pPr>
+        <w:ind w:left="1440" w:hanging="1080"/>
+      </w:pPr>
+      <w:rPr>
+        <w:rFonts w:hint="default"/>
+      </w:rPr>
+    </w:lvl>
+    <w:lvl w:ilvl="3">
+      <w:start w:val="1"/>
+      <w:numFmt w:val="decimal"/>
+      <w:isLgl/>
+      <w:lvlText w:val="%1.%2.%3.%4."/>
+      <w:lvlJc w:val="left"/>
+      <w:pPr>
+        <w:ind w:left="1800" w:hanging="1440"/>
+      </w:pPr>
+      <w:rPr>
+        <w:rFonts w:hint="default"/>
+      </w:rPr>
+    </w:lvl>
+    <w:lvl w:ilvl="4">
+      <w:start w:val="1"/>
+      <w:numFmt w:val="decimal"/>
+      <w:isLgl/>
+      <w:lvlText w:val="%1.%2.%3.%4.%5."/>
+      <w:lvlJc w:val="left"/>
+      <w:pPr>
+        <w:ind w:left="1800" w:hanging="1440"/>
+      </w:pPr>
+      <w:rPr>
+        <w:rFonts w:hint="default"/>
+      </w:rPr>
+    </w:lvl>
+    <w:lvl w:ilvl="5">
+      <w:start w:val="1"/>
+      <w:numFmt w:val="decimal"/>
+      <w:isLgl/>
+      <w:lvlText w:val="%1.%2.%3.%4.%5.%6."/>
+      <w:lvlJc w:val="left"/>
+      <w:pPr>
+        <w:ind w:left="2160" w:hanging="1800"/>
+      </w:pPr>
+      <w:rPr>
+        <w:rFonts w:hint="default"/>
+      </w:rPr>
+    </w:lvl>
+    <w:lvl w:ilvl="6">
+      <w:start w:val="1"/>
+      <w:numFmt w:val="decimal"/>
+      <w:isLgl/>
+      <w:lvlText w:val="%1.%2.%3.%4.%5.%6.%7."/>
+      <w:lvlJc w:val="left"/>
+      <w:pPr>
+        <w:ind w:left="2520" w:hanging="2160"/>
+      </w:pPr>
+      <w:rPr>
+        <w:rFonts w:hint="default"/>
+      </w:rPr>
+    </w:lvl>
+    <w:lvl w:ilvl="7">
+      <w:start w:val="1"/>
+      <w:numFmt w:val="decimal"/>
+      <w:isLgl/>
+      <w:lvlText w:val="%1.%2.%3.%4.%5.%6.%7.%8."/>
+      <w:lvlJc w:val="left"/>
+      <w:pPr>
+        <w:ind w:left="2880" w:hanging="2520"/>
+      </w:pPr>
+      <w:rPr>
+        <w:rFonts w:hint="default"/>
+      </w:rPr>
+    </w:lvl>
+    <w:lvl w:ilvl="8">
+      <w:start w:val="1"/>
+      <w:numFmt w:val="decimal"/>
+      <w:isLgl/>
+      <w:lvlText w:val="%1.%2.%3.%4.%5.%6.%7.%8.%9."/>
+      <w:lvlJc w:val="left"/>
+      <w:pPr>
+        <w:ind w:left="2880" w:hanging="2520"/>
+      </w:pPr>
+      <w:rPr>
+        <w:rFonts w:hint="default"/>
+      </w:rPr>
+    </w:lvl>
+  </w:abstractNum>
+  <w:abstractNum w:abstractNumId="6" w15:restartNumberingAfterBreak="0">
+    <w:nsid w:val="30AD150E"/>
+    <w:multiLevelType w:val="hybridMultilevel"/>
+    <w:tmpl w:val="C5469530"/>
+    <w:lvl w:ilvl="0" w:tplc="300A0001">
+      <w:start w:val="1"/>
+      <w:numFmt w:val="bullet"/>
+      <w:lvlText w:val=""/>
+      <w:lvlJc w:val="left"/>
+      <w:pPr>
+        <w:ind w:left="720" w:hanging="360"/>
+      </w:pPr>
+      <w:rPr>
+        <w:rFonts w:ascii="Symbol" w:hAnsi="Symbol" w:hint="default"/>
+      </w:rPr>
+    </w:lvl>
+    <w:lvl w:ilvl="1" w:tplc="300A0003" w:tentative="1">
+      <w:start w:val="1"/>
+      <w:numFmt w:val="bullet"/>
+      <w:lvlText w:val="o"/>
+      <w:lvlJc w:val="left"/>
+      <w:pPr>
+        <w:ind w:left="1440" w:hanging="360"/>
+      </w:pPr>
+      <w:rPr>
+        <w:rFonts w:ascii="Courier New" w:hAnsi="Courier New" w:cs="Courier New" w:hint="default"/>
+      </w:rPr>
+    </w:lvl>
+    <w:lvl w:ilvl="2" w:tplc="300A0005" w:tentative="1">
+      <w:start w:val="1"/>
+      <w:numFmt w:val="bullet"/>
+      <w:lvlText w:val=""/>
+      <w:lvlJc w:val="left"/>
+      <w:pPr>
+        <w:ind w:left="2160" w:hanging="360"/>
+      </w:pPr>
+      <w:rPr>
+        <w:rFonts w:ascii="Wingdings" w:hAnsi="Wingdings" w:hint="default"/>
+      </w:rPr>
+    </w:lvl>
+    <w:lvl w:ilvl="3" w:tplc="300A0001" w:tentative="1">
+      <w:start w:val="1"/>
+      <w:numFmt w:val="bullet"/>
+      <w:lvlText w:val=""/>
+      <w:lvlJc w:val="left"/>
+      <w:pPr>
+        <w:ind w:left="2880" w:hanging="360"/>
+      </w:pPr>
+      <w:rPr>
+        <w:rFonts w:ascii="Symbol" w:hAnsi="Symbol" w:hint="default"/>
+      </w:rPr>
+    </w:lvl>
+    <w:lvl w:ilvl="4" w:tplc="300A0003" w:tentative="1">
+      <w:start w:val="1"/>
+      <w:numFmt w:val="bullet"/>
+      <w:lvlText w:val="o"/>
+      <w:lvlJc w:val="left"/>
+      <w:pPr>
+        <w:ind w:left="3600" w:hanging="360"/>
+      </w:pPr>
+      <w:rPr>
+        <w:rFonts w:ascii="Courier New" w:hAnsi="Courier New" w:cs="Courier New" w:hint="default"/>
+      </w:rPr>
+    </w:lvl>
+    <w:lvl w:ilvl="5" w:tplc="300A0005" w:tentative="1">
+      <w:start w:val="1"/>
+      <w:numFmt w:val="bullet"/>
+      <w:lvlText w:val=""/>
+      <w:lvlJc w:val="left"/>
+      <w:pPr>
+        <w:ind w:left="4320" w:hanging="360"/>
+      </w:pPr>
+      <w:rPr>
+        <w:rFonts w:ascii="Wingdings" w:hAnsi="Wingdings" w:hint="default"/>
+      </w:rPr>
+    </w:lvl>
+    <w:lvl w:ilvl="6" w:tplc="300A0001" w:tentative="1">
+      <w:start w:val="1"/>
+      <w:numFmt w:val="bullet"/>
+      <w:lvlText w:val=""/>
+      <w:lvlJc w:val="left"/>
+      <w:pPr>
+        <w:ind w:left="5040" w:hanging="360"/>
+      </w:pPr>
+      <w:rPr>
+        <w:rFonts w:ascii="Symbol" w:hAnsi="Symbol" w:hint="default"/>
+      </w:rPr>
+    </w:lvl>
+    <w:lvl w:ilvl="7" w:tplc="300A0003" w:tentative="1">
+      <w:start w:val="1"/>
+      <w:numFmt w:val="bullet"/>
+      <w:lvlText w:val="o"/>
+      <w:lvlJc w:val="left"/>
+      <w:pPr>
+        <w:ind w:left="5760" w:hanging="360"/>
+      </w:pPr>
+      <w:rPr>
+        <w:rFonts w:ascii="Courier New" w:hAnsi="Courier New" w:cs="Courier New" w:hint="default"/>
+      </w:rPr>
+    </w:lvl>
+    <w:lvl w:ilvl="8" w:tplc="300A0005" w:tentative="1">
+      <w:start w:val="1"/>
+      <w:numFmt w:val="bullet"/>
+      <w:lvlText w:val=""/>
+      <w:lvlJc w:val="left"/>
+      <w:pPr>
+        <w:ind w:left="6480" w:hanging="360"/>
+      </w:pPr>
+      <w:rPr>
+        <w:rFonts w:ascii="Wingdings" w:hAnsi="Wingdings" w:hint="default"/>
+      </w:rPr>
+    </w:lvl>
+  </w:abstractNum>
+  <w:abstractNum w:abstractNumId="7" w15:restartNumberingAfterBreak="0">
+    <w:nsid w:val="3ECC6B66"/>
+    <w:multiLevelType w:val="multilevel"/>
+    <w:tmpl w:val="5CE2C572"/>
+    <w:lvl w:ilvl="0">
+      <w:start w:val="1"/>
+      <w:numFmt w:val="decimal"/>
+      <w:lvlText w:val="%1."/>
+      <w:lvlJc w:val="left"/>
+      <w:pPr>
+        <w:ind w:left="1080" w:hanging="720"/>
+      </w:pPr>
+      <w:rPr>
+        <w:rFonts w:hint="default"/>
+      </w:rPr>
+    </w:lvl>
+    <w:lvl w:ilvl="1">
+      <w:start w:val="1"/>
+      <w:numFmt w:val="decimal"/>
+      <w:isLgl/>
+      <w:lvlText w:val="%1.%2."/>
+      <w:lvlJc w:val="left"/>
+      <w:pPr>
+        <w:ind w:left="1080" w:hanging="720"/>
+      </w:pPr>
+      <w:rPr>
+        <w:rFonts w:hint="default"/>
+      </w:rPr>
+    </w:lvl>
+    <w:lvl w:ilvl="2">
+      <w:start w:val="1"/>
+      <w:numFmt w:val="decimal"/>
+      <w:isLgl/>
+      <w:lvlText w:val="%1.%2.%3."/>
+      <w:lvlJc w:val="left"/>
+      <w:pPr>
+        <w:ind w:left="1440" w:hanging="1080"/>
+      </w:pPr>
+      <w:rPr>
+        <w:rFonts w:hint="default"/>
+      </w:rPr>
+    </w:lvl>
+    <w:lvl w:ilvl="3">
+      <w:start w:val="1"/>
+      <w:numFmt w:val="decimal"/>
+      <w:isLgl/>
+      <w:lvlText w:val="%1.%2.%3.%4."/>
+      <w:lvlJc w:val="left"/>
+      <w:pPr>
+        <w:ind w:left="1800" w:hanging="1440"/>
+      </w:pPr>
+      <w:rPr>
+        <w:rFonts w:hint="default"/>
+      </w:rPr>
+    </w:lvl>
+    <w:lvl w:ilvl="4">
+      <w:start w:val="1"/>
+      <w:numFmt w:val="decimal"/>
+      <w:isLgl/>
+      <w:lvlText w:val="%1.%2.%3.%4.%5."/>
+      <w:lvlJc w:val="left"/>
+      <w:pPr>
+        <w:ind w:left="1800" w:hanging="1440"/>
+      </w:pPr>
+      <w:rPr>
+        <w:rFonts w:hint="default"/>
+      </w:rPr>
+    </w:lvl>
+    <w:lvl w:ilvl="5">
+      <w:start w:val="1"/>
+      <w:numFmt w:val="decimal"/>
+      <w:isLgl/>
+      <w:lvlText w:val="%1.%2.%3.%4.%5.%6."/>
+      <w:lvlJc w:val="left"/>
+      <w:pPr>
+        <w:ind w:left="2160" w:hanging="1800"/>
+      </w:pPr>
+      <w:rPr>
+        <w:rFonts w:hint="default"/>
+      </w:rPr>
+    </w:lvl>
+    <w:lvl w:ilvl="6">
+      <w:start w:val="1"/>
+      <w:numFmt w:val="decimal"/>
+      <w:isLgl/>
+      <w:lvlText w:val="%1.%2.%3.%4.%5.%6.%7."/>
+      <w:lvlJc w:val="left"/>
+      <w:pPr>
+        <w:ind w:left="2520" w:hanging="2160"/>
+      </w:pPr>
+      <w:rPr>
+        <w:rFonts w:hint="default"/>
+      </w:rPr>
+    </w:lvl>
+    <w:lvl w:ilvl="7">
+      <w:start w:val="1"/>
+      <w:numFmt w:val="decimal"/>
+      <w:isLgl/>
+      <w:lvlText w:val="%1.%2.%3.%4.%5.%6.%7.%8."/>
+      <w:lvlJc w:val="left"/>
+      <w:pPr>
+        <w:ind w:left="2880" w:hanging="2520"/>
+      </w:pPr>
+      <w:rPr>
+        <w:rFonts w:hint="default"/>
+      </w:rPr>
+    </w:lvl>
+    <w:lvl w:ilvl="8">
+      <w:start w:val="1"/>
+      <w:numFmt w:val="decimal"/>
+      <w:isLgl/>
+      <w:lvlText w:val="%1.%2.%3.%4.%5.%6.%7.%8.%9."/>
+      <w:lvlJc w:val="left"/>
+      <w:pPr>
+        <w:ind w:left="2880" w:hanging="2520"/>
+      </w:pPr>
+      <w:rPr>
+        <w:rFonts w:hint="default"/>
+      </w:rPr>
+    </w:lvl>
+  </w:abstractNum>
+  <w:abstractNum w:abstractNumId="8" w15:restartNumberingAfterBreak="0">
+    <w:nsid w:val="448306B2"/>
+    <w:multiLevelType w:val="multilevel"/>
+    <w:tmpl w:val="5CE2C572"/>
+    <w:lvl w:ilvl="0">
+      <w:start w:val="1"/>
+      <w:numFmt w:val="decimal"/>
+      <w:lvlText w:val="%1."/>
+      <w:lvlJc w:val="left"/>
+      <w:pPr>
+        <w:ind w:left="1080" w:hanging="720"/>
+      </w:pPr>
+      <w:rPr>
+        <w:rFonts w:hint="default"/>
+      </w:rPr>
+    </w:lvl>
+    <w:lvl w:ilvl="1">
+      <w:start w:val="1"/>
+      <w:numFmt w:val="decimal"/>
+      <w:isLgl/>
+      <w:lvlText w:val="%1.%2."/>
+      <w:lvlJc w:val="left"/>
+      <w:pPr>
+        <w:ind w:left="1080" w:hanging="720"/>
+      </w:pPr>
+      <w:rPr>
+        <w:rFonts w:hint="default"/>
+      </w:rPr>
+    </w:lvl>
+    <w:lvl w:ilvl="2">
+      <w:start w:val="1"/>
+      <w:numFmt w:val="decimal"/>
+      <w:isLgl/>
+      <w:lvlText w:val="%1.%2.%3."/>
+      <w:lvlJc w:val="left"/>
+      <w:pPr>
+        <w:ind w:left="1440" w:hanging="1080"/>
+      </w:pPr>
+      <w:rPr>
+        <w:rFonts w:hint="default"/>
+      </w:rPr>
+    </w:lvl>
+    <w:lvl w:ilvl="3">
+      <w:start w:val="1"/>
+      <w:numFmt w:val="decimal"/>
+      <w:isLgl/>
+      <w:lvlText w:val="%1.%2.%3.%4."/>
+      <w:lvlJc w:val="left"/>
+      <w:pPr>
+        <w:ind w:left="1800" w:hanging="1440"/>
+      </w:pPr>
+      <w:rPr>
+        <w:rFonts w:hint="default"/>
+      </w:rPr>
+    </w:lvl>
+    <w:lvl w:ilvl="4">
+      <w:start w:val="1"/>
+      <w:numFmt w:val="decimal"/>
+      <w:isLgl/>
+      <w:lvlText w:val="%1.%2.%3.%4.%5."/>
+      <w:lvlJc w:val="left"/>
+      <w:pPr>
+        <w:ind w:left="1800" w:hanging="1440"/>
+      </w:pPr>
+      <w:rPr>
+        <w:rFonts w:hint="default"/>
+      </w:rPr>
+    </w:lvl>
+    <w:lvl w:ilvl="5">
+      <w:start w:val="1"/>
+      <w:numFmt w:val="decimal"/>
+      <w:isLgl/>
+      <w:lvlText w:val="%1.%2.%3.%4.%5.%6."/>
+      <w:lvlJc w:val="left"/>
+      <w:pPr>
+        <w:ind w:left="2160" w:hanging="1800"/>
+      </w:pPr>
+      <w:rPr>
+        <w:rFonts w:hint="default"/>
+      </w:rPr>
+    </w:lvl>
+    <w:lvl w:ilvl="6">
+      <w:start w:val="1"/>
+      <w:numFmt w:val="decimal"/>
+      <w:isLgl/>
+      <w:lvlText w:val="%1.%2.%3.%4.%5.%6.%7."/>
+      <w:lvlJc w:val="left"/>
+      <w:pPr>
+        <w:ind w:left="2520" w:hanging="2160"/>
+      </w:pPr>
+      <w:rPr>
+        <w:rFonts w:hint="default"/>
+      </w:rPr>
+    </w:lvl>
+    <w:lvl w:ilvl="7">
+      <w:start w:val="1"/>
+      <w:numFmt w:val="decimal"/>
+      <w:isLgl/>
+      <w:lvlText w:val="%1.%2.%3.%4.%5.%6.%7.%8."/>
+      <w:lvlJc w:val="left"/>
+      <w:pPr>
+        <w:ind w:left="2880" w:hanging="2520"/>
+      </w:pPr>
+      <w:rPr>
+        <w:rFonts w:hint="default"/>
+      </w:rPr>
+    </w:lvl>
+    <w:lvl w:ilvl="8">
+      <w:start w:val="1"/>
+      <w:numFmt w:val="decimal"/>
+      <w:isLgl/>
+      <w:lvlText w:val="%1.%2.%3.%4.%5.%6.%7.%8.%9."/>
+      <w:lvlJc w:val="left"/>
+      <w:pPr>
+        <w:ind w:left="2880" w:hanging="2520"/>
+      </w:pPr>
+      <w:rPr>
+        <w:rFonts w:hint="default"/>
+      </w:rPr>
+    </w:lvl>
+  </w:abstractNum>
+  <w:abstractNum w:abstractNumId="9" w15:restartNumberingAfterBreak="0">
+    <w:nsid w:val="455A5B3C"/>
+    <w:multiLevelType w:val="hybridMultilevel"/>
+    <w:tmpl w:val="A5624F34"/>
+    <w:lvl w:ilvl="0" w:tplc="300A000F">
+      <w:start w:val="1"/>
+      <w:numFmt w:val="decimal"/>
+      <w:lvlText w:val="%1."/>
+      <w:lvlJc w:val="left"/>
+      <w:pPr>
+        <w:ind w:left="720" w:hanging="360"/>
+      </w:pPr>
+    </w:lvl>
+    <w:lvl w:ilvl="1" w:tplc="300A0019" w:tentative="1">
+      <w:start w:val="1"/>
+      <w:numFmt w:val="lowerLetter"/>
+      <w:lvlText w:val="%2."/>
+      <w:lvlJc w:val="left"/>
+      <w:pPr>
+        <w:ind w:left="1440" w:hanging="360"/>
+      </w:pPr>
+    </w:lvl>
+    <w:lvl w:ilvl="2" w:tplc="300A001B" w:tentative="1">
+      <w:start w:val="1"/>
+      <w:numFmt w:val="lowerRoman"/>
+      <w:lvlText w:val="%3."/>
+      <w:lvlJc w:val="right"/>
+      <w:pPr>
+        <w:ind w:left="2160" w:hanging="180"/>
+      </w:pPr>
+    </w:lvl>
+    <w:lvl w:ilvl="3" w:tplc="300A000F" w:tentative="1">
+      <w:start w:val="1"/>
+      <w:numFmt w:val="decimal"/>
+      <w:lvlText w:val="%4."/>
+      <w:lvlJc w:val="left"/>
+      <w:pPr>
+        <w:ind w:left="2880" w:hanging="360"/>
+      </w:pPr>
+    </w:lvl>
+    <w:lvl w:ilvl="4" w:tplc="300A0019" w:tentative="1">
+      <w:start w:val="1"/>
+      <w:numFmt w:val="lowerLetter"/>
+      <w:lvlText w:val="%5."/>
+      <w:lvlJc w:val="left"/>
+      <w:pPr>
+        <w:ind w:left="3600" w:hanging="360"/>
+      </w:pPr>
+    </w:lvl>
+    <w:lvl w:ilvl="5" w:tplc="300A001B" w:tentative="1">
+      <w:start w:val="1"/>
+      <w:numFmt w:val="lowerRoman"/>
+      <w:lvlText w:val="%6."/>
+      <w:lvlJc w:val="right"/>
+      <w:pPr>
+        <w:ind w:left="4320" w:hanging="180"/>
+      </w:pPr>
+    </w:lvl>
+    <w:lvl w:ilvl="6" w:tplc="300A000F" w:tentative="1">
+      <w:start w:val="1"/>
+      <w:numFmt w:val="decimal"/>
+      <w:lvlText w:val="%7."/>
+      <w:lvlJc w:val="left"/>
+      <w:pPr>
+        <w:ind w:left="5040" w:hanging="360"/>
+      </w:pPr>
+    </w:lvl>
+    <w:lvl w:ilvl="7" w:tplc="300A0019" w:tentative="1">
+      <w:start w:val="1"/>
+      <w:numFmt w:val="lowerLetter"/>
+      <w:lvlText w:val="%8."/>
+      <w:lvlJc w:val="left"/>
+      <w:pPr>
+        <w:ind w:left="5760" w:hanging="360"/>
+      </w:pPr>
+    </w:lvl>
+    <w:lvl w:ilvl="8" w:tplc="300A001B" w:tentative="1">
+      <w:start w:val="1"/>
+      <w:numFmt w:val="lowerRoman"/>
+      <w:lvlText w:val="%9."/>
+      <w:lvlJc w:val="right"/>
+      <w:pPr>
+        <w:ind w:left="6480" w:hanging="180"/>
+      </w:pPr>
+    </w:lvl>
+  </w:abstractNum>
+  <w:abstractNum w:abstractNumId="10" w15:restartNumberingAfterBreak="0">
+    <w:nsid w:val="4DFC7F85"/>
+    <w:multiLevelType w:val="multilevel"/>
+    <w:tmpl w:val="5CE2C572"/>
+    <w:lvl w:ilvl="0">
+      <w:start w:val="1"/>
+      <w:numFmt w:val="decimal"/>
+      <w:lvlText w:val="%1."/>
+      <w:lvlJc w:val="left"/>
+      <w:pPr>
+        <w:ind w:left="1080" w:hanging="720"/>
+      </w:pPr>
+      <w:rPr>
+        <w:rFonts w:hint="default"/>
+      </w:rPr>
+    </w:lvl>
+    <w:lvl w:ilvl="1">
+      <w:start w:val="1"/>
+      <w:numFmt w:val="decimal"/>
+      <w:isLgl/>
+      <w:lvlText w:val="%1.%2."/>
+      <w:lvlJc w:val="left"/>
+      <w:pPr>
+        <w:ind w:left="1080" w:hanging="720"/>
+      </w:pPr>
+      <w:rPr>
+        <w:rFonts w:hint="default"/>
+      </w:rPr>
+    </w:lvl>
+    <w:lvl w:ilvl="2">
+      <w:start w:val="1"/>
+      <w:numFmt w:val="decimal"/>
+      <w:isLgl/>
+      <w:lvlText w:val="%1.%2.%3."/>
+      <w:lvlJc w:val="left"/>
+      <w:pPr>
+        <w:ind w:left="1440" w:hanging="1080"/>
+      </w:pPr>
+      <w:rPr>
+        <w:rFonts w:hint="default"/>
+      </w:rPr>
+    </w:lvl>
+    <w:lvl w:ilvl="3">
+      <w:start w:val="1"/>
+      <w:numFmt w:val="decimal"/>
+      <w:isLgl/>
+      <w:lvlText w:val="%1.%2.%3.%4."/>
+      <w:lvlJc w:val="left"/>
+      <w:pPr>
+        <w:ind w:left="1800" w:hanging="1440"/>
+      </w:pPr>
+      <w:rPr>
+        <w:rFonts w:hint="default"/>
+      </w:rPr>
+    </w:lvl>
+    <w:lvl w:ilvl="4">
+      <w:start w:val="1"/>
+      <w:numFmt w:val="decimal"/>
+      <w:isLgl/>
+      <w:lvlText w:val="%1.%2.%3.%4.%5."/>
+      <w:lvlJc w:val="left"/>
+      <w:pPr>
+        <w:ind w:left="1800" w:hanging="1440"/>
+      </w:pPr>
+      <w:rPr>
+        <w:rFonts w:hint="default"/>
+      </w:rPr>
+    </w:lvl>
+    <w:lvl w:ilvl="5">
+      <w:start w:val="1"/>
+      <w:numFmt w:val="decimal"/>
+      <w:isLgl/>
+      <w:lvlText w:val="%1.%2.%3.%4.%5.%6."/>
+      <w:lvlJc w:val="left"/>
+      <w:pPr>
+        <w:ind w:left="2160" w:hanging="1800"/>
+      </w:pPr>
+      <w:rPr>
+        <w:rFonts w:hint="default"/>
+      </w:rPr>
+    </w:lvl>
+    <w:lvl w:ilvl="6">
+      <w:start w:val="1"/>
+      <w:numFmt w:val="decimal"/>
+      <w:isLgl/>
+      <w:lvlText w:val="%1.%2.%3.%4.%5.%6.%7."/>
+      <w:lvlJc w:val="left"/>
+      <w:pPr>
+        <w:ind w:left="2520" w:hanging="2160"/>
+      </w:pPr>
+      <w:rPr>
+        <w:rFonts w:hint="default"/>
+      </w:rPr>
+    </w:lvl>
+    <w:lvl w:ilvl="7">
+      <w:start w:val="1"/>
+      <w:numFmt w:val="decimal"/>
+      <w:isLgl/>
+      <w:lvlText w:val="%1.%2.%3.%4.%5.%6.%7.%8."/>
+      <w:lvlJc w:val="left"/>
+      <w:pPr>
+        <w:ind w:left="2880" w:hanging="2520"/>
+      </w:pPr>
+      <w:rPr>
+        <w:rFonts w:hint="default"/>
+      </w:rPr>
+    </w:lvl>
+    <w:lvl w:ilvl="8">
+      <w:start w:val="1"/>
+      <w:numFmt w:val="decimal"/>
+      <w:isLgl/>
+      <w:lvlText w:val="%1.%2.%3.%4.%5.%6.%7.%8.%9."/>
+      <w:lvlJc w:val="left"/>
+      <w:pPr>
+        <w:ind w:left="2880" w:hanging="2520"/>
+      </w:pPr>
+      <w:rPr>
+        <w:rFonts w:hint="default"/>
+      </w:rPr>
+    </w:lvl>
+  </w:abstractNum>
+  <w:abstractNum w:abstractNumId="11" w15:restartNumberingAfterBreak="0">
+    <w:nsid w:val="6BF85382"/>
+    <w:multiLevelType w:val="multilevel"/>
+    <w:tmpl w:val="5CE2C572"/>
+    <w:lvl w:ilvl="0">
+      <w:start w:val="1"/>
+      <w:numFmt w:val="decimal"/>
+      <w:lvlText w:val="%1."/>
+      <w:lvlJc w:val="left"/>
+      <w:pPr>
+        <w:ind w:left="1080" w:hanging="720"/>
+      </w:pPr>
+      <w:rPr>
+        <w:rFonts w:hint="default"/>
+      </w:rPr>
+    </w:lvl>
+    <w:lvl w:ilvl="1">
+      <w:start w:val="1"/>
+      <w:numFmt w:val="decimal"/>
+      <w:isLgl/>
+      <w:lvlText w:val="%1.%2."/>
+      <w:lvlJc w:val="left"/>
+      <w:pPr>
+        <w:ind w:left="1080" w:hanging="720"/>
+      </w:pPr>
+      <w:rPr>
+        <w:rFonts w:hint="default"/>
+      </w:rPr>
+    </w:lvl>
+    <w:lvl w:ilvl="2">
+      <w:start w:val="1"/>
+      <w:numFmt w:val="decimal"/>
+      <w:isLgl/>
+      <w:lvlText w:val="%1.%2.%3."/>
+      <w:lvlJc w:val="left"/>
+      <w:pPr>
+        <w:ind w:left="1440" w:hanging="1080"/>
+      </w:pPr>
+      <w:rPr>
+        <w:rFonts w:hint="default"/>
+      </w:rPr>
+    </w:lvl>
+    <w:lvl w:ilvl="3">
+      <w:start w:val="1"/>
+      <w:numFmt w:val="decimal"/>
+      <w:isLgl/>
+      <w:lvlText w:val="%1.%2.%3.%4."/>
+      <w:lvlJc w:val="left"/>
+      <w:pPr>
+        <w:ind w:left="1800" w:hanging="1440"/>
+      </w:pPr>
+      <w:rPr>
+        <w:rFonts w:hint="default"/>
+      </w:rPr>
+    </w:lvl>
+    <w:lvl w:ilvl="4">
+      <w:start w:val="1"/>
+      <w:numFmt w:val="decimal"/>
+      <w:isLgl/>
+      <w:lvlText w:val="%1.%2.%3.%4.%5."/>
+      <w:lvlJc w:val="left"/>
+      <w:pPr>
+        <w:ind w:left="1800" w:hanging="1440"/>
+      </w:pPr>
+      <w:rPr>
+        <w:rFonts w:hint="default"/>
+      </w:rPr>
+    </w:lvl>
+    <w:lvl w:ilvl="5">
+      <w:start w:val="1"/>
+      <w:numFmt w:val="decimal"/>
+      <w:isLgl/>
+      <w:lvlText w:val="%1.%2.%3.%4.%5.%6."/>
+      <w:lvlJc w:val="left"/>
+      <w:pPr>
+        <w:ind w:left="2160" w:hanging="1800"/>
+      </w:pPr>
+      <w:rPr>
+        <w:rFonts w:hint="default"/>
+      </w:rPr>
+    </w:lvl>
+    <w:lvl w:ilvl="6">
+      <w:start w:val="1"/>
+      <w:numFmt w:val="decimal"/>
+      <w:isLgl/>
+      <w:lvlText w:val="%1.%2.%3.%4.%5.%6.%7."/>
+      <w:lvlJc w:val="left"/>
+      <w:pPr>
+        <w:ind w:left="2520" w:hanging="2160"/>
+      </w:pPr>
+      <w:rPr>
+        <w:rFonts w:hint="default"/>
+      </w:rPr>
+    </w:lvl>
+    <w:lvl w:ilvl="7">
+      <w:start w:val="1"/>
+      <w:numFmt w:val="decimal"/>
+      <w:isLgl/>
+      <w:lvlText w:val="%1.%2.%3.%4.%5.%6.%7.%8."/>
+      <w:lvlJc w:val="left"/>
+      <w:pPr>
+        <w:ind w:left="2880" w:hanging="2520"/>
+      </w:pPr>
+      <w:rPr>
+        <w:rFonts w:hint="default"/>
+      </w:rPr>
+    </w:lvl>
+    <w:lvl w:ilvl="8">
+      <w:start w:val="1"/>
+      <w:numFmt w:val="decimal"/>
+      <w:isLgl/>
+      <w:lvlText w:val="%1.%2.%3.%4.%5.%6.%7.%8.%9."/>
+      <w:lvlJc w:val="left"/>
+      <w:pPr>
+        <w:ind w:left="2880" w:hanging="2520"/>
+      </w:pPr>
+      <w:rPr>
+        <w:rFonts w:hint="default"/>
+      </w:rPr>
+    </w:lvl>
+  </w:abstractNum>
+  <w:abstractNum w:abstractNumId="12" w15:restartNumberingAfterBreak="0">
+    <w:nsid w:val="6DC27020"/>
+    <w:multiLevelType w:val="multilevel"/>
+    <w:tmpl w:val="5CE2C572"/>
+    <w:lvl w:ilvl="0">
+      <w:start w:val="1"/>
+      <w:numFmt w:val="decimal"/>
+      <w:lvlText w:val="%1."/>
+      <w:lvlJc w:val="left"/>
+      <w:pPr>
+        <w:ind w:left="1080" w:hanging="720"/>
+      </w:pPr>
+      <w:rPr>
+        <w:rFonts w:hint="default"/>
+      </w:rPr>
+    </w:lvl>
+    <w:lvl w:ilvl="1">
+      <w:start w:val="1"/>
+      <w:numFmt w:val="decimal"/>
+      <w:isLgl/>
+      <w:lvlText w:val="%1.%2."/>
+      <w:lvlJc w:val="left"/>
+      <w:pPr>
+        <w:ind w:left="1080" w:hanging="720"/>
+      </w:pPr>
+      <w:rPr>
+        <w:rFonts w:hint="default"/>
+      </w:rPr>
+    </w:lvl>
+    <w:lvl w:ilvl="2">
+      <w:start w:val="1"/>
+      <w:numFmt w:val="decimal"/>
+      <w:isLgl/>
+      <w:lvlText w:val="%1.%2.%3."/>
+      <w:lvlJc w:val="left"/>
+      <w:pPr>
+        <w:ind w:left="1440" w:hanging="1080"/>
+      </w:pPr>
+      <w:rPr>
+        <w:rFonts w:hint="default"/>
+      </w:rPr>
+    </w:lvl>
+    <w:lvl w:ilvl="3">
+      <w:start w:val="1"/>
+      <w:numFmt w:val="decimal"/>
+      <w:isLgl/>
+      <w:lvlText w:val="%1.%2.%3.%4."/>
+      <w:lvlJc w:val="left"/>
+      <w:pPr>
+        <w:ind w:left="1800" w:hanging="1440"/>
+      </w:pPr>
+      <w:rPr>
+        <w:rFonts w:hint="default"/>
+      </w:rPr>
+    </w:lvl>
+    <w:lvl w:ilvl="4">
+      <w:start w:val="1"/>
+      <w:numFmt w:val="decimal"/>
+      <w:isLgl/>
+      <w:lvlText w:val="%1.%2.%3.%4.%5."/>
+      <w:lvlJc w:val="left"/>
+      <w:pPr>
+        <w:ind w:left="1800" w:hanging="1440"/>
+      </w:pPr>
+      <w:rPr>
+        <w:rFonts w:hint="default"/>
+      </w:rPr>
+    </w:lvl>
+    <w:lvl w:ilvl="5">
+      <w:start w:val="1"/>
+      <w:numFmt w:val="decimal"/>
+      <w:isLgl/>
+      <w:lvlText w:val="%1.%2.%3.%4.%5.%6."/>
+      <w:lvlJc w:val="left"/>
+      <w:pPr>
+        <w:ind w:left="2160" w:hanging="1800"/>
+      </w:pPr>
+      <w:rPr>
+        <w:rFonts w:hint="default"/>
+      </w:rPr>
+    </w:lvl>
+    <w:lvl w:ilvl="6">
+      <w:start w:val="1"/>
+      <w:numFmt w:val="decimal"/>
+      <w:isLgl/>
+      <w:lvlText w:val="%1.%2.%3.%4.%5.%6.%7."/>
+      <w:lvlJc w:val="left"/>
+      <w:pPr>
+        <w:ind w:left="2520" w:hanging="2160"/>
+      </w:pPr>
+      <w:rPr>
+        <w:rFonts w:hint="default"/>
+      </w:rPr>
+    </w:lvl>
+    <w:lvl w:ilvl="7">
+      <w:start w:val="1"/>
+      <w:numFmt w:val="decimal"/>
+      <w:isLgl/>
+      <w:lvlText w:val="%1.%2.%3.%4.%5.%6.%7.%8."/>
+      <w:lvlJc w:val="left"/>
+      <w:pPr>
+        <w:ind w:left="2880" w:hanging="2520"/>
+      </w:pPr>
+      <w:rPr>
+        <w:rFonts w:hint="default"/>
+      </w:rPr>
+    </w:lvl>
+    <w:lvl w:ilvl="8">
+      <w:start w:val="1"/>
+      <w:numFmt w:val="decimal"/>
+      <w:isLgl/>
+      <w:lvlText w:val="%1.%2.%3.%4.%5.%6.%7.%8.%9."/>
+      <w:lvlJc w:val="left"/>
+      <w:pPr>
+        <w:ind w:left="2880" w:hanging="2520"/>
+      </w:pPr>
+      <w:rPr>
+        <w:rFonts w:hint="default"/>
+      </w:rPr>
+    </w:lvl>
+  </w:abstractNum>
+  <w:abstractNum w:abstractNumId="13" w15:restartNumberingAfterBreak="0">
+    <w:nsid w:val="75907930"/>
+    <w:multiLevelType w:val="multilevel"/>
+    <w:tmpl w:val="5CE2C572"/>
+    <w:lvl w:ilvl="0">
+      <w:start w:val="1"/>
+      <w:numFmt w:val="decimal"/>
+      <w:lvlText w:val="%1."/>
+      <w:lvlJc w:val="left"/>
+      <w:pPr>
+        <w:ind w:left="1080" w:hanging="720"/>
+      </w:pPr>
+      <w:rPr>
+        <w:rFonts w:hint="default"/>
+      </w:rPr>
+    </w:lvl>
+    <w:lvl w:ilvl="1">
+      <w:start w:val="1"/>
+      <w:numFmt w:val="decimal"/>
+      <w:isLgl/>
+      <w:lvlText w:val="%1.%2."/>
+      <w:lvlJc w:val="left"/>
+      <w:pPr>
+        <w:ind w:left="1080" w:hanging="720"/>
+      </w:pPr>
+      <w:rPr>
+        <w:rFonts w:hint="default"/>
+      </w:rPr>
+    </w:lvl>
+    <w:lvl w:ilvl="2">
+      <w:start w:val="1"/>
+      <w:numFmt w:val="decimal"/>
+      <w:isLgl/>
+      <w:lvlText w:val="%1.%2.%3."/>
+      <w:lvlJc w:val="left"/>
+      <w:pPr>
+        <w:ind w:left="1440" w:hanging="1080"/>
+      </w:pPr>
+      <w:rPr>
+        <w:rFonts w:hint="default"/>
+      </w:rPr>
+    </w:lvl>
+    <w:lvl w:ilvl="3">
+      <w:start w:val="1"/>
+      <w:numFmt w:val="decimal"/>
+      <w:isLgl/>
+      <w:lvlText w:val="%1.%2.%3.%4."/>
+      <w:lvlJc w:val="left"/>
+      <w:pPr>
+        <w:ind w:left="1800" w:hanging="1440"/>
+      </w:pPr>
+      <w:rPr>
+        <w:rFonts w:hint="default"/>
+      </w:rPr>
+    </w:lvl>
+    <w:lvl w:ilvl="4">
+      <w:start w:val="1"/>
+      <w:numFmt w:val="decimal"/>
+      <w:isLgl/>
+      <w:lvlText w:val="%1.%2.%3.%4.%5."/>
+      <w:lvlJc w:val="left"/>
+      <w:pPr>
+        <w:ind w:left="1800" w:hanging="1440"/>
+      </w:pPr>
+      <w:rPr>
+        <w:rFonts w:hint="default"/>
+      </w:rPr>
+    </w:lvl>
+    <w:lvl w:ilvl="5">
+      <w:start w:val="1"/>
+      <w:numFmt w:val="decimal"/>
+      <w:isLgl/>
+      <w:lvlText w:val="%1.%2.%3.%4.%5.%6."/>
+      <w:lvlJc w:val="left"/>
+      <w:pPr>
+        <w:ind w:left="2160" w:hanging="1800"/>
+      </w:pPr>
+      <w:rPr>
+        <w:rFonts w:hint="default"/>
+      </w:rPr>
+    </w:lvl>
+    <w:lvl w:ilvl="6">
+      <w:start w:val="1"/>
+      <w:numFmt w:val="decimal"/>
+      <w:isLgl/>
+      <w:lvlText w:val="%1.%2.%3.%4.%5.%6.%7."/>
+      <w:lvlJc w:val="left"/>
+      <w:pPr>
+        <w:ind w:left="2520" w:hanging="2160"/>
+      </w:pPr>
+      <w:rPr>
+        <w:rFonts w:hint="default"/>
+      </w:rPr>
+    </w:lvl>
+    <w:lvl w:ilvl="7">
+      <w:start w:val="1"/>
+      <w:numFmt w:val="decimal"/>
+      <w:isLgl/>
+      <w:lvlText w:val="%1.%2.%3.%4.%5.%6.%7.%8."/>
+      <w:lvlJc w:val="left"/>
+      <w:pPr>
+        <w:ind w:left="2880" w:hanging="2520"/>
+      </w:pPr>
+      <w:rPr>
+        <w:rFonts w:hint="default"/>
+      </w:rPr>
+    </w:lvl>
+    <w:lvl w:ilvl="8">
+      <w:start w:val="1"/>
+      <w:numFmt w:val="decimal"/>
+      <w:isLgl/>
+      <w:lvlText w:val="%1.%2.%3.%4.%5.%6.%7.%8.%9."/>
+      <w:lvlJc w:val="left"/>
+      <w:pPr>
+        <w:ind w:left="2880" w:hanging="2520"/>
+      </w:pPr>
+      <w:rPr>
+        <w:rFonts w:hint="default"/>
+      </w:rPr>
+    </w:lvl>
+  </w:abstractNum>
   <w:num w:numId="1" w16cid:durableId="5792265">
     <w:abstractNumId w:val="0"/>
     <w:lvlOverride w:ilvl="0">
       <w:startOverride w:val="1"/>
     </w:lvlOverride>
+  </w:num>
+  <w:num w:numId="2" w16cid:durableId="1283070739">
+    <w:abstractNumId w:val="10"/>
+  </w:num>
+  <w:num w:numId="3" w16cid:durableId="110786006">
+    <w:abstractNumId w:val="13"/>
+  </w:num>
+  <w:num w:numId="4" w16cid:durableId="1334258363">
+    <w:abstractNumId w:val="2"/>
+  </w:num>
+  <w:num w:numId="5" w16cid:durableId="1845588501">
+    <w:abstractNumId w:val="3"/>
+  </w:num>
+  <w:num w:numId="6" w16cid:durableId="1851334850">
+    <w:abstractNumId w:val="1"/>
+  </w:num>
+  <w:num w:numId="7" w16cid:durableId="2028558134">
+    <w:abstractNumId w:val="8"/>
+  </w:num>
+  <w:num w:numId="8" w16cid:durableId="821433423">
+    <w:abstractNumId w:val="4"/>
+  </w:num>
+  <w:num w:numId="9" w16cid:durableId="1746219200">
+    <w:abstractNumId w:val="7"/>
+  </w:num>
+  <w:num w:numId="10" w16cid:durableId="2057242251">
+    <w:abstractNumId w:val="6"/>
+  </w:num>
+  <w:num w:numId="11" w16cid:durableId="1521819757">
+    <w:abstractNumId w:val="11"/>
+  </w:num>
+  <w:num w:numId="12" w16cid:durableId="1053963409">
+    <w:abstractNumId w:val="12"/>
+  </w:num>
+  <w:num w:numId="13" w16cid:durableId="184100354">
+    <w:abstractNumId w:val="5"/>
+  </w:num>
+  <w:num w:numId="14" w16cid:durableId="92284654">
+    <w:abstractNumId w:val="9"/>
   </w:num>
 </w:numbering>
 </file>
@@ -8657,6 +11381,7 @@
   <w:style w:type="paragraph" w:default="1" w:styleId="Normal">
     <w:name w:val="Normal"/>
     <w:qFormat/>
+    <w:rsid w:val="00D5206D"/>
   </w:style>
   <w:style w:type="paragraph" w:styleId="Ttulo1">
     <w:name w:val="heading 1"/>
@@ -8675,6 +11400,7 @@
   </w:style>
   <w:style w:type="paragraph" w:styleId="Ttulo2">
     <w:name w:val="heading 2"/>
+    <w:link w:val="Ttulo2Car"/>
     <w:uiPriority w:val="9"/>
     <w:unhideWhenUsed/>
     <w:qFormat/>
@@ -8750,6 +11476,7 @@
   <w:style w:type="character" w:default="1" w:styleId="Fuentedeprrafopredeter">
     <w:name w:val="Default Paragraph Font"/>
     <w:uiPriority w:val="1"/>
+    <w:semiHidden/>
     <w:unhideWhenUsed/>
   </w:style>
   <w:style w:type="table" w:default="1" w:styleId="Tablanormal">
@@ -8882,6 +11609,47 @@
       <w:color w:val="0E2841" w:themeColor="text2"/>
       <w:sz w:val="18"/>
       <w:szCs w:val="18"/>
+    </w:rPr>
+  </w:style>
+  <w:style w:type="character" w:customStyle="1" w:styleId="Ttulo2Car">
+    <w:name w:val="Título 2 Car"/>
+    <w:basedOn w:val="Fuentedeprrafopredeter"/>
+    <w:link w:val="Ttulo2"/>
+    <w:uiPriority w:val="9"/>
+    <w:rsid w:val="00DD680A"/>
+    <w:rPr>
+      <w:rFonts w:ascii="Georgia" w:eastAsia="Georgia" w:hAnsi="Georgia" w:cs="Georgia"/>
+      <w:color w:val="1565A6"/>
+      <w:sz w:val="30"/>
+      <w:szCs w:val="30"/>
+    </w:rPr>
+  </w:style>
+  <w:style w:type="table" w:styleId="Tablaconcuadrcula">
+    <w:name w:val="Table Grid"/>
+    <w:basedOn w:val="Tablanormal"/>
+    <w:uiPriority w:val="39"/>
+    <w:rsid w:val="00D7127D"/>
+    <w:tblPr>
+      <w:tblBorders>
+        <w:top w:val="single" w:sz="4" w:space="0" w:color="auto"/>
+        <w:left w:val="single" w:sz="4" w:space="0" w:color="auto"/>
+        <w:bottom w:val="single" w:sz="4" w:space="0" w:color="auto"/>
+        <w:right w:val="single" w:sz="4" w:space="0" w:color="auto"/>
+        <w:insideH w:val="single" w:sz="4" w:space="0" w:color="auto"/>
+        <w:insideV w:val="single" w:sz="4" w:space="0" w:color="auto"/>
+      </w:tblBorders>
+    </w:tblPr>
+  </w:style>
+  <w:style w:type="character" w:styleId="Mencinsinresolver">
+    <w:name w:val="Unresolved Mention"/>
+    <w:basedOn w:val="Fuentedeprrafopredeter"/>
+    <w:uiPriority w:val="99"/>
+    <w:semiHidden/>
+    <w:unhideWhenUsed/>
+    <w:rsid w:val="00CB22F4"/>
+    <w:rPr>
+      <w:color w:val="605E5C"/>
+      <w:shd w:val="clear" w:color="auto" w:fill="E1DFDD"/>
     </w:rPr>
   </w:style>
 </w:styles>

--- a/HidroSentinel_Manual_Usuario.docx
+++ b/HidroSentinel_Manual_Usuario.docx
@@ -1,6 +1,6 @@
 
 <file path=word/document.xml><?xml version="1.0" encoding="utf-8"?>
-<w:document xmlns:wpc="http://schemas.microsoft.com/office/word/2010/wordprocessingCanvas" xmlns:cx="http://schemas.microsoft.com/office/drawing/2014/chartex" xmlns:cx1="http://schemas.microsoft.com/office/drawing/2015/9/8/chartex" xmlns:cx2="http://schemas.microsoft.com/office/drawing/2015/10/21/chartex" xmlns:cx3="http://schemas.microsoft.com/office/drawing/2016/5/9/chartex" xmlns:cx4="http://schemas.microsoft.com/office/drawing/2016/5/10/chartex" xmlns:cx5="http://schemas.microsoft.com/office/drawing/2016/5/11/chartex" xmlns:cx6="http://schemas.microsoft.com/office/drawing/2016/5/12/chartex" xmlns:cx7="http://schemas.microsoft.com/office/drawing/2016/5/13/chartex" xmlns:cx8="http://schemas.microsoft.com/office/drawing/2016/5/14/chartex" xmlns:mc="http://schemas.openxmlformats.org/markup-compatibility/2006" xmlns:aink="http://schemas.microsoft.com/office/drawing/2016/ink" xmlns:am3d="http://schemas.microsoft.com/office/drawing/2017/model3d" xmlns:o="urn:schemas-microsoft-com:office:office" xmlns:oel="http://schemas.microsoft.com/office/2019/extlst" xmlns:r="http://schemas.openxmlformats.org/officeDocument/2006/relationships" xmlns:m="http://schemas.openxmlformats.org/officeDocument/2006/math" xmlns:v="urn:schemas-microsoft-com:vml" xmlns:wp14="http://schemas.microsoft.com/office/word/2010/wordprocessingDrawing" xmlns:wp="http://schemas.openxmlformats.org/drawingml/2006/wordprocessingDrawing" xmlns:w10="urn:schemas-microsoft-com:office:word" xmlns:w="http://schemas.openxmlformats.org/wordprocessingml/2006/main" xmlns:w14="http://schemas.microsoft.com/office/word/2010/wordml" xmlns:w15="http://schemas.microsoft.com/office/word/2012/wordml" xmlns:w16cex="http://schemas.microsoft.com/office/word/2018/wordml/cex" xmlns:w16cid="http://schemas.microsoft.com/office/word/2016/wordml/cid" xmlns:w16="http://schemas.microsoft.com/office/word/2018/wordml" xmlns:w16du="http://schemas.microsoft.com/office/word/2023/wordml/word16du" xmlns:w16sdtdh="http://schemas.microsoft.com/office/word/2020/wordml/sdtdatahash" xmlns:w16sdtfl="http://schemas.microsoft.com/office/word/2024/wordml/sdtformatlock" xmlns:w16se="http://schemas.microsoft.com/office/word/2015/wordml/symex" xmlns:wpg="http://schemas.microsoft.com/office/word/2010/wordprocessingGroup" xmlns:wpi="http://schemas.microsoft.com/office/word/2010/wordprocessingInk" xmlns:wne="http://schemas.microsoft.com/office/word/2006/wordml" xmlns:wps="http://schemas.microsoft.com/office/word/2010/wordprocessingShape" mc:Ignorable="w14 w15 w16se w16cid w16 w16cex w16sdtdh w16sdtfl w16du wp14">
+<w:document xmlns:wpc="http://schemas.microsoft.com/office/word/2010/wordprocessingCanvas" xmlns:cx="http://schemas.microsoft.com/office/drawing/2014/chartex" xmlns:cx1="http://schemas.microsoft.com/office/drawing/2015/9/8/chartex" xmlns:cx2="http://schemas.microsoft.com/office/drawing/2015/10/21/chartex" xmlns:cx3="http://schemas.microsoft.com/office/drawing/2016/5/9/chartex" xmlns:cx4="http://schemas.microsoft.com/office/drawing/2016/5/10/chartex" xmlns:cx5="http://schemas.microsoft.com/office/drawing/2016/5/11/chartex" xmlns:cx6="http://schemas.microsoft.com/office/drawing/2016/5/12/chartex" xmlns:cx7="http://schemas.microsoft.com/office/drawing/2016/5/13/chartex" xmlns:cx8="http://schemas.microsoft.com/office/drawing/2016/5/14/chartex" xmlns:mc="http://schemas.openxmlformats.org/markup-compatibility/2006" xmlns:aink="http://schemas.microsoft.com/office/drawing/2016/ink" xmlns:am3d="http://schemas.microsoft.com/office/drawing/2017/model3d" xmlns:o="urn:schemas-microsoft-com:office:office" xmlns:r="http://schemas.openxmlformats.org/officeDocument/2006/relationships" xmlns:m="http://schemas.openxmlformats.org/officeDocument/2006/math" xmlns:v="urn:schemas-microsoft-com:vml" xmlns:wp14="http://schemas.microsoft.com/office/word/2010/wordprocessingDrawing" xmlns:wp="http://schemas.openxmlformats.org/drawingml/2006/wordprocessingDrawing" xmlns:w10="urn:schemas-microsoft-com:office:word" xmlns:w="http://schemas.openxmlformats.org/wordprocessingml/2006/main" xmlns:w14="http://schemas.microsoft.com/office/word/2010/wordml" xmlns:w15="http://schemas.microsoft.com/office/word/2012/wordml" xmlns:w16cex="http://schemas.microsoft.com/office/word/2018/wordml/cex" xmlns:w16cid="http://schemas.microsoft.com/office/word/2016/wordml/cid" xmlns:w16="http://schemas.microsoft.com/office/word/2018/wordml" xmlns:w16sdtdh="http://schemas.microsoft.com/office/word/2020/wordml/sdtdatahash" xmlns:w16se="http://schemas.microsoft.com/office/word/2015/wordml/symex" xmlns:wpg="http://schemas.microsoft.com/office/word/2010/wordprocessingGroup" xmlns:wpi="http://schemas.microsoft.com/office/word/2010/wordprocessingInk" xmlns:wne="http://schemas.microsoft.com/office/word/2006/wordml" xmlns:wps="http://schemas.microsoft.com/office/word/2010/wordprocessingShape" mc:Ignorable="w14 w15 w16se w16cid w16 w16cex w16sdtdh wp14">
   <w:body>
     <w:p>
       <w:pPr>
@@ -322,7 +322,10 @@
         <w:spacing w:after="120"/>
       </w:pPr>
       <w:r>
-        <w:t>HidroSentinel es una plataforma web para el monitoreo en tiempo real de parámetros fisicoquímicos del agua mediante boyas inteligentes. Permite ingestar, visualizar y analizar datos de sensores, y recibir alertas automáticas cuando alguna lectura supera los umbrales de riesgo configurados.</w:t>
+        <w:t xml:space="preserve">HidroSentinel es una plataforma web para el </w:t>
+      </w:r>
+      <w:r>
+        <w:t>monitoreo en tiempo real de parámetros fisicoquímicos del agua mediante boyas inteligentes. Permite ingestar, visualizar y analizar datos de sensores, y recibir alertas automáticas cuando alguna lectura supera los umbrales de riesgo configurados.</w:t>
       </w:r>
     </w:p>
     <w:p>
@@ -381,14 +384,27 @@
       <w:r>
         <w:t xml:space="preserve">Ilustración </w:t>
       </w:r>
-      <w:fldSimple w:instr=" SEQ Ilustración \* ARABIC ">
-        <w:r>
-          <w:rPr>
-            <w:noProof/>
-          </w:rPr>
-          <w:t>1</w:t>
-        </w:r>
-      </w:fldSimple>
+      <w:r>
+        <w:fldChar w:fldCharType="begin"/>
+      </w:r>
+      <w:r>
+        <w:instrText xml:space="preserve"> SEQ Ilustración \* ARABIC </w:instrText>
+      </w:r>
+      <w:r>
+        <w:fldChar w:fldCharType="separate"/>
+      </w:r>
+      <w:r>
+        <w:rPr>
+          <w:noProof/>
+        </w:rPr>
+        <w:t>1</w:t>
+      </w:r>
+      <w:r>
+        <w:rPr>
+          <w:noProof/>
+        </w:rPr>
+        <w:fldChar w:fldCharType="end"/>
+      </w:r>
       <w:r>
         <w:t xml:space="preserve"> Pantalla Principal</w:t>
       </w:r>
@@ -564,7 +580,14 @@
                 <w:sz w:val="21"/>
                 <w:szCs w:val="21"/>
               </w:rPr>
-              <w:t>Administración de cuentas, roles y perfiles.</w:t>
+              <w:t xml:space="preserve">Administración de cuentas, roles y </w:t>
+            </w:r>
+            <w:r>
+              <w:rPr>
+                <w:sz w:val="21"/>
+                <w:szCs w:val="21"/>
+              </w:rPr>
+              <w:t>perfiles.</w:t>
             </w:r>
           </w:p>
         </w:tc>
@@ -900,7 +923,14 @@
                 <w:sz w:val="21"/>
                 <w:szCs w:val="21"/>
               </w:rPr>
-              <w:t>Acceso total: crear y eliminar usuarios, asignar roles, gestionar boyas y sensores, cargar telemetría, ver alertas y estadísticas.</w:t>
+              <w:t xml:space="preserve">Acceso total: crear y eliminar usuarios, asignar roles, </w:t>
+            </w:r>
+            <w:r>
+              <w:rPr>
+                <w:sz w:val="21"/>
+                <w:szCs w:val="21"/>
+              </w:rPr>
+              <w:t>gestionar boyas y sensores, cargar telemetría, ver alertas y estadísticas.</w:t>
             </w:r>
           </w:p>
         </w:tc>
@@ -999,7 +1029,14 @@
                 <w:sz w:val="21"/>
                 <w:szCs w:val="21"/>
               </w:rPr>
-              <w:t>A lo largo de este manual, cada sección indica qué rol es necesario para ejecutar cada acción.</w:t>
+              <w:t xml:space="preserve">A lo largo de este manual, cada </w:t>
+            </w:r>
+            <w:r>
+              <w:rPr>
+                <w:sz w:val="21"/>
+                <w:szCs w:val="21"/>
+              </w:rPr>
+              <w:t>sección indica qué rol es necesario para ejecutar cada acción.</w:t>
             </w:r>
           </w:p>
         </w:tc>
@@ -1339,7 +1376,15 @@
         <w:t xml:space="preserve">2.  </w:t>
       </w:r>
       <w:r>
-        <w:t>Copia la plantilla de configuración: duplica .env.example como .env.</w:t>
+        <w:t xml:space="preserve">Copia la plantilla de configuración: </w:t>
+      </w:r>
+      <w:proofErr w:type="gramStart"/>
+      <w:r>
+        <w:t>duplica .env</w:t>
+      </w:r>
+      <w:proofErr w:type="gramEnd"/>
+      <w:r>
+        <w:t>.example como .env.</w:t>
       </w:r>
     </w:p>
     <w:p>
@@ -1356,7 +1401,15 @@
         <w:t xml:space="preserve">3.  </w:t>
       </w:r>
       <w:r>
-        <w:t>Completa los valores del archivo .env: define un JWT_SECRET largo y aleatorio, un INFLUXDB_TOKEN seguro, y verifica que PG_PORT coincida con POSTGRES_PORT.</w:t>
+        <w:t xml:space="preserve">Completa los valores del </w:t>
+      </w:r>
+      <w:proofErr w:type="gramStart"/>
+      <w:r>
+        <w:t>archivo .env</w:t>
+      </w:r>
+      <w:proofErr w:type="gramEnd"/>
+      <w:r>
+        <w:t>: define un JWT_SECRET largo y aleatorio, un INFLUXDB_TOKEN seguro, y verifica que PG_PORT coincida con POSTGRES_PORT.</w:t>
       </w:r>
     </w:p>
     <w:p>
@@ -1420,14 +1473,27 @@
       <w:r>
         <w:t xml:space="preserve">Ilustración </w:t>
       </w:r>
-      <w:fldSimple w:instr=" SEQ Ilustración \* ARABIC ">
-        <w:r>
-          <w:rPr>
-            <w:noProof/>
-          </w:rPr>
-          <w:t>2</w:t>
-        </w:r>
-      </w:fldSimple>
+      <w:r>
+        <w:fldChar w:fldCharType="begin"/>
+      </w:r>
+      <w:r>
+        <w:instrText xml:space="preserve"> SEQ Ilustración \* ARABIC </w:instrText>
+      </w:r>
+      <w:r>
+        <w:fldChar w:fldCharType="separate"/>
+      </w:r>
+      <w:r>
+        <w:rPr>
+          <w:noProof/>
+        </w:rPr>
+        <w:t>2</w:t>
+      </w:r>
+      <w:r>
+        <w:rPr>
+          <w:noProof/>
+        </w:rPr>
+        <w:fldChar w:fldCharType="end"/>
+      </w:r>
       <w:r>
         <w:t xml:space="preserve"> Ejemplo de Variables de entorno</w:t>
       </w:r>
@@ -1808,8 +1874,13 @@
       <w:pPr>
         <w:spacing w:after="120"/>
       </w:pPr>
-      <w:r>
-        <w:t>Credenciales  del administrador inicial:</w:t>
+      <w:proofErr w:type="gramStart"/>
+      <w:r>
+        <w:t>Credenciales  del</w:t>
+      </w:r>
+      <w:proofErr w:type="gramEnd"/>
+      <w:r>
+        <w:t xml:space="preserve"> administrador inicial:</w:t>
       </w:r>
     </w:p>
     <w:p>
@@ -1857,8 +1928,13 @@
         <w:t>Contraseña</w:t>
       </w:r>
       <w:r>
-        <w:t>: Admin2026!</w:t>
-      </w:r>
+        <w:t xml:space="preserve">: </w:t>
+      </w:r>
+      <w:proofErr w:type="gramStart"/>
+      <w:r>
+        <w:t>Admin2026!</w:t>
+      </w:r>
+      <w:proofErr w:type="gramEnd"/>
     </w:p>
     <w:tbl>
       <w:tblPr>
@@ -2405,14 +2481,27 @@
       <w:r>
         <w:t xml:space="preserve">Ilustración </w:t>
       </w:r>
-      <w:fldSimple w:instr=" SEQ Ilustración \* ARABIC ">
-        <w:r>
-          <w:rPr>
-            <w:noProof/>
-          </w:rPr>
-          <w:t>3</w:t>
-        </w:r>
-      </w:fldSimple>
+      <w:r>
+        <w:fldChar w:fldCharType="begin"/>
+      </w:r>
+      <w:r>
+        <w:instrText xml:space="preserve"> SEQ Ilustración \* ARABIC </w:instrText>
+      </w:r>
+      <w:r>
+        <w:fldChar w:fldCharType="separate"/>
+      </w:r>
+      <w:r>
+        <w:rPr>
+          <w:noProof/>
+        </w:rPr>
+        <w:t>3</w:t>
+      </w:r>
+      <w:r>
+        <w:rPr>
+          <w:noProof/>
+        </w:rPr>
+        <w:fldChar w:fldCharType="end"/>
+      </w:r>
       <w:r>
         <w:t xml:space="preserve"> Listado de contenedores operativos</w:t>
       </w:r>
@@ -2427,7 +2516,10 @@
         <w:spacing w:after="120"/>
       </w:pPr>
       <w:r>
-        <w:t>Autenticación</w:t>
+        <w:t>Autenti</w:t>
+      </w:r>
+      <w:r>
+        <w:t>cación</w:t>
       </w:r>
     </w:p>
     <w:p>
@@ -2491,7 +2583,10 @@
         <w:t xml:space="preserve">2.  </w:t>
       </w:r>
       <w:r>
-        <w:t>Escribe tu correo electrónico en el campo "Correo".</w:t>
+        <w:t xml:space="preserve">Escribe tu correo </w:t>
+      </w:r>
+      <w:r>
+        <w:t>electrónico en el campo "Correo".</w:t>
       </w:r>
     </w:p>
     <w:p>
@@ -2588,14 +2683,30 @@
       <w:r>
         <w:t xml:space="preserve">Ilustración </w:t>
       </w:r>
-      <w:fldSimple w:instr=" SEQ Ilustración \* ARABIC ">
-        <w:r>
-          <w:rPr>
-            <w:noProof/>
-          </w:rPr>
-          <w:t>4</w:t>
-        </w:r>
-      </w:fldSimple>
+      <w:r>
+        <w:fldChar w:fldCharType="begin"/>
+      </w:r>
+      <w:r>
+        <w:instrText xml:space="preserve"> SEQ Ilust</w:instrText>
+      </w:r>
+      <w:r>
+        <w:instrText xml:space="preserve">ración \* ARABIC </w:instrText>
+      </w:r>
+      <w:r>
+        <w:fldChar w:fldCharType="separate"/>
+      </w:r>
+      <w:r>
+        <w:rPr>
+          <w:noProof/>
+        </w:rPr>
+        <w:t>4</w:t>
+      </w:r>
+      <w:r>
+        <w:rPr>
+          <w:noProof/>
+        </w:rPr>
+        <w:fldChar w:fldCharType="end"/>
+      </w:r>
       <w:r>
         <w:t xml:space="preserve"> Login</w:t>
       </w:r>
@@ -2939,7 +3050,14 @@
                 <w:sz w:val="20"/>
                 <w:szCs w:val="20"/>
               </w:rPr>
-              <w:t>El correo no existe o la contraseña es incorrecta. El mensaje es genérico por seguridad. Verifica ambos datos.</w:t>
+              <w:t xml:space="preserve">El correo no </w:t>
+            </w:r>
+            <w:r>
+              <w:rPr>
+                <w:sz w:val="20"/>
+                <w:szCs w:val="20"/>
+              </w:rPr>
+              <w:t>existe o la contraseña es incorrecta. El mensaje es genérico por seguridad. Verifica ambos datos.</w:t>
             </w:r>
           </w:p>
         </w:tc>
@@ -3013,7 +3131,10 @@
       </w:pPr>
       <w:r>
         <w:lastRenderedPageBreak/>
-        <w:t>Roles requeridos: ADMINISTRADOR, OPERADOR</w:t>
+        <w:t xml:space="preserve">Roles requeridos: </w:t>
+      </w:r>
+      <w:r>
+        <w:t>ADMINISTRADOR, OPERADOR</w:t>
       </w:r>
     </w:p>
     <w:p>
@@ -3119,14 +3240,27 @@
       <w:r>
         <w:t xml:space="preserve">Ilustración </w:t>
       </w:r>
-      <w:fldSimple w:instr=" SEQ Ilustración \* ARABIC ">
-        <w:r>
-          <w:rPr>
-            <w:noProof/>
-          </w:rPr>
-          <w:t>5</w:t>
-        </w:r>
-      </w:fldSimple>
+      <w:r>
+        <w:fldChar w:fldCharType="begin"/>
+      </w:r>
+      <w:r>
+        <w:instrText xml:space="preserve"> SEQ Ilustración \* ARABIC </w:instrText>
+      </w:r>
+      <w:r>
+        <w:fldChar w:fldCharType="separate"/>
+      </w:r>
+      <w:r>
+        <w:rPr>
+          <w:noProof/>
+        </w:rPr>
+        <w:t>5</w:t>
+      </w:r>
+      <w:r>
+        <w:rPr>
+          <w:noProof/>
+        </w:rPr>
+        <w:fldChar w:fldCharType="end"/>
+      </w:r>
       <w:r>
         <w:t xml:space="preserve"> Cambio de contraseña desde perfil de administrador</w:t>
       </w:r>
@@ -3209,14 +3343,27 @@
       <w:r>
         <w:t xml:space="preserve">Ilustración </w:t>
       </w:r>
-      <w:fldSimple w:instr=" SEQ Ilustración \* ARABIC ">
-        <w:r>
-          <w:rPr>
-            <w:noProof/>
-          </w:rPr>
-          <w:t>6</w:t>
-        </w:r>
-      </w:fldSimple>
+      <w:r>
+        <w:fldChar w:fldCharType="begin"/>
+      </w:r>
+      <w:r>
+        <w:instrText xml:space="preserve"> SEQ Ilustración \* ARABIC </w:instrText>
+      </w:r>
+      <w:r>
+        <w:fldChar w:fldCharType="separate"/>
+      </w:r>
+      <w:r>
+        <w:rPr>
+          <w:noProof/>
+        </w:rPr>
+        <w:t>6</w:t>
+      </w:r>
+      <w:r>
+        <w:rPr>
+          <w:noProof/>
+        </w:rPr>
+        <w:fldChar w:fldCharType="end"/>
+      </w:r>
       <w:r>
         <w:t xml:space="preserve"> Cambio de contraseña desde un perfil de operador</w:t>
       </w:r>
@@ -3284,7 +3431,10 @@
         <w:t xml:space="preserve">1.  </w:t>
       </w:r>
       <w:r>
-        <w:t xml:space="preserve">Haz clic en el ícono o nombre de usuario en la parte </w:t>
+        <w:t>Haz clic en el ícono o nombre de usu</w:t>
+      </w:r>
+      <w:r>
+        <w:t xml:space="preserve">ario en la parte </w:t>
       </w:r>
       <w:r>
         <w:t>inferior</w:t>
@@ -3376,14 +3526,27 @@
       <w:r>
         <w:t xml:space="preserve">Ilustración </w:t>
       </w:r>
-      <w:fldSimple w:instr=" SEQ Ilustración \* ARABIC ">
-        <w:r>
-          <w:rPr>
-            <w:noProof/>
-          </w:rPr>
-          <w:t>7</w:t>
-        </w:r>
-      </w:fldSimple>
+      <w:r>
+        <w:fldChar w:fldCharType="begin"/>
+      </w:r>
+      <w:r>
+        <w:instrText xml:space="preserve"> SEQ Ilustración \* ARABIC </w:instrText>
+      </w:r>
+      <w:r>
+        <w:fldChar w:fldCharType="separate"/>
+      </w:r>
+      <w:r>
+        <w:rPr>
+          <w:noProof/>
+        </w:rPr>
+        <w:t>7</w:t>
+      </w:r>
+      <w:r>
+        <w:rPr>
+          <w:noProof/>
+        </w:rPr>
+        <w:fldChar w:fldCharType="end"/>
+      </w:r>
       <w:r>
         <w:t xml:space="preserve"> Cerrar Sesión</w:t>
       </w:r>
@@ -3406,7 +3569,10 @@
         <w:spacing w:after="120"/>
       </w:pPr>
       <w:r>
-        <w:t>Administración completa de cuentas: creación, edición de datos, asignación de roles y eliminación. La mayoría de estas acciones requieren el rol de Administrador.</w:t>
+        <w:t>Administración completa de cuentas: creación</w:t>
+      </w:r>
+      <w:r>
+        <w:t>, edición de datos, asignación de roles y eliminación. La mayoría de estas acciones requieren el rol de Administrador.</w:t>
       </w:r>
     </w:p>
     <w:p>
@@ -3469,14 +3635,27 @@
       <w:r>
         <w:t xml:space="preserve">Ilustración </w:t>
       </w:r>
-      <w:fldSimple w:instr=" SEQ Ilustración \* ARABIC ">
-        <w:r>
-          <w:rPr>
-            <w:noProof/>
-          </w:rPr>
-          <w:t>8</w:t>
-        </w:r>
-      </w:fldSimple>
+      <w:r>
+        <w:fldChar w:fldCharType="begin"/>
+      </w:r>
+      <w:r>
+        <w:instrText xml:space="preserve"> SEQ Ilustración \* ARABIC </w:instrText>
+      </w:r>
+      <w:r>
+        <w:fldChar w:fldCharType="separate"/>
+      </w:r>
+      <w:r>
+        <w:rPr>
+          <w:noProof/>
+        </w:rPr>
+        <w:t>8</w:t>
+      </w:r>
+      <w:r>
+        <w:rPr>
+          <w:noProof/>
+        </w:rPr>
+        <w:fldChar w:fldCharType="end"/>
+      </w:r>
       <w:r>
         <w:t xml:space="preserve"> Pantalla de administración de usuarios</w:t>
       </w:r>
@@ -3507,7 +3686,10 @@
         <w:spacing w:after="120"/>
       </w:pPr>
       <w:r>
-        <w:t>La tabla muestra todos los usuarios registrados con nombre completo, correo, cédula y roles activos. Desde cada fila se puede editar datos, gestionar roles, cambiar contraseña o eliminar el usuario.</w:t>
+        <w:t>La t</w:t>
+      </w:r>
+      <w:r>
+        <w:t>abla muestra todos los usuarios registrados con nombre completo, correo, cédula y roles activos. Desde cada fila se puede editar datos, gestionar roles, cambiar contraseña o eliminar el usuario.</w:t>
       </w:r>
     </w:p>
     <w:p>
@@ -3551,7 +3733,10 @@
         <w:t xml:space="preserve">1.  </w:t>
       </w:r>
       <w:r>
-        <w:t>Haz clic en "Nuevo usuario" en la parte superior de la página.</w:t>
+        <w:t xml:space="preserve">Haz clic en </w:t>
+      </w:r>
+      <w:r>
+        <w:t>"Nuevo usuario" en la parte superior de la página.</w:t>
       </w:r>
     </w:p>
     <w:p>
@@ -3648,14 +3833,27 @@
       <w:r>
         <w:t xml:space="preserve">Ilustración </w:t>
       </w:r>
-      <w:fldSimple w:instr=" SEQ Ilustración \* ARABIC ">
-        <w:r>
-          <w:rPr>
-            <w:noProof/>
-          </w:rPr>
-          <w:t>9</w:t>
-        </w:r>
-      </w:fldSimple>
+      <w:r>
+        <w:fldChar w:fldCharType="begin"/>
+      </w:r>
+      <w:r>
+        <w:instrText xml:space="preserve"> SEQ Ilustración \* ARABIC </w:instrText>
+      </w:r>
+      <w:r>
+        <w:fldChar w:fldCharType="separate"/>
+      </w:r>
+      <w:r>
+        <w:rPr>
+          <w:noProof/>
+        </w:rPr>
+        <w:t>9</w:t>
+      </w:r>
+      <w:r>
+        <w:rPr>
+          <w:noProof/>
+        </w:rPr>
+        <w:fldChar w:fldCharType="end"/>
+      </w:r>
       <w:r>
         <w:t xml:space="preserve"> Formulario de creación de usuarios</w:t>
       </w:r>
@@ -3921,7 +4119,15 @@
                 <w:sz w:val="20"/>
                 <w:szCs w:val="20"/>
               </w:rPr>
-              <w:t>Dirección de correo única. No puede modificarse después de la creación.</w:t>
+              <w:t xml:space="preserve">Dirección de correo única. No puede modificarse después de la </w:t>
+            </w:r>
+            <w:r>
+              <w:rPr>
+                <w:color w:val="000000"/>
+                <w:sz w:val="20"/>
+                <w:szCs w:val="20"/>
+              </w:rPr>
+              <w:t>creación.</w:t>
             </w:r>
           </w:p>
         </w:tc>
@@ -4119,7 +4325,15 @@
                 <w:sz w:val="20"/>
                 <w:szCs w:val="20"/>
               </w:rPr>
-              <w:t>Rol inicial asignado. Se puede modificar posteriormente desde "Roles".</w:t>
+              <w:t xml:space="preserve">Rol inicial asignado. Se puede </w:t>
+            </w:r>
+            <w:r>
+              <w:rPr>
+                <w:color w:val="000000"/>
+                <w:sz w:val="20"/>
+                <w:szCs w:val="20"/>
+              </w:rPr>
+              <w:t>modificar posteriormente desde "Roles".</w:t>
             </w:r>
           </w:p>
         </w:tc>
@@ -4309,7 +4523,14 @@
                 <w:sz w:val="20"/>
                 <w:szCs w:val="20"/>
               </w:rPr>
-              <w:t>La cédula no pasa la validación del dígito verificador o tiene un formato incorrecto. Verifica que sean 10 dígitos numéricos.</w:t>
+              <w:t xml:space="preserve">La cédula no </w:t>
+            </w:r>
+            <w:r>
+              <w:rPr>
+                <w:sz w:val="20"/>
+                <w:szCs w:val="20"/>
+              </w:rPr>
+              <w:t>pasa la validación del dígito verificador o tiene un formato incorrecto. Verifica que sean 10 dígitos numéricos.</w:t>
             </w:r>
           </w:p>
         </w:tc>
@@ -4399,7 +4620,10 @@
         <w:t xml:space="preserve">1.  </w:t>
       </w:r>
       <w:r>
-        <w:t>En la lista de usuarios, haz clic en "Editar" en la fila del usuario.</w:t>
+        <w:t xml:space="preserve">En </w:t>
+      </w:r>
+      <w:r>
+        <w:t>la lista de usuarios, haz clic en "Editar" en la fila del usuario.</w:t>
       </w:r>
     </w:p>
     <w:p>
@@ -4491,14 +4715,27 @@
       <w:r>
         <w:t xml:space="preserve">Ilustración </w:t>
       </w:r>
-      <w:fldSimple w:instr=" SEQ Ilustración \* ARABIC ">
-        <w:r>
-          <w:rPr>
-            <w:noProof/>
-          </w:rPr>
-          <w:t>10</w:t>
-        </w:r>
-      </w:fldSimple>
+      <w:r>
+        <w:fldChar w:fldCharType="begin"/>
+      </w:r>
+      <w:r>
+        <w:instrText xml:space="preserve"> SEQ Ilustración \* ARABIC </w:instrText>
+      </w:r>
+      <w:r>
+        <w:fldChar w:fldCharType="separate"/>
+      </w:r>
+      <w:r>
+        <w:rPr>
+          <w:noProof/>
+        </w:rPr>
+        <w:t>10</w:t>
+      </w:r>
+      <w:r>
+        <w:rPr>
+          <w:noProof/>
+        </w:rPr>
+        <w:fldChar w:fldCharType="end"/>
+      </w:r>
       <w:r>
         <w:t xml:space="preserve"> Formulario para editar un usuario</w:t>
       </w:r>
@@ -4693,14 +4930,27 @@
       <w:r>
         <w:t xml:space="preserve">Ilustración </w:t>
       </w:r>
-      <w:fldSimple w:instr=" SEQ Ilustración \* ARABIC ">
-        <w:r>
-          <w:rPr>
-            <w:noProof/>
-          </w:rPr>
-          <w:t>11</w:t>
-        </w:r>
-      </w:fldSimple>
+      <w:r>
+        <w:fldChar w:fldCharType="begin"/>
+      </w:r>
+      <w:r>
+        <w:instrText xml:space="preserve"> SEQ Ilustración \* ARABIC </w:instrText>
+      </w:r>
+      <w:r>
+        <w:fldChar w:fldCharType="separate"/>
+      </w:r>
+      <w:r>
+        <w:rPr>
+          <w:noProof/>
+        </w:rPr>
+        <w:t>11</w:t>
+      </w:r>
+      <w:r>
+        <w:rPr>
+          <w:noProof/>
+        </w:rPr>
+        <w:fldChar w:fldCharType="end"/>
+      </w:r>
       <w:r>
         <w:t xml:space="preserve"> Asignación de roles</w:t>
       </w:r>
@@ -4761,7 +5011,14 @@
                 <w:sz w:val="21"/>
                 <w:szCs w:val="21"/>
               </w:rPr>
-              <w:t>Debes asignar al menos un rol. El sistema rechazará guardar si no hay ningún rol seleccionado. Quitar el rol de Administrador a tu propia cuenta puede dejarte sin acceso a esta funcionalidad.</w:t>
+              <w:t xml:space="preserve">Debes asignar al menos un rol. El sistema rechazará guardar si no hay ningún rol seleccionado. Quitar el rol de Administrador a tu propia cuenta puede dejarte sin acceso a esta </w:t>
+            </w:r>
+            <w:r>
+              <w:rPr>
+                <w:sz w:val="21"/>
+                <w:szCs w:val="21"/>
+              </w:rPr>
+              <w:t>funcionalidad.</w:t>
             </w:r>
           </w:p>
         </w:tc>
@@ -4841,7 +5098,10 @@
         <w:t xml:space="preserve">3.  </w:t>
       </w:r>
       <w:r>
-        <w:t>El usuario y todas sus asignaciones de rol son eliminados permanentemente.</w:t>
+        <w:t xml:space="preserve">El usuario y todas sus asignaciones de rol son eliminados </w:t>
+      </w:r>
+      <w:r>
+        <w:t>permanentemente.</w:t>
       </w:r>
     </w:p>
     <w:p>
@@ -4934,7 +5194,10 @@
         <w:spacing w:after="120"/>
       </w:pPr>
       <w:r>
-        <w:t>Configuración de la infraestructura de medición. Las boyas representan dispositivos físicos en campo. Cada boya puede tener uno o más sensores, y cada sensor tiene una unidad de medida con umbrales de riesgo definidos.</w:t>
+        <w:t xml:space="preserve">Configuración de la infraestructura de medición. Las boyas representan dispositivos físicos en </w:t>
+      </w:r>
+      <w:r>
+        <w:t>campo. Cada boya puede tener uno o más sensores, y cada sensor tiene una unidad de medida con umbrales de riesgo definidos.</w:t>
       </w:r>
     </w:p>
     <w:p>
@@ -4993,14 +5256,27 @@
       <w:r>
         <w:t xml:space="preserve">Ilustración </w:t>
       </w:r>
-      <w:fldSimple w:instr=" SEQ Ilustración \* ARABIC ">
-        <w:r>
-          <w:rPr>
-            <w:noProof/>
-          </w:rPr>
-          <w:t>12</w:t>
-        </w:r>
-      </w:fldSimple>
+      <w:r>
+        <w:fldChar w:fldCharType="begin"/>
+      </w:r>
+      <w:r>
+        <w:instrText xml:space="preserve"> SEQ Ilustración \* ARABIC </w:instrText>
+      </w:r>
+      <w:r>
+        <w:fldChar w:fldCharType="separate"/>
+      </w:r>
+      <w:r>
+        <w:rPr>
+          <w:noProof/>
+        </w:rPr>
+        <w:t>12</w:t>
+      </w:r>
+      <w:r>
+        <w:rPr>
+          <w:noProof/>
+        </w:rPr>
+        <w:fldChar w:fldCharType="end"/>
+      </w:r>
       <w:r>
         <w:t xml:space="preserve"> Módulo de administración de las boyas y sensores</w:t>
       </w:r>
@@ -5023,7 +5299,10 @@
         <w:spacing w:after="120"/>
       </w:pPr>
       <w:r>
-        <w:t>Rol requerido para crear/editar/eliminar: ADMINISTRADOR</w:t>
+        <w:t>Rol requerido para c</w:t>
+      </w:r>
+      <w:r>
+        <w:t>rear/editar/eliminar: ADMINISTRADOR</w:t>
       </w:r>
     </w:p>
     <w:p>
@@ -5146,14 +5425,27 @@
       <w:r>
         <w:t xml:space="preserve">Ilustración </w:t>
       </w:r>
-      <w:fldSimple w:instr=" SEQ Ilustración \* ARABIC ">
-        <w:r>
-          <w:rPr>
-            <w:noProof/>
-          </w:rPr>
-          <w:t>13</w:t>
-        </w:r>
-      </w:fldSimple>
+      <w:r>
+        <w:fldChar w:fldCharType="begin"/>
+      </w:r>
+      <w:r>
+        <w:instrText xml:space="preserve"> SEQ Ilustración \* ARABIC </w:instrText>
+      </w:r>
+      <w:r>
+        <w:fldChar w:fldCharType="separate"/>
+      </w:r>
+      <w:r>
+        <w:rPr>
+          <w:noProof/>
+        </w:rPr>
+        <w:t>13</w:t>
+      </w:r>
+      <w:r>
+        <w:rPr>
+          <w:noProof/>
+        </w:rPr>
+        <w:fldChar w:fldCharType="end"/>
+      </w:r>
       <w:r>
         <w:t xml:space="preserve"> Formulario para creación de boyas</w:t>
       </w:r>
@@ -5246,7 +5538,10 @@
         <w:t xml:space="preserve">1.  </w:t>
       </w:r>
       <w:r>
-        <w:t>Haz clic en "Eliminar" junto a la boya.</w:t>
+        <w:t>Haz clic en "</w:t>
+      </w:r>
+      <w:r>
+        <w:t>Eliminar" junto a la boya.</w:t>
       </w:r>
     </w:p>
     <w:p>
@@ -5364,7 +5659,10 @@
         <w:spacing w:after="120"/>
       </w:pPr>
       <w:r>
-        <w:t>Los sensores se gestionan dentro del detalle de cada boya. Haz clic en el nombre de la boya para expandir su lista de sensores.</w:t>
+        <w:t xml:space="preserve">Los sensores se </w:t>
+      </w:r>
+      <w:r>
+        <w:t>gestionan dentro del detalle de cada boya. Haz clic en el nombre de la boya para expandir su lista de sensores.</w:t>
       </w:r>
     </w:p>
     <w:p>
@@ -5424,7 +5722,10 @@
         <w:t xml:space="preserve">3.  </w:t>
       </w:r>
       <w:r>
-        <w:t>Haz clic en "Guardar".</w:t>
+        <w:t xml:space="preserve">Haz clic en </w:t>
+      </w:r>
+      <w:r>
+        <w:t>"Guardar".</w:t>
       </w:r>
     </w:p>
     <w:p>
@@ -5487,14 +5788,27 @@
       <w:r>
         <w:t xml:space="preserve">Ilustración </w:t>
       </w:r>
-      <w:fldSimple w:instr=" SEQ Ilustración \* ARABIC ">
-        <w:r>
-          <w:rPr>
-            <w:noProof/>
-          </w:rPr>
-          <w:t>14</w:t>
-        </w:r>
-      </w:fldSimple>
+      <w:r>
+        <w:fldChar w:fldCharType="begin"/>
+      </w:r>
+      <w:r>
+        <w:instrText xml:space="preserve"> SEQ Ilustración \* ARABIC </w:instrText>
+      </w:r>
+      <w:r>
+        <w:fldChar w:fldCharType="separate"/>
+      </w:r>
+      <w:r>
+        <w:rPr>
+          <w:noProof/>
+        </w:rPr>
+        <w:t>14</w:t>
+      </w:r>
+      <w:r>
+        <w:rPr>
+          <w:noProof/>
+        </w:rPr>
+        <w:fldChar w:fldCharType="end"/>
+      </w:r>
       <w:r>
         <w:t xml:space="preserve"> Formulario de creación de sensores</w:t>
       </w:r>
@@ -5632,7 +5946,15 @@
                 <w:sz w:val="20"/>
                 <w:szCs w:val="20"/>
               </w:rPr>
-              <w:t>Nombre descriptivo. Debe coincidir con la cabecera de la columna en el CSV o con la nomenclatura de su unidad para que la telemetría se vincule correctamente.</w:t>
+              <w:t>Nombre descriptivo. Debe coincidir con la cabecera de la columna en el CSV o con la nomenclatura de su unidad para que la telem</w:t>
+            </w:r>
+            <w:r>
+              <w:rPr>
+                <w:color w:val="000000"/>
+                <w:sz w:val="20"/>
+                <w:szCs w:val="20"/>
+              </w:rPr>
+              <w:t>etría se vincule correctamente.</w:t>
             </w:r>
           </w:p>
         </w:tc>
@@ -5809,7 +6131,16 @@
                 <w:sz w:val="20"/>
                 <w:szCs w:val="20"/>
               </w:rPr>
-              <w:t>Umbral de riesgo máx</w:t>
+              <w:t xml:space="preserve">Umbral de </w:t>
+            </w:r>
+            <w:r>
+              <w:rPr>
+                <w:rFonts w:ascii="Consolas" w:eastAsia="Consolas" w:hAnsi="Consolas" w:cs="Consolas"/>
+                <w:color w:val="1565A6"/>
+                <w:sz w:val="20"/>
+                <w:szCs w:val="20"/>
+              </w:rPr>
+              <w:t>riesgo máx</w:t>
             </w:r>
           </w:p>
         </w:tc>
@@ -5976,7 +6307,14 @@
                 <w:szCs w:val="21"/>
               </w:rPr>
               <w:lastRenderedPageBreak/>
-              <w:t>El sistema busca la columna del CSV por nombre normalizado del sensor o por nomenclatura de su unidad. Si el sensor se llama "pH" o si su unidad es "pH", ambas cabeceras de CSV serán reconocidas automáticamente.</w:t>
+              <w:t xml:space="preserve">El sistema busca la columna del CSV por </w:t>
+            </w:r>
+            <w:r>
+              <w:rPr>
+                <w:sz w:val="21"/>
+                <w:szCs w:val="21"/>
+              </w:rPr>
+              <w:t>nombre normalizado del sensor o por nomenclatura de su unidad. Si el sensor se llama "pH" o si su unidad es "pH", ambas cabeceras de CSV serán reconocidas automáticamente.</w:t>
             </w:r>
           </w:p>
         </w:tc>
@@ -6013,7 +6351,10 @@
         <w:spacing w:after="120"/>
       </w:pPr>
       <w:r>
-        <w:t>Las unidades de medida son un catálogo compartido que todos los sensores usan. Se gestionan desde el botón "Unidades de medida" dentro del módulo de Boyas.</w:t>
+        <w:t>Las unidades de med</w:t>
+      </w:r>
+      <w:r>
+        <w:t>ida son un catálogo compartido que todos los sensores usan. Se gestionan desde el botón "Unidades de medida" dentro del módulo de Boyas.</w:t>
       </w:r>
     </w:p>
     <w:tbl>
@@ -6434,14 +6775,27 @@
       <w:r>
         <w:t xml:space="preserve">Ilustración </w:t>
       </w:r>
-      <w:fldSimple w:instr=" SEQ Ilustración \* ARABIC ">
-        <w:r>
-          <w:rPr>
-            <w:noProof/>
-          </w:rPr>
-          <w:t>15</w:t>
-        </w:r>
-      </w:fldSimple>
+      <w:r>
+        <w:fldChar w:fldCharType="begin"/>
+      </w:r>
+      <w:r>
+        <w:instrText xml:space="preserve"> SEQ Ilustración \* ARABIC </w:instrText>
+      </w:r>
+      <w:r>
+        <w:fldChar w:fldCharType="separate"/>
+      </w:r>
+      <w:r>
+        <w:rPr>
+          <w:noProof/>
+        </w:rPr>
+        <w:t>15</w:t>
+      </w:r>
+      <w:r>
+        <w:rPr>
+          <w:noProof/>
+        </w:rPr>
+        <w:fldChar w:fldCharType="end"/>
+      </w:r>
       <w:r>
         <w:t xml:space="preserve"> Configuración de niveles</w:t>
       </w:r>
@@ -6534,7 +6888,10 @@
         <w:spacing w:after="120"/>
       </w:pPr>
       <w:r>
-        <w:t>Módulo para la carga de archivos CSV generados por el datalogger, visualización gráfica de series temporales y análisis estadístico del período seleccionado.</w:t>
+        <w:t xml:space="preserve">Módulo para la carga de archivos CSV generados por el datalogger, visualización gráfica de series </w:t>
+      </w:r>
+      <w:r>
+        <w:t>temporales y análisis estadístico del período seleccionado.</w:t>
       </w:r>
     </w:p>
     <w:p>
@@ -6597,14 +6954,27 @@
       <w:r>
         <w:t xml:space="preserve">Ilustración </w:t>
       </w:r>
-      <w:fldSimple w:instr=" SEQ Ilustración \* ARABIC ">
-        <w:r>
-          <w:rPr>
-            <w:noProof/>
-          </w:rPr>
-          <w:t>16</w:t>
-        </w:r>
-      </w:fldSimple>
+      <w:r>
+        <w:fldChar w:fldCharType="begin"/>
+      </w:r>
+      <w:r>
+        <w:instrText xml:space="preserve"> SEQ Ilustración \* ARABIC </w:instrText>
+      </w:r>
+      <w:r>
+        <w:fldChar w:fldCharType="separate"/>
+      </w:r>
+      <w:r>
+        <w:rPr>
+          <w:noProof/>
+        </w:rPr>
+        <w:t>16</w:t>
+      </w:r>
+      <w:r>
+        <w:rPr>
+          <w:noProof/>
+        </w:rPr>
+        <w:fldChar w:fldCharType="end"/>
+      </w:r>
       <w:r>
         <w:t xml:space="preserve"> Pantalla de telemetría</w:t>
       </w:r>
@@ -6635,7 +7005,10 @@
         <w:spacing w:after="120"/>
       </w:pPr>
       <w:r>
-        <w:t>El archivo CSV debe tener: separador punto y coma (;), coma decimal, primera columna "Fecha" con formato dd/mm/aaaa hh:mm, y una columna por sensor.</w:t>
+        <w:t>El archivo CSV debe tener: separador punto y coma (;), coma deci</w:t>
+      </w:r>
+      <w:r>
+        <w:t>mal, primera columna "Fecha" con formato dd/mm/aaaa hh:mm, y una columna por sensor.</w:t>
       </w:r>
     </w:p>
     <w:p>
@@ -6669,7 +7042,10 @@
         <w:t xml:space="preserve">2.  </w:t>
       </w:r>
       <w:r>
-        <w:t>En la sección "Cargar archivo CSV", haz clic en "Seleccionar archivo" y elige el CSV desde tu equipo.</w:t>
+        <w:t xml:space="preserve">En la sección "Cargar archivo CSV", haz clic en "Seleccionar archivo" y elige el CSV desde tu </w:t>
+      </w:r>
+      <w:r>
+        <w:t>equipo.</w:t>
       </w:r>
     </w:p>
     <w:p>
@@ -6720,7 +7096,10 @@
         <w:t xml:space="preserve">5.  </w:t>
       </w:r>
       <w:r>
-        <w:t>Haz clic en "Confirmar y cargar". El sistema procesará el archivo y mostrará un resumen de filas cargadas.</w:t>
+        <w:t>Haz clic en "Confirmar y cargar". El sistema procesa</w:t>
+      </w:r>
+      <w:r>
+        <w:t>rá el archivo y mostrará un resumen de filas cargadas.</w:t>
       </w:r>
     </w:p>
     <w:p>
@@ -6784,14 +7163,27 @@
       <w:r>
         <w:t xml:space="preserve">Ilustración </w:t>
       </w:r>
-      <w:fldSimple w:instr=" SEQ Ilustración \* ARABIC ">
-        <w:r>
-          <w:rPr>
-            <w:noProof/>
-          </w:rPr>
-          <w:t>17</w:t>
-        </w:r>
-      </w:fldSimple>
+      <w:r>
+        <w:fldChar w:fldCharType="begin"/>
+      </w:r>
+      <w:r>
+        <w:instrText xml:space="preserve"> SEQ Ilustración \* ARABIC </w:instrText>
+      </w:r>
+      <w:r>
+        <w:fldChar w:fldCharType="separate"/>
+      </w:r>
+      <w:r>
+        <w:rPr>
+          <w:noProof/>
+        </w:rPr>
+        <w:t>17</w:t>
+      </w:r>
+      <w:r>
+        <w:rPr>
+          <w:noProof/>
+        </w:rPr>
+        <w:fldChar w:fldCharType="end"/>
+      </w:r>
       <w:r>
         <w:t xml:space="preserve"> Sección para cargar CSV</w:t>
       </w:r>
@@ -7175,7 +7567,14 @@
                 <w:sz w:val="21"/>
                 <w:szCs w:val="21"/>
               </w:rPr>
-              <w:t>La boya seleccionada debe tener al menos un sensor registrado antes de cargar telemetría.</w:t>
+              <w:t xml:space="preserve">La boya seleccionada debe tener al menos un sensor </w:t>
+            </w:r>
+            <w:r>
+              <w:rPr>
+                <w:sz w:val="21"/>
+                <w:szCs w:val="21"/>
+              </w:rPr>
+              <w:t>registrado antes de cargar telemetría.</w:t>
             </w:r>
           </w:p>
         </w:tc>
@@ -7267,14 +7666,27 @@
       <w:r>
         <w:t xml:space="preserve">Ilustración </w:t>
       </w:r>
-      <w:fldSimple w:instr=" SEQ Ilustración \* ARABIC ">
-        <w:r>
-          <w:rPr>
-            <w:noProof/>
-          </w:rPr>
-          <w:t>18</w:t>
-        </w:r>
-      </w:fldSimple>
+      <w:r>
+        <w:fldChar w:fldCharType="begin"/>
+      </w:r>
+      <w:r>
+        <w:instrText xml:space="preserve"> SEQ Ilustración \* ARABIC </w:instrText>
+      </w:r>
+      <w:r>
+        <w:fldChar w:fldCharType="separate"/>
+      </w:r>
+      <w:r>
+        <w:rPr>
+          <w:noProof/>
+        </w:rPr>
+        <w:t>18</w:t>
+      </w:r>
+      <w:r>
+        <w:rPr>
+          <w:noProof/>
+        </w:rPr>
+        <w:fldChar w:fldCharType="end"/>
+      </w:r>
       <w:r>
         <w:t xml:space="preserve"> Preview de la carga de archivos</w:t>
       </w:r>
@@ -7437,7 +7849,14 @@
                 <w:sz w:val="21"/>
                 <w:szCs w:val="21"/>
               </w:rPr>
-              <w:t>La columna fue vinculada al sensor cuya nomenclatura de unidad coincide con la cabecera del CSV.</w:t>
+              <w:t xml:space="preserve">La columna fue vinculada al sensor cuya nomenclatura de unidad coincide con la cabecera del </w:t>
+            </w:r>
+            <w:r>
+              <w:rPr>
+                <w:sz w:val="21"/>
+                <w:szCs w:val="21"/>
+              </w:rPr>
+              <w:t>CSV.</w:t>
             </w:r>
           </w:p>
         </w:tc>
@@ -7542,7 +7961,10 @@
         <w:spacing w:before="240" w:after="60"/>
       </w:pPr>
       <w:r>
-        <w:t>Asignación manual de columnas grises</w:t>
+        <w:t xml:space="preserve">Asignación manual de </w:t>
+      </w:r>
+      <w:r>
+        <w:t>columnas grises</w:t>
       </w:r>
     </w:p>
     <w:p>
@@ -7593,7 +8015,10 @@
         <w:t xml:space="preserve">3.  </w:t>
       </w:r>
       <w:r>
-        <w:t>Selecciona el sensor correspondiente. La fila cambiará a verde con el badge "Se cargará · manual".</w:t>
+        <w:t xml:space="preserve">Selecciona el sensor </w:t>
+      </w:r>
+      <w:r>
+        <w:t>correspondiente. La fila cambiará a verde con el badge "Se cargará · manual".</w:t>
       </w:r>
     </w:p>
     <w:p>
@@ -7642,7 +8067,7 @@
             <w:tcBorders>
               <w:top w:val="single" w:sz="12" w:space="0" w:color="F59E0B"/>
               <w:left w:val="single" w:sz="4" w:space="0" w:color="CFDBE6"/>
-              <w:bottom w:val="single" w:sz="4" w:space="0" w:color="CFDBE6"/>
+              <w:bottom w:val="single" w:sz="12" w:space="0" w:color="F59E0B"/>
               <w:right w:val="single" w:sz="4" w:space="0" w:color="CFDBE6"/>
             </w:tcBorders>
             <w:shd w:val="solid" w:color="FEF3C7" w:fill="auto"/>
@@ -7674,7 +8099,88 @@
                 <w:sz w:val="21"/>
                 <w:szCs w:val="21"/>
               </w:rPr>
-              <w:t>Si todas las columnas quedan sin sensor (grises), el botón "Confirmar y cargar" permanecerá deshabilitado. Asigna al menos una columna para poder cargar.</w:t>
+              <w:t>Si todas las columnas quedan sin sensor (grises), el botón "Confirmar y cargar" permanecerá deshab</w:t>
+            </w:r>
+            <w:r>
+              <w:rPr>
+                <w:sz w:val="21"/>
+                <w:szCs w:val="21"/>
+              </w:rPr>
+              <w:t>ilitado. Asigna al menos una columna para poder cargar.</w:t>
+            </w:r>
+          </w:p>
+        </w:tc>
+      </w:tr>
+      <w:tr>
+        <w:tc>
+          <w:tcPr>
+            <w:tcW w:w="0" w:type="auto"/>
+            <w:tcBorders>
+              <w:top w:val="single" w:sz="12" w:space="0" w:color="F59E0B"/>
+              <w:left w:val="single" w:sz="4" w:space="0" w:color="CFDBE6"/>
+              <w:bottom w:val="single" w:sz="4" w:space="0" w:color="CFDBE6"/>
+              <w:right w:val="single" w:sz="4" w:space="0" w:color="CFDBE6"/>
+            </w:tcBorders>
+            <w:shd w:val="solid" w:color="FEF3C7" w:fill="auto"/>
+            <w:tcMar>
+              <w:top w:w="80" w:type="dxa"/>
+              <w:left w:w="160" w:type="dxa"/>
+              <w:bottom w:w="80" w:type="dxa"/>
+              <w:right w:w="160" w:type="dxa"/>
+            </w:tcMar>
+          </w:tcPr>
+          <w:p>
+            <w:pPr>
+              <w:spacing w:after="40"/>
+              <w:rPr>
+                <w:b/>
+                <w:bCs/>
+                <w:color w:val="F59E0B"/>
+                <w:sz w:val="20"/>
+                <w:szCs w:val="20"/>
+              </w:rPr>
+            </w:pPr>
+            <w:r>
+              <w:rPr>
+                <w:b/>
+                <w:bCs/>
+                <w:color w:val="F59E0B"/>
+                <w:sz w:val="20"/>
+                <w:szCs w:val="20"/>
+              </w:rPr>
+              <w:t>NOTA</w:t>
+            </w:r>
+          </w:p>
+          <w:p>
+            <w:pPr>
+              <w:spacing w:after="40"/>
+              <w:rPr>
+                <w:sz w:val="21"/>
+                <w:szCs w:val="21"/>
+              </w:rPr>
+            </w:pPr>
+            <w:r>
+              <w:rPr>
+                <w:sz w:val="21"/>
+                <w:szCs w:val="21"/>
+              </w:rPr>
+              <w:t>Los documentos que se carguen deben estar guardados en archivo .</w:t>
+            </w:r>
+            <w:proofErr w:type="gramStart"/>
+            <w:r>
+              <w:rPr>
+                <w:sz w:val="21"/>
+                <w:szCs w:val="21"/>
+              </w:rPr>
+              <w:t>csv</w:t>
+            </w:r>
+            <w:proofErr w:type="gramEnd"/>
+            <w:r>
+              <w:rPr>
+                <w:sz w:val="21"/>
+                <w:szCs w:val="21"/>
+              </w:rPr>
+              <w:t xml:space="preserve"> pero en formato (MS-DOS), esto se lo puede obtener en “guardar como” y escoger el tipo de extensión del documento.</w:t>
             </w:r>
           </w:p>
         </w:tc>
@@ -7711,7 +8217,10 @@
         <w:spacing w:after="120"/>
       </w:pPr>
       <w:r>
-        <w:t>Las gráficas se generan automáticamente al seleccionar una boya y un rango de tiempo. El sistema adapta la resolución temporal según el período:</w:t>
+        <w:t xml:space="preserve">Las gráficas se generan automáticamente al seleccionar una boya y un rango de tiempo. El sistema adapta la resolución temporal </w:t>
+      </w:r>
+      <w:r>
+        <w:t>según el período:</w:t>
       </w:r>
     </w:p>
     <w:tbl>
@@ -7957,7 +8466,10 @@
         <w:t xml:space="preserve">2.  </w:t>
       </w:r>
       <w:r>
-        <w:t>Elige el rango de tiempo (24h, 3 días, semana, mes, etc.).</w:t>
+        <w:t xml:space="preserve">Elige el rango de tiempo </w:t>
+      </w:r>
+      <w:r>
+        <w:t>(24h, 3 días, semana, mes, etc.).</w:t>
       </w:r>
     </w:p>
     <w:p>
@@ -8009,7 +8521,6 @@
         <w:rPr>
           <w:noProof/>
         </w:rPr>
-        <w:lastRenderedPageBreak/>
         <w:drawing>
           <wp:inline distT="0" distB="0" distL="0" distR="0" wp14:anchorId="58D2BBBA" wp14:editId="246462A2">
             <wp:extent cx="4907280" cy="678977"/>
@@ -8055,14 +8566,27 @@
       <w:r>
         <w:t xml:space="preserve">Ilustración </w:t>
       </w:r>
-      <w:fldSimple w:instr=" SEQ Ilustración \* ARABIC ">
-        <w:r>
-          <w:rPr>
-            <w:noProof/>
-          </w:rPr>
-          <w:t>19</w:t>
-        </w:r>
-      </w:fldSimple>
+      <w:r>
+        <w:fldChar w:fldCharType="begin"/>
+      </w:r>
+      <w:r>
+        <w:instrText xml:space="preserve"> SEQ Ilustración \* ARABIC </w:instrText>
+      </w:r>
+      <w:r>
+        <w:fldChar w:fldCharType="separate"/>
+      </w:r>
+      <w:r>
+        <w:rPr>
+          <w:noProof/>
+        </w:rPr>
+        <w:t>19</w:t>
+      </w:r>
+      <w:r>
+        <w:rPr>
+          <w:noProof/>
+        </w:rPr>
+        <w:fldChar w:fldCharType="end"/>
+      </w:r>
       <w:r>
         <w:t xml:space="preserve"> Tarjetas de mediciones</w:t>
       </w:r>
@@ -8122,14 +8646,27 @@
       <w:r>
         <w:t xml:space="preserve">Ilustración </w:t>
       </w:r>
-      <w:fldSimple w:instr=" SEQ Ilustración \* ARABIC ">
-        <w:r>
-          <w:rPr>
-            <w:noProof/>
-          </w:rPr>
-          <w:t>20</w:t>
-        </w:r>
-      </w:fldSimple>
+      <w:r>
+        <w:fldChar w:fldCharType="begin"/>
+      </w:r>
+      <w:r>
+        <w:instrText xml:space="preserve"> SEQ Ilustración \* ARABIC </w:instrText>
+      </w:r>
+      <w:r>
+        <w:fldChar w:fldCharType="separate"/>
+      </w:r>
+      <w:r>
+        <w:rPr>
+          <w:noProof/>
+        </w:rPr>
+        <w:t>20</w:t>
+      </w:r>
+      <w:r>
+        <w:rPr>
+          <w:noProof/>
+        </w:rPr>
+        <w:fldChar w:fldCharType="end"/>
+      </w:r>
       <w:r>
         <w:t xml:space="preserve"> Gráfica detallada</w:t>
       </w:r>
@@ -8160,7 +8697,10 @@
         <w:spacing w:after="120"/>
       </w:pPr>
       <w:r>
-        <w:t>Debajo de las tarjetas de sensores aparece la tabla de estadísticas, calculada sobre los puntos cargados en el rango y boya seleccionados. Los valores se formatean automáticamente con dos decimales.</w:t>
+        <w:t xml:space="preserve">Debajo de las tarjetas de sensores aparece la tabla de estadísticas, calculada sobre los puntos </w:t>
+      </w:r>
+      <w:r>
+        <w:t>cargados en el rango y boya seleccionados. Los valores se formatean automáticamente con dos decimales.</w:t>
       </w:r>
     </w:p>
     <w:p>
@@ -8223,14 +8763,27 @@
       <w:r>
         <w:t xml:space="preserve">Ilustración </w:t>
       </w:r>
-      <w:fldSimple w:instr=" SEQ Ilustración \* ARABIC ">
-        <w:r>
-          <w:rPr>
-            <w:noProof/>
-          </w:rPr>
-          <w:t>21</w:t>
-        </w:r>
-      </w:fldSimple>
+      <w:r>
+        <w:fldChar w:fldCharType="begin"/>
+      </w:r>
+      <w:r>
+        <w:instrText xml:space="preserve"> SEQ Ilustración \* ARABIC </w:instrText>
+      </w:r>
+      <w:r>
+        <w:fldChar w:fldCharType="separate"/>
+      </w:r>
+      <w:r>
+        <w:rPr>
+          <w:noProof/>
+        </w:rPr>
+        <w:t>21</w:t>
+      </w:r>
+      <w:r>
+        <w:rPr>
+          <w:noProof/>
+        </w:rPr>
+        <w:fldChar w:fldCharType="end"/>
+      </w:r>
       <w:r>
         <w:t xml:space="preserve"> Tabla de estadística</w:t>
       </w:r>
@@ -8364,7 +8917,15 @@
                 <w:sz w:val="20"/>
                 <w:szCs w:val="20"/>
               </w:rPr>
-              <w:t>Nombre del sensor tal como está registrado en la boya.</w:t>
+              <w:t xml:space="preserve">Nombre del sensor tal como está registrado en la </w:t>
+            </w:r>
+            <w:r>
+              <w:rPr>
+                <w:color w:val="000000"/>
+                <w:sz w:val="20"/>
+                <w:szCs w:val="20"/>
+              </w:rPr>
+              <w:t>boya.</w:t>
             </w:r>
           </w:p>
         </w:tc>
@@ -8593,7 +9154,15 @@
                 <w:sz w:val="20"/>
                 <w:szCs w:val="20"/>
               </w:rPr>
-              <w:t>Valor central al ordenar todos los puntos. Menos sensible a valores extremos que la media.</w:t>
+              <w:t xml:space="preserve">Valor central al </w:t>
+            </w:r>
+            <w:r>
+              <w:rPr>
+                <w:color w:val="000000"/>
+                <w:sz w:val="20"/>
+                <w:szCs w:val="20"/>
+              </w:rPr>
+              <w:t>ordenar todos los puntos. Menos sensible a valores extremos que la media.</w:t>
             </w:r>
           </w:p>
         </w:tc>
@@ -8729,7 +9298,14 @@
                 <w:sz w:val="21"/>
                 <w:szCs w:val="21"/>
               </w:rPr>
-              <w:t>Las estadísticas se recalculan automáticamente al cambiar la boya o el rango de tiempo. Si el período incluye datos de una carga reciente, haz clic en Actualizar primero.</w:t>
+              <w:t xml:space="preserve">Las estadísticas se recalculan automáticamente al cambiar la </w:t>
+            </w:r>
+            <w:r>
+              <w:rPr>
+                <w:sz w:val="21"/>
+                <w:szCs w:val="21"/>
+              </w:rPr>
+              <w:t>boya o el rango de tiempo. Si el período incluye datos de una carga reciente, haz clic en Actualizar primero.</w:t>
             </w:r>
           </w:p>
         </w:tc>
@@ -8831,7 +9407,10 @@
         <w:spacing w:before="360" w:after="80"/>
       </w:pPr>
       <w:r>
-        <w:t>Notas y observaciones en las gráficas</w:t>
+        <w:t>Reportes de</w:t>
+      </w:r>
+      <w:r>
+        <w:t xml:space="preserve"> las gráficas</w:t>
       </w:r>
     </w:p>
     <w:p>
@@ -8992,14 +9571,27 @@
       <w:r>
         <w:t xml:space="preserve">Ilustración </w:t>
       </w:r>
-      <w:fldSimple w:instr=" SEQ Ilustración \* ARABIC ">
-        <w:r>
-          <w:rPr>
-            <w:noProof/>
-          </w:rPr>
-          <w:t>22</w:t>
-        </w:r>
-      </w:fldSimple>
+      <w:r>
+        <w:fldChar w:fldCharType="begin"/>
+      </w:r>
+      <w:r>
+        <w:instrText xml:space="preserve"> SEQ Ilustración \* ARABIC </w:instrText>
+      </w:r>
+      <w:r>
+        <w:fldChar w:fldCharType="separate"/>
+      </w:r>
+      <w:r>
+        <w:rPr>
+          <w:noProof/>
+        </w:rPr>
+        <w:t>22</w:t>
+      </w:r>
+      <w:r>
+        <w:rPr>
+          <w:noProof/>
+        </w:rPr>
+        <w:fldChar w:fldCharType="end"/>
+      </w:r>
       <w:r>
         <w:t xml:space="preserve"> Panel de alertas</w:t>
       </w:r>
@@ -9224,7 +9816,10 @@
         <w:spacing w:after="80"/>
       </w:pPr>
       <w:r>
-        <w:t>Mensaje descriptivo: indica si el valor está por encima o por debajo del umbral y cuál es el límite superado.</w:t>
+        <w:t xml:space="preserve">Mensaje </w:t>
+      </w:r>
+      <w:r>
+        <w:t>descriptivo: indica si el valor está por encima o por debajo del umbral y cuál es el límite superado.</w:t>
       </w:r>
     </w:p>
     <w:p>
@@ -9301,7 +9896,14 @@
                 <w:sz w:val="21"/>
                 <w:szCs w:val="21"/>
               </w:rPr>
-              <w:t>La fecha mostrada corresponde al momento de la última lectura disponible en la base de datos, no necesariamente al tiempo actual. Si no se han cargado datos recientes, la alerta puede referirse a una medición anterior.</w:t>
+              <w:t>La fecha mostrada corresponde al momento de la última lectur</w:t>
+            </w:r>
+            <w:r>
+              <w:rPr>
+                <w:sz w:val="21"/>
+                <w:szCs w:val="21"/>
+              </w:rPr>
+              <w:t>a disponible en la base de datos, no necesariamente al tiempo actual. Si no se han cargado datos recientes, la alerta puede referirse a una medición anterior.</w:t>
             </w:r>
           </w:p>
         </w:tc>
@@ -9345,7 +9947,7 @@
 </file>
 
 <file path=word/numbering.xml><?xml version="1.0" encoding="utf-8"?>
-<w:numbering xmlns:wpc="http://schemas.microsoft.com/office/word/2010/wordprocessingCanvas" xmlns:cx="http://schemas.microsoft.com/office/drawing/2014/chartex" xmlns:cx1="http://schemas.microsoft.com/office/drawing/2015/9/8/chartex" xmlns:cx2="http://schemas.microsoft.com/office/drawing/2015/10/21/chartex" xmlns:cx3="http://schemas.microsoft.com/office/drawing/2016/5/9/chartex" xmlns:cx4="http://schemas.microsoft.com/office/drawing/2016/5/10/chartex" xmlns:cx5="http://schemas.microsoft.com/office/drawing/2016/5/11/chartex" xmlns:cx6="http://schemas.microsoft.com/office/drawing/2016/5/12/chartex" xmlns:cx7="http://schemas.microsoft.com/office/drawing/2016/5/13/chartex" xmlns:cx8="http://schemas.microsoft.com/office/drawing/2016/5/14/chartex" xmlns:mc="http://schemas.openxmlformats.org/markup-compatibility/2006" xmlns:aink="http://schemas.microsoft.com/office/drawing/2016/ink" xmlns:am3d="http://schemas.microsoft.com/office/drawing/2017/model3d" xmlns:o="urn:schemas-microsoft-com:office:office" xmlns:oel="http://schemas.microsoft.com/office/2019/extlst" xmlns:r="http://schemas.openxmlformats.org/officeDocument/2006/relationships" xmlns:m="http://schemas.openxmlformats.org/officeDocument/2006/math" xmlns:v="urn:schemas-microsoft-com:vml" xmlns:wp14="http://schemas.microsoft.com/office/word/2010/wordprocessingDrawing" xmlns:wp="http://schemas.openxmlformats.org/drawingml/2006/wordprocessingDrawing" xmlns:w10="urn:schemas-microsoft-com:office:word" xmlns:w="http://schemas.openxmlformats.org/wordprocessingml/2006/main" xmlns:w14="http://schemas.microsoft.com/office/word/2010/wordml" xmlns:w15="http://schemas.microsoft.com/office/word/2012/wordml" xmlns:w16cex="http://schemas.microsoft.com/office/word/2018/wordml/cex" xmlns:w16cid="http://schemas.microsoft.com/office/word/2016/wordml/cid" xmlns:w16="http://schemas.microsoft.com/office/word/2018/wordml" xmlns:w16du="http://schemas.microsoft.com/office/word/2023/wordml/word16du" xmlns:w16sdtdh="http://schemas.microsoft.com/office/word/2020/wordml/sdtdatahash" xmlns:w16sdtfl="http://schemas.microsoft.com/office/word/2024/wordml/sdtformatlock" xmlns:w16se="http://schemas.microsoft.com/office/word/2015/wordml/symex" xmlns:wpg="http://schemas.microsoft.com/office/word/2010/wordprocessingGroup" xmlns:wpi="http://schemas.microsoft.com/office/word/2010/wordprocessingInk" xmlns:wne="http://schemas.microsoft.com/office/word/2006/wordml" xmlns:wps="http://schemas.microsoft.com/office/word/2010/wordprocessingShape" mc:Ignorable="w14 w15 w16se w16cid w16 w16cex w16sdtdh w16sdtfl w16du wp14">
+<w:numbering xmlns:wpc="http://schemas.microsoft.com/office/word/2010/wordprocessingCanvas" xmlns:cx="http://schemas.microsoft.com/office/drawing/2014/chartex" xmlns:cx1="http://schemas.microsoft.com/office/drawing/2015/9/8/chartex" xmlns:cx2="http://schemas.microsoft.com/office/drawing/2015/10/21/chartex" xmlns:cx3="http://schemas.microsoft.com/office/drawing/2016/5/9/chartex" xmlns:cx4="http://schemas.microsoft.com/office/drawing/2016/5/10/chartex" xmlns:cx5="http://schemas.microsoft.com/office/drawing/2016/5/11/chartex" xmlns:cx6="http://schemas.microsoft.com/office/drawing/2016/5/12/chartex" xmlns:cx7="http://schemas.microsoft.com/office/drawing/2016/5/13/chartex" xmlns:cx8="http://schemas.microsoft.com/office/drawing/2016/5/14/chartex" xmlns:mc="http://schemas.openxmlformats.org/markup-compatibility/2006" xmlns:aink="http://schemas.microsoft.com/office/drawing/2016/ink" xmlns:am3d="http://schemas.microsoft.com/office/drawing/2017/model3d" xmlns:o="urn:schemas-microsoft-com:office:office" xmlns:r="http://schemas.openxmlformats.org/officeDocument/2006/relationships" xmlns:m="http://schemas.openxmlformats.org/officeDocument/2006/math" xmlns:v="urn:schemas-microsoft-com:vml" xmlns:wp14="http://schemas.microsoft.com/office/word/2010/wordprocessingDrawing" xmlns:wp="http://schemas.openxmlformats.org/drawingml/2006/wordprocessingDrawing" xmlns:w10="urn:schemas-microsoft-com:office:word" xmlns:w="http://schemas.openxmlformats.org/wordprocessingml/2006/main" xmlns:w14="http://schemas.microsoft.com/office/word/2010/wordml" xmlns:w15="http://schemas.microsoft.com/office/word/2012/wordml" xmlns:w16cex="http://schemas.microsoft.com/office/word/2018/wordml/cex" xmlns:w16cid="http://schemas.microsoft.com/office/word/2016/wordml/cid" xmlns:w16="http://schemas.microsoft.com/office/word/2018/wordml" xmlns:w16sdtdh="http://schemas.microsoft.com/office/word/2020/wordml/sdtdatahash" xmlns:w16se="http://schemas.microsoft.com/office/word/2015/wordml/symex" xmlns:wpg="http://schemas.microsoft.com/office/word/2010/wordprocessingGroup" xmlns:wpi="http://schemas.microsoft.com/office/word/2010/wordprocessingInk" xmlns:wne="http://schemas.microsoft.com/office/word/2006/wordml" xmlns:wps="http://schemas.microsoft.com/office/word/2010/wordprocessingShape" mc:Ignorable="w14 w15 w16se w16cid w16 w16cex w16sdtdh wp14">
   <w:abstractNum w:abstractNumId="0" w15:restartNumberingAfterBreak="0">
     <w:nsid w:val="093430A6"/>
     <w:multiLevelType w:val="hybridMultilevel"/>
@@ -10938,56 +11540,56 @@
       </w:rPr>
     </w:lvl>
   </w:abstractNum>
-  <w:num w:numId="1" w16cid:durableId="5792265">
+  <w:num w:numId="1">
     <w:abstractNumId w:val="0"/>
     <w:lvlOverride w:ilvl="0">
       <w:startOverride w:val="1"/>
     </w:lvlOverride>
   </w:num>
-  <w:num w:numId="2" w16cid:durableId="1283070739">
+  <w:num w:numId="2">
     <w:abstractNumId w:val="10"/>
   </w:num>
-  <w:num w:numId="3" w16cid:durableId="110786006">
+  <w:num w:numId="3">
     <w:abstractNumId w:val="13"/>
   </w:num>
-  <w:num w:numId="4" w16cid:durableId="1334258363">
+  <w:num w:numId="4">
     <w:abstractNumId w:val="2"/>
   </w:num>
-  <w:num w:numId="5" w16cid:durableId="1845588501">
+  <w:num w:numId="5">
     <w:abstractNumId w:val="3"/>
   </w:num>
-  <w:num w:numId="6" w16cid:durableId="1851334850">
+  <w:num w:numId="6">
     <w:abstractNumId w:val="1"/>
   </w:num>
-  <w:num w:numId="7" w16cid:durableId="2028558134">
+  <w:num w:numId="7">
     <w:abstractNumId w:val="8"/>
   </w:num>
-  <w:num w:numId="8" w16cid:durableId="821433423">
+  <w:num w:numId="8">
     <w:abstractNumId w:val="4"/>
   </w:num>
-  <w:num w:numId="9" w16cid:durableId="1746219200">
+  <w:num w:numId="9">
     <w:abstractNumId w:val="7"/>
   </w:num>
-  <w:num w:numId="10" w16cid:durableId="2057242251">
+  <w:num w:numId="10">
     <w:abstractNumId w:val="6"/>
   </w:num>
-  <w:num w:numId="11" w16cid:durableId="1521819757">
+  <w:num w:numId="11">
     <w:abstractNumId w:val="11"/>
   </w:num>
-  <w:num w:numId="12" w16cid:durableId="1053963409">
+  <w:num w:numId="12">
     <w:abstractNumId w:val="12"/>
   </w:num>
-  <w:num w:numId="13" w16cid:durableId="184100354">
+  <w:num w:numId="13">
     <w:abstractNumId w:val="5"/>
   </w:num>
-  <w:num w:numId="14" w16cid:durableId="92284654">
+  <w:num w:numId="14">
     <w:abstractNumId w:val="9"/>
   </w:num>
 </w:numbering>
 </file>
 
 <file path=word/styles.xml><?xml version="1.0" encoding="utf-8"?>
-<w:styles xmlns:mc="http://schemas.openxmlformats.org/markup-compatibility/2006" xmlns:r="http://schemas.openxmlformats.org/officeDocument/2006/relationships" xmlns:w="http://schemas.openxmlformats.org/wordprocessingml/2006/main" xmlns:w14="http://schemas.microsoft.com/office/word/2010/wordml" xmlns:w15="http://schemas.microsoft.com/office/word/2012/wordml" xmlns:w16cex="http://schemas.microsoft.com/office/word/2018/wordml/cex" xmlns:w16cid="http://schemas.microsoft.com/office/word/2016/wordml/cid" xmlns:w16="http://schemas.microsoft.com/office/word/2018/wordml" xmlns:w16du="http://schemas.microsoft.com/office/word/2023/wordml/word16du" xmlns:w16sdtdh="http://schemas.microsoft.com/office/word/2020/wordml/sdtdatahash" xmlns:w16sdtfl="http://schemas.microsoft.com/office/word/2024/wordml/sdtformatlock" xmlns:w16se="http://schemas.microsoft.com/office/word/2015/wordml/symex" mc:Ignorable="w14 w15 w16se w16cid w16 w16cex w16sdtdh w16sdtfl w16du">
+<w:styles xmlns:mc="http://schemas.openxmlformats.org/markup-compatibility/2006" xmlns:r="http://schemas.openxmlformats.org/officeDocument/2006/relationships" xmlns:w="http://schemas.openxmlformats.org/wordprocessingml/2006/main" xmlns:w14="http://schemas.microsoft.com/office/word/2010/wordml" xmlns:w15="http://schemas.microsoft.com/office/word/2012/wordml" xmlns:w16cex="http://schemas.microsoft.com/office/word/2018/wordml/cex" xmlns:w16cid="http://schemas.microsoft.com/office/word/2016/wordml/cid" xmlns:w16="http://schemas.microsoft.com/office/word/2018/wordml" xmlns:w16sdtdh="http://schemas.microsoft.com/office/word/2020/wordml/sdtdatahash" xmlns:w16se="http://schemas.microsoft.com/office/word/2015/wordml/symex" mc:Ignorable="w14 w15 w16se w16cid w16 w16cex w16sdtdh">
   <w:docDefaults>
     <w:rPrDefault>
       <w:rPr>
